--- a/AHEAD_AI_UX_Workflow.docx
+++ b/AHEAD_AI_UX_Workflow.docx
@@ -454,6 +454,15 @@
           <w:sz w:val="21"/>
         </w:rPr>
         <w:t>Important distinction: the notification contacts (phone numbers) are stored in the agent's own contact registry, not in DHIS2 user accounts. DHIS2 user accounts control data-entry access. The contact registry controls who gets notified. These are maintained separately.</w:t>
+      </w:r>
+    </w:p>
+    <w:p/>
+    <w:p>
+      <w:r>
+        <w:rPr>
+          <w:sz w:val="21"/>
+        </w:rPr>
+        <w:t>Demo focus: The live demonstration centres entirely on the facility-level health worker — the person who receives the initial SMS, engages in the correction conversation, and sees their submission corrected in DHIS2. The escalation cascade (woreda → zone → region → national) is part of the production architecture and fires automatically in the background, but is not walked through in the demo. The AHEAD team monitors everything via the standalone issue log web app shown at the end of the demo.</w:t>
       </w:r>
     </w:p>
     <w:p/>
@@ -1402,7 +1411,7 @@
           <w:color w:val="1F3A6E"/>
           <w:sz w:val="30"/>
         </w:rPr>
-        <w:t>6. Issue Log Web Page</w:t>
+        <w:t>6. Issue Log Web App (Standalone)</w:t>
       </w:r>
     </w:p>
     <w:p>
@@ -1410,7 +1419,7 @@
         <w:rPr>
           <w:sz w:val="21"/>
         </w:rPr>
-        <w:t>A standalone Flask-served HTML page at port 5001. Intended for the AHEAD team and supervisors who want a real-time view of all issues without logging into DHIS2. The page reads from the agent's SQLite database, not from DHIS2.</w:t>
+        <w:t>A standalone web application at http://localhost:5001, completely separate from DHIS2. No DHIS2 login required. It reads from the agent's own SQLite database and is the primary monitoring surface for the AHEAD team and supervisors. Every issue the agent detects, every SMS sent and received, and every state change is visible here in real-time.</w:t>
       </w:r>
     </w:p>
     <w:p/>
@@ -3696,6 +3705,1784 @@
       </w:tr>
     </w:tbl>
     <w:p/>
+    <w:p>
+      <w:pPr>
+        <w:pStyle w:val="Heading1"/>
+      </w:pPr>
+      <w:r>
+        <w:rPr>
+          <w:color w:val="1F3A6E"/>
+          <w:sz w:val="30"/>
+        </w:rPr>
+        <w:t>10. Demo Script</w:t>
+      </w:r>
+    </w:p>
+    <w:p>
+      <w:r>
+        <w:rPr>
+          <w:sz w:val="21"/>
+        </w:rPr>
+        <w:t>Four demos covering each seeded DQ issue type, followed by the issue log overview. Total runtime: 14-18 minutes. Each demo follows the same arc: show the raw issue in DHIS2, trigger the agent, run the SMS conversation on the presenter's phone, then show the correction applied in DHIS2 and the resolved state in the issue log. The primary persona throughout is the facility-level health worker.</w:t>
+      </w:r>
+    </w:p>
+    <w:p/>
+    <w:tbl>
+      <w:tblPr>
+        <w:tblStyle w:val="TableGrid"/>
+        <w:tblW w:type="auto" w:w="0"/>
+        <w:jc w:val="left"/>
+        <w:tblLook w:firstColumn="1" w:firstRow="1" w:lastColumn="0" w:lastRow="0" w:noHBand="0" w:noVBand="1" w:val="04A0"/>
+      </w:tblPr>
+      <w:tblGrid>
+        <w:gridCol w:w="1881"/>
+        <w:gridCol w:w="1881"/>
+        <w:gridCol w:w="1881"/>
+        <w:gridCol w:w="1881"/>
+        <w:gridCol w:w="1881"/>
+      </w:tblGrid>
+      <w:tr>
+        <w:tc>
+          <w:tcPr>
+            <w:tcW w:type="dxa" w:w="1881"/>
+            <w:shd w:val="clear" w:color="auto" w:fill="D6E4F0"/>
+          </w:tcPr>
+          <w:p>
+            <w:r>
+              <w:rPr>
+                <w:b/>
+                <w:sz w:val="20"/>
+              </w:rPr>
+              <w:t>Demo</w:t>
+            </w:r>
+          </w:p>
+        </w:tc>
+        <w:tc>
+          <w:tcPr>
+            <w:tcW w:type="dxa" w:w="1881"/>
+            <w:shd w:val="clear" w:color="auto" w:fill="D6E4F0"/>
+          </w:tcPr>
+          <w:p>
+            <w:r>
+              <w:rPr>
+                <w:b/>
+                <w:sz w:val="20"/>
+              </w:rPr>
+              <w:t>Issue type</w:t>
+            </w:r>
+          </w:p>
+        </w:tc>
+        <w:tc>
+          <w:tcPr>
+            <w:tcW w:type="dxa" w:w="1881"/>
+            <w:shd w:val="clear" w:color="auto" w:fill="D6E4F0"/>
+          </w:tcPr>
+          <w:p>
+            <w:r>
+              <w:rPr>
+                <w:b/>
+                <w:sz w:val="20"/>
+              </w:rPr>
+              <w:t>Facility</w:t>
+            </w:r>
+          </w:p>
+        </w:tc>
+        <w:tc>
+          <w:tcPr>
+            <w:tcW w:type="dxa" w:w="1881"/>
+            <w:shd w:val="clear" w:color="auto" w:fill="D6E4F0"/>
+          </w:tcPr>
+          <w:p>
+            <w:r>
+              <w:rPr>
+                <w:b/>
+                <w:sz w:val="20"/>
+              </w:rPr>
+              <w:t>Duration</w:t>
+            </w:r>
+          </w:p>
+        </w:tc>
+        <w:tc>
+          <w:tcPr>
+            <w:tcW w:type="dxa" w:w="1881"/>
+            <w:shd w:val="clear" w:color="auto" w:fill="D6E4F0"/>
+          </w:tcPr>
+          <w:p>
+            <w:r>
+              <w:rPr>
+                <w:b/>
+                <w:sz w:val="20"/>
+              </w:rPr>
+              <w:t>What it proves</w:t>
+            </w:r>
+          </w:p>
+        </w:tc>
+      </w:tr>
+      <w:tr>
+        <w:tc>
+          <w:tcPr>
+            <w:tcW w:type="dxa" w:w="1881"/>
+          </w:tcPr>
+          <w:p>
+            <w:r>
+              <w:rPr>
+                <w:sz w:val="20"/>
+              </w:rPr>
+              <w:t>A</w:t>
+            </w:r>
+          </w:p>
+        </w:tc>
+        <w:tc>
+          <w:tcPr>
+            <w:tcW w:type="dxa" w:w="1881"/>
+          </w:tcPr>
+          <w:p>
+            <w:r>
+              <w:rPr>
+                <w:sz w:val="20"/>
+              </w:rPr>
+              <w:t>Statistical outlier</w:t>
+            </w:r>
+          </w:p>
+        </w:tc>
+        <w:tc>
+          <w:tcPr>
+            <w:tcW w:type="dxa" w:w="1881"/>
+          </w:tcPr>
+          <w:p>
+            <w:r>
+              <w:rPr>
+                <w:sz w:val="20"/>
+              </w:rPr>
+              <w:t>Limalimo Health Post</w:t>
+            </w:r>
+          </w:p>
+        </w:tc>
+        <w:tc>
+          <w:tcPr>
+            <w:tcW w:type="dxa" w:w="1881"/>
+          </w:tcPr>
+          <w:p>
+            <w:r>
+              <w:rPr>
+                <w:sz w:val="20"/>
+              </w:rPr>
+              <w:t>~5 min</w:t>
+            </w:r>
+          </w:p>
+        </w:tc>
+        <w:tc>
+          <w:tcPr>
+            <w:tcW w:type="dxa" w:w="1881"/>
+          </w:tcPr>
+          <w:p>
+            <w:r>
+              <w:rPr>
+                <w:sz w:val="20"/>
+              </w:rPr>
+              <w:t>Full SMS loop: detection → conversation → DHIS2 correction</w:t>
+            </w:r>
+          </w:p>
+        </w:tc>
+      </w:tr>
+      <w:tr>
+        <w:tc>
+          <w:tcPr>
+            <w:tcW w:type="dxa" w:w="1881"/>
+          </w:tcPr>
+          <w:p>
+            <w:r>
+              <w:rPr>
+                <w:sz w:val="20"/>
+              </w:rPr>
+              <w:t>B</w:t>
+            </w:r>
+          </w:p>
+        </w:tc>
+        <w:tc>
+          <w:tcPr>
+            <w:tcW w:type="dxa" w:w="1881"/>
+          </w:tcPr>
+          <w:p>
+            <w:r>
+              <w:rPr>
+                <w:sz w:val="20"/>
+              </w:rPr>
+              <w:t>DTP1/DTP3 inconsistency</w:t>
+            </w:r>
+          </w:p>
+        </w:tc>
+        <w:tc>
+          <w:tcPr>
+            <w:tcW w:type="dxa" w:w="1881"/>
+          </w:tcPr>
+          <w:p>
+            <w:r>
+              <w:rPr>
+                <w:sz w:val="20"/>
+              </w:rPr>
+              <w:t>Adi Goshu Health Post</w:t>
+            </w:r>
+          </w:p>
+        </w:tc>
+        <w:tc>
+          <w:tcPr>
+            <w:tcW w:type="dxa" w:w="1881"/>
+          </w:tcPr>
+          <w:p>
+            <w:r>
+              <w:rPr>
+                <w:sz w:val="20"/>
+              </w:rPr>
+              <w:t>~4 min</w:t>
+            </w:r>
+          </w:p>
+        </w:tc>
+        <w:tc>
+          <w:tcPr>
+            <w:tcW w:type="dxa" w:w="1881"/>
+          </w:tcPr>
+          <w:p>
+            <w:r>
+              <w:rPr>
+                <w:sz w:val="20"/>
+              </w:rPr>
+              <w:t>Validation rule violation → correction via SMS</w:t>
+            </w:r>
+          </w:p>
+        </w:tc>
+      </w:tr>
+      <w:tr>
+        <w:tc>
+          <w:tcPr>
+            <w:tcW w:type="dxa" w:w="1881"/>
+          </w:tcPr>
+          <w:p>
+            <w:r>
+              <w:rPr>
+                <w:sz w:val="20"/>
+              </w:rPr>
+              <w:t>C</w:t>
+            </w:r>
+          </w:p>
+        </w:tc>
+        <w:tc>
+          <w:tcPr>
+            <w:tcW w:type="dxa" w:w="1881"/>
+          </w:tcPr>
+          <w:p>
+            <w:r>
+              <w:rPr>
+                <w:sz w:val="20"/>
+              </w:rPr>
+              <w:t>Missing report</w:t>
+            </w:r>
+          </w:p>
+        </w:tc>
+        <w:tc>
+          <w:tcPr>
+            <w:tcW w:type="dxa" w:w="1881"/>
+          </w:tcPr>
+          <w:p>
+            <w:r>
+              <w:rPr>
+                <w:sz w:val="20"/>
+              </w:rPr>
+              <w:t>Bichena Health Post</w:t>
+            </w:r>
+          </w:p>
+        </w:tc>
+        <w:tc>
+          <w:tcPr>
+            <w:tcW w:type="dxa" w:w="1881"/>
+          </w:tcPr>
+          <w:p>
+            <w:r>
+              <w:rPr>
+                <w:sz w:val="20"/>
+              </w:rPr>
+              <w:t>~3 min</w:t>
+            </w:r>
+          </w:p>
+        </w:tc>
+        <w:tc>
+          <w:tcPr>
+            <w:tcW w:type="dxa" w:w="1881"/>
+          </w:tcPr>
+          <w:p>
+            <w:r>
+              <w:rPr>
+                <w:sz w:val="20"/>
+              </w:rPr>
+              <w:t>Daily cron detection → notification → LATER/DONE reply</w:t>
+            </w:r>
+          </w:p>
+        </w:tc>
+      </w:tr>
+      <w:tr>
+        <w:tc>
+          <w:tcPr>
+            <w:tcW w:type="dxa" w:w="1881"/>
+          </w:tcPr>
+          <w:p>
+            <w:r>
+              <w:rPr>
+                <w:sz w:val="20"/>
+              </w:rPr>
+              <w:t>D</w:t>
+            </w:r>
+          </w:p>
+        </w:tc>
+        <w:tc>
+          <w:tcPr>
+            <w:tcW w:type="dxa" w:w="1881"/>
+          </w:tcPr>
+          <w:p>
+            <w:r>
+              <w:rPr>
+                <w:sz w:val="20"/>
+              </w:rPr>
+              <w:t>Issue log web app</w:t>
+            </w:r>
+          </w:p>
+        </w:tc>
+        <w:tc>
+          <w:tcPr>
+            <w:tcW w:type="dxa" w:w="1881"/>
+          </w:tcPr>
+          <w:p>
+            <w:r>
+              <w:rPr>
+                <w:sz w:val="20"/>
+              </w:rPr>
+              <w:t>(all facilities)</w:t>
+            </w:r>
+          </w:p>
+        </w:tc>
+        <w:tc>
+          <w:tcPr>
+            <w:tcW w:type="dxa" w:w="1881"/>
+          </w:tcPr>
+          <w:p>
+            <w:r>
+              <w:rPr>
+                <w:sz w:val="20"/>
+              </w:rPr>
+              <w:t>~3 min</w:t>
+            </w:r>
+          </w:p>
+        </w:tc>
+        <w:tc>
+          <w:tcPr>
+            <w:tcW w:type="dxa" w:w="1881"/>
+          </w:tcPr>
+          <w:p>
+            <w:r>
+              <w:rPr>
+                <w:sz w:val="20"/>
+              </w:rPr>
+              <w:t>Supervisor view: all issues, statuses, and SMS threads</w:t>
+            </w:r>
+          </w:p>
+        </w:tc>
+      </w:tr>
+    </w:tbl>
+    <w:p/>
+    <w:p>
+      <w:pPr>
+        <w:pStyle w:val="Heading2"/>
+      </w:pPr>
+      <w:r>
+        <w:rPr>
+          <w:color w:val="2E6DA4"/>
+          <w:sz w:val="24"/>
+        </w:rPr>
+        <w:t>Prerequisites — confirm before presenting</w:t>
+      </w:r>
+    </w:p>
+    <w:p>
+      <w:pPr>
+        <w:pStyle w:val="ListBullet"/>
+        <w:ind w:left="360"/>
+      </w:pPr>
+      <w:r>
+        <w:t>DHIS2 running: http://localhost:8080 responds with login page</w:t>
+      </w:r>
+    </w:p>
+    <w:p>
+      <w:pPr>
+        <w:pStyle w:val="ListBullet"/>
+        <w:ind w:left="360"/>
+      </w:pPr>
+      <w:r>
+        <w:t>Agent running: http://localhost:5001/api/status returns JSON with uptime</w:t>
+      </w:r>
+    </w:p>
+    <w:p>
+      <w:pPr>
+        <w:pStyle w:val="ListBullet"/>
+        <w:ind w:left="360"/>
+      </w:pPr>
+      <w:r>
+        <w:t>inject_data.py has been run — three seeded issues exist for period 202604 (April 2026)</w:t>
+      </w:r>
+    </w:p>
+    <w:p>
+      <w:pPr>
+        <w:pStyle w:val="ListBullet"/>
+        <w:ind w:left="360"/>
+      </w:pPr>
+      <w:r>
+        <w:t>contacts table in SQLite seeded with presenter's phone for: Limalimo HP, Adi Goshu HP, Bichena HP</w:t>
+      </w:r>
+    </w:p>
+    <w:p>
+      <w:pPr>
+        <w:pStyle w:val="ListBullet"/>
+        <w:ind w:left="360"/>
+      </w:pPr>
+      <w:r>
+        <w:t>Presenter's phone visible to audience (screen mirror or camera pointing at phone)</w:t>
+      </w:r>
+    </w:p>
+    <w:p>
+      <w:pPr>
+        <w:pStyle w:val="ListBullet"/>
+        <w:ind w:left="360"/>
+      </w:pPr>
+      <w:r>
+        <w:t>Twilio account active and TWILIO_FROM_NUMBER configured in .env</w:t>
+      </w:r>
+    </w:p>
+    <w:p/>
+    <w:p>
+      <w:r>
+        <w:rPr>
+          <w:sz w:val="21"/>
+        </w:rPr>
+        <w:t>To trigger an immediate DQ check without waiting 5 minutes: POST http://localhost:5001/api/scan. This fires all three checks instantly and is the recommended way to trigger detections during the demo.</w:t>
+      </w:r>
+    </w:p>
+    <w:p/>
+    <w:p>
+      <w:pPr>
+        <w:pStyle w:val="Heading2"/>
+      </w:pPr>
+      <w:r>
+        <w:rPr>
+          <w:color w:val="2E6DA4"/>
+          <w:sz w:val="24"/>
+        </w:rPr>
+        <w:t>Demo A — Statistical Outlier: Limalimo Health Post (~5 min)</w:t>
+      </w:r>
+    </w:p>
+    <w:p>
+      <w:r>
+        <w:rPr>
+          <w:sz w:val="21"/>
+        </w:rPr>
+        <w:t>What this shows: The agent detects a value that is ~10x the expected range for that facility type, sends an SMS with a reference ID, and applies the confirmed correction directly to DHIS2.</w:t>
+      </w:r>
+    </w:p>
+    <w:p/>
+    <w:p>
+      <w:r>
+        <w:rPr>
+          <w:sz w:val="21"/>
+        </w:rPr>
+        <w:t>Step 1 — Show the issue in DHIS2 (1 min)</w:t>
+      </w:r>
+    </w:p>
+    <w:p>
+      <w:pPr>
+        <w:pStyle w:val="ListBullet"/>
+        <w:ind w:left="360"/>
+      </w:pPr>
+      <w:r>
+        <w:t>Log in at http://localhost:8080 as admin / [DHIS2_ADMIN_PASS from .env]</w:t>
+      </w:r>
+    </w:p>
+    <w:p>
+      <w:pPr>
+        <w:pStyle w:val="ListBullet"/>
+        <w:ind w:left="360"/>
+      </w:pPr>
+      <w:r>
+        <w:t>Open Data Entry (grid icon in top menu)</w:t>
+      </w:r>
+    </w:p>
+    <w:p>
+      <w:pPr>
+        <w:pStyle w:val="ListBullet"/>
+        <w:ind w:left="360"/>
+      </w:pPr>
+      <w:r>
+        <w:t>Navigate in the left org unit tree: Ethiopia → Amhara → North Gondar → Janamora Woreda → Limalimo Health Post</w:t>
+      </w:r>
+    </w:p>
+    <w:p>
+      <w:pPr>
+        <w:pStyle w:val="ListBullet"/>
+        <w:ind w:left="360"/>
+      </w:pPr>
+      <w:r>
+        <w:t>Select dataset: EPI - Routine vaccine delivery | Period: April 2026</w:t>
+      </w:r>
+    </w:p>
+    <w:p>
+      <w:pPr>
+        <w:pStyle w:val="ListBullet"/>
+        <w:ind w:left="360"/>
+      </w:pPr>
+      <w:r>
+        <w:t>Point out: BCG &lt; 1 year = 350. For a health post, the normal range is 30-45. This is ~10x the expected maximum.</w:t>
+      </w:r>
+    </w:p>
+    <w:p/>
+    <w:p>
+      <w:r>
+        <w:rPr>
+          <w:sz w:val="21"/>
+        </w:rPr>
+        <w:t>Step 2 — Trigger the agent (30 sec)</w:t>
+      </w:r>
+    </w:p>
+    <w:p>
+      <w:pPr>
+        <w:pStyle w:val="ListBullet"/>
+        <w:ind w:left="360"/>
+      </w:pPr>
+      <w:r>
+        <w:t>In a terminal or browser: POST http://localhost:5001/api/scan</w:t>
+      </w:r>
+    </w:p>
+    <w:p>
+      <w:pPr>
+        <w:pStyle w:val="ListBullet"/>
+        <w:ind w:left="360"/>
+      </w:pPr>
+      <w:r>
+        <w:t>Alternatively: curl -s -X POST http://localhost:5001/api/scan</w:t>
+      </w:r>
+    </w:p>
+    <w:p>
+      <w:pPr>
+        <w:pStyle w:val="ListBullet"/>
+        <w:ind w:left="360"/>
+      </w:pPr>
+      <w:r>
+        <w:t>The agent runs outlier detection and creates issue DQ-XXXX for Limalimo HP</w:t>
+      </w:r>
+    </w:p>
+    <w:p>
+      <w:pPr>
+        <w:pStyle w:val="ListBullet"/>
+        <w:ind w:left="360"/>
+      </w:pPr>
+      <w:r>
+        <w:t>Navigate to http://localhost:5001/issues — the new issue appears as OPEN</w:t>
+      </w:r>
+    </w:p>
+    <w:p/>
+    <w:p>
+      <w:r>
+        <w:rPr>
+          <w:sz w:val="21"/>
+        </w:rPr>
+        <w:t>Step 3 — Receive the SMS</w:t>
+      </w:r>
+    </w:p>
+    <w:p>
+      <w:pPr>
+        <w:pStyle w:val="ListBullet"/>
+        <w:ind w:left="360"/>
+      </w:pPr>
+      <w:r>
+        <w:t>Presenter's phone receives:</w:t>
+      </w:r>
+    </w:p>
+    <w:p>
+      <w:pPr>
+        <w:ind w:left="576"/>
+        <w:shd w:val="clear" w:color="auto" w:fill="F2F2F2"/>
+      </w:pPr>
+      <w:r>
+        <w:rPr>
+          <w:rFonts w:ascii="Courier New" w:hAnsi="Courier New"/>
+          <w:color w:val="333333"/>
+          <w:sz w:val="17"/>
+        </w:rPr>
+        <w:t>[DQ-XXXX] Limalimo HP, Apr 2026</w:t>
+        <w:br/>
+        <w:t>BCG under-1: 350 reported</w:t>
+        <w:br/>
+        <w:t>Normal range: 30-45 (~10x high)</w:t>
+        <w:br/>
+        <w:t>Data entry error?</w:t>
+        <w:br/>
+        <w:t>Reply with correct value or KEEP to leave as-is.</w:t>
+      </w:r>
+    </w:p>
+    <w:p>
+      <w:pPr>
+        <w:pStyle w:val="ListBullet"/>
+        <w:ind w:left="360"/>
+      </w:pPr>
+      <w:r>
+        <w:t>Point out to audience: the reference ID, the specific data element named, the normal range given, the clear call to action</w:t>
+      </w:r>
+    </w:p>
+    <w:p/>
+    <w:p>
+      <w:r>
+        <w:rPr>
+          <w:sz w:val="21"/>
+        </w:rPr>
+        <w:t>Step 4 — Reply with the corrected value</w:t>
+      </w:r>
+    </w:p>
+    <w:p>
+      <w:pPr>
+        <w:pStyle w:val="ListBullet"/>
+        <w:ind w:left="360"/>
+      </w:pPr>
+      <w:r>
+        <w:t>Reply to the SMS: 35</w:t>
+      </w:r>
+    </w:p>
+    <w:p>
+      <w:pPr>
+        <w:pStyle w:val="ListBullet"/>
+        <w:ind w:left="360"/>
+      </w:pPr>
+      <w:r>
+        <w:t>Agent receives the reply, Claude parses it as intent=correct, value=35</w:t>
+      </w:r>
+    </w:p>
+    <w:p>
+      <w:pPr>
+        <w:pStyle w:val="ListBullet"/>
+        <w:ind w:left="360"/>
+      </w:pPr>
+      <w:r>
+        <w:t>Agent sends confirmation:</w:t>
+      </w:r>
+    </w:p>
+    <w:p>
+      <w:pPr>
+        <w:ind w:left="576"/>
+        <w:shd w:val="clear" w:color="auto" w:fill="F2F2F2"/>
+      </w:pPr>
+      <w:r>
+        <w:rPr>
+          <w:rFonts w:ascii="Courier New" w:hAnsi="Courier New"/>
+          <w:color w:val="333333"/>
+          <w:sz w:val="17"/>
+        </w:rPr>
+        <w:t>[DQ-XXXX] Confirm change:</w:t>
+        <w:br/>
+        <w:t>Limalimo HP, Apr 2026</w:t>
+        <w:br/>
+        <w:t>BCG under-1: 350 -&gt; 35</w:t>
+        <w:br/>
+        <w:t>Reply YES to apply or NO to cancel.</w:t>
+      </w:r>
+    </w:p>
+    <w:p/>
+    <w:p>
+      <w:r>
+        <w:rPr>
+          <w:sz w:val="21"/>
+        </w:rPr>
+        <w:t>Step 5 — Confirm</w:t>
+      </w:r>
+    </w:p>
+    <w:p>
+      <w:pPr>
+        <w:pStyle w:val="ListBullet"/>
+        <w:ind w:left="360"/>
+      </w:pPr>
+      <w:r>
+        <w:t>Reply to the SMS: YES</w:t>
+      </w:r>
+    </w:p>
+    <w:p>
+      <w:pPr>
+        <w:pStyle w:val="ListBullet"/>
+        <w:ind w:left="360"/>
+      </w:pPr>
+      <w:r>
+        <w:t>Agent writes value=35 to DHIS2 via POST /api/dataValueSets (as agent_service)</w:t>
+      </w:r>
+    </w:p>
+    <w:p>
+      <w:pPr>
+        <w:pStyle w:val="ListBullet"/>
+        <w:ind w:left="360"/>
+      </w:pPr>
+      <w:r>
+        <w:t>Agent sends:</w:t>
+      </w:r>
+    </w:p>
+    <w:p>
+      <w:pPr>
+        <w:ind w:left="576"/>
+        <w:shd w:val="clear" w:color="auto" w:fill="F2F2F2"/>
+      </w:pPr>
+      <w:r>
+        <w:rPr>
+          <w:rFonts w:ascii="Courier New" w:hAnsi="Courier New"/>
+          <w:color w:val="333333"/>
+          <w:sz w:val="17"/>
+        </w:rPr>
+        <w:t>[DQ-XXXX] Done.</w:t>
+        <w:br/>
+        <w:t>BCG under-1 updated to 35 at Limalimo HP.</w:t>
+        <w:br/>
+        <w:t>Issue closed. Thank you.</w:t>
+      </w:r>
+    </w:p>
+    <w:p/>
+    <w:p>
+      <w:r>
+        <w:rPr>
+          <w:sz w:val="21"/>
+        </w:rPr>
+        <w:t>Step 6 — Show correction in DHIS2</w:t>
+      </w:r>
+    </w:p>
+    <w:p>
+      <w:pPr>
+        <w:pStyle w:val="ListBullet"/>
+        <w:ind w:left="360"/>
+      </w:pPr>
+      <w:r>
+        <w:t>Switch back to the DHIS2 browser tab</w:t>
+      </w:r>
+    </w:p>
+    <w:p>
+      <w:pPr>
+        <w:pStyle w:val="ListBullet"/>
+        <w:ind w:left="360"/>
+      </w:pPr>
+      <w:r>
+        <w:t>Refresh the data entry form for Limalimo HP / April 2026</w:t>
+      </w:r>
+    </w:p>
+    <w:p>
+      <w:pPr>
+        <w:pStyle w:val="ListBullet"/>
+        <w:ind w:left="360"/>
+      </w:pPr>
+      <w:r>
+        <w:t>BCG &lt; 1 year now shows 35 (was 350)</w:t>
+      </w:r>
+    </w:p>
+    <w:p>
+      <w:pPr>
+        <w:pStyle w:val="ListBullet"/>
+        <w:ind w:left="360"/>
+      </w:pPr>
+      <w:r>
+        <w:t>Optional: open DHIS2 audit log to show the change was made by agent_service, not a human</w:t>
+      </w:r>
+    </w:p>
+    <w:p/>
+    <w:p>
+      <w:r>
+        <w:rPr>
+          <w:sz w:val="21"/>
+        </w:rPr>
+        <w:t>Step 7 — Show issue log</w:t>
+      </w:r>
+    </w:p>
+    <w:p>
+      <w:pPr>
+        <w:pStyle w:val="ListBullet"/>
+        <w:ind w:left="360"/>
+      </w:pPr>
+      <w:r>
+        <w:t>Switch to http://localhost:5001/issues</w:t>
+      </w:r>
+    </w:p>
+    <w:p>
+      <w:pPr>
+        <w:pStyle w:val="ListBullet"/>
+        <w:ind w:left="360"/>
+      </w:pPr>
+      <w:r>
+        <w:t>Issue DQ-XXXX shows status: RESOLVED, with resolved value 35</w:t>
+      </w:r>
+    </w:p>
+    <w:p>
+      <w:pPr>
+        <w:pStyle w:val="ListBullet"/>
+        <w:ind w:left="360"/>
+      </w:pPr>
+      <w:r>
+        <w:t>Click to expand the full SMS thread — 5 messages visible: initial, "35", confirmation, "YES", closure</w:t>
+      </w:r>
+    </w:p>
+    <w:p/>
+    <w:p>
+      <w:r>
+        <w:rPr>
+          <w:sz w:val="21"/>
+        </w:rPr>
+        <w:t>Expected final state after Demo A:</w:t>
+      </w:r>
+    </w:p>
+    <w:p>
+      <w:pPr>
+        <w:pStyle w:val="ListBullet"/>
+        <w:ind w:left="360"/>
+      </w:pPr>
+      <w:r>
+        <w:t>DHIS2: Limalimo HP, Apr 2026, BCG &lt; 1 year = 35 (was 350)</w:t>
+      </w:r>
+    </w:p>
+    <w:p>
+      <w:pPr>
+        <w:pStyle w:val="ListBullet"/>
+        <w:ind w:left="360"/>
+      </w:pPr>
+      <w:r>
+        <w:t>Issue log: DQ-XXXX | Outlier: BCG | Limalimo HP | RESOLVED | Corrected value: 35</w:t>
+      </w:r>
+    </w:p>
+    <w:p>
+      <w:pPr>
+        <w:pStyle w:val="ListBullet"/>
+        <w:ind w:left="360"/>
+      </w:pPr>
+      <w:r>
+        <w:t>SMS thread: 5 messages (2 outbound, 2 inbound, 1 outbound closure)</w:t>
+      </w:r>
+    </w:p>
+    <w:p/>
+    <w:p>
+      <w:pPr>
+        <w:pStyle w:val="Heading2"/>
+      </w:pPr>
+      <w:r>
+        <w:rPr>
+          <w:color w:val="2E6DA4"/>
+          <w:sz w:val="24"/>
+        </w:rPr>
+        <w:t>Demo B — DTP1/DTP3 Inconsistency: Adi Goshu Health Post (~4 min)</w:t>
+      </w:r>
+    </w:p>
+    <w:p>
+      <w:r>
+        <w:rPr>
+          <w:sz w:val="21"/>
+        </w:rPr>
+        <w:t>What this shows: The EPI metadata package's built-in validation rule (Penta3 &lt;= Penta1) is violated. The agent detects it via /api/validationResults and notifies the facility worker.</w:t>
+      </w:r>
+    </w:p>
+    <w:p/>
+    <w:p>
+      <w:r>
+        <w:rPr>
+          <w:sz w:val="21"/>
+        </w:rPr>
+        <w:t>Step 1 — Show the issue in DHIS2</w:t>
+      </w:r>
+    </w:p>
+    <w:p>
+      <w:pPr>
+        <w:pStyle w:val="ListBullet"/>
+        <w:ind w:left="360"/>
+      </w:pPr>
+      <w:r>
+        <w:t>Navigate to: North Gondar → Addi Arekay Woreda → Adi Goshu Health Post</w:t>
+      </w:r>
+    </w:p>
+    <w:p>
+      <w:pPr>
+        <w:pStyle w:val="ListBullet"/>
+        <w:ind w:left="360"/>
+      </w:pPr>
+      <w:r>
+        <w:t>Dataset: EPI - Routine vaccine delivery | Period: April 2026</w:t>
+      </w:r>
+    </w:p>
+    <w:p>
+      <w:pPr>
+        <w:pStyle w:val="ListBullet"/>
+        <w:ind w:left="360"/>
+      </w:pPr>
+      <w:r>
+        <w:t>Point out: DPT-HepB-HIB 1 (Penta1) &lt; 1 year = 45 | DPT-HepB-HIB 3 (Penta3) &lt; 1 year = 80</w:t>
+      </w:r>
+    </w:p>
+    <w:p>
+      <w:pPr>
+        <w:pStyle w:val="ListBullet"/>
+        <w:ind w:left="360"/>
+      </w:pPr>
+      <w:r>
+        <w:t>Explain: the third dose of a vaccine series can never exceed the first dose — dropout only goes one direction. This is a transposition error.</w:t>
+      </w:r>
+    </w:p>
+    <w:p/>
+    <w:p>
+      <w:r>
+        <w:rPr>
+          <w:sz w:val="21"/>
+        </w:rPr>
+        <w:t>Step 2 — Trigger the agent</w:t>
+      </w:r>
+    </w:p>
+    <w:p>
+      <w:pPr>
+        <w:pStyle w:val="ListBullet"/>
+        <w:ind w:left="360"/>
+      </w:pPr>
+      <w:r>
+        <w:t>POST http://localhost:5001/api/scan</w:t>
+      </w:r>
+    </w:p>
+    <w:p>
+      <w:pPr>
+        <w:pStyle w:val="ListBullet"/>
+        <w:ind w:left="360"/>
+      </w:pPr>
+      <w:r>
+        <w:t>Agent triggers a DHIS2 validation run, reads the violation, creates a new issue</w:t>
+      </w:r>
+    </w:p>
+    <w:p>
+      <w:pPr>
+        <w:pStyle w:val="ListBullet"/>
+        <w:ind w:left="360"/>
+      </w:pPr>
+      <w:r>
+        <w:t>http://localhost:5001/issues — new issue appears for Adi Goshu HP</w:t>
+      </w:r>
+    </w:p>
+    <w:p/>
+    <w:p>
+      <w:r>
+        <w:rPr>
+          <w:sz w:val="21"/>
+        </w:rPr>
+        <w:t>Step 3 — Receive the SMS</w:t>
+      </w:r>
+    </w:p>
+    <w:p>
+      <w:pPr>
+        <w:ind w:left="576"/>
+        <w:shd w:val="clear" w:color="auto" w:fill="F2F2F2"/>
+      </w:pPr>
+      <w:r>
+        <w:rPr>
+          <w:rFonts w:ascii="Courier New" w:hAnsi="Courier New"/>
+          <w:color w:val="333333"/>
+          <w:sz w:val="17"/>
+        </w:rPr>
+        <w:t>[DQ-XXXX] Adi Goshu HP, Apr 2026</w:t>
+        <w:br/>
+        <w:t>Penta3 under-1: 80</w:t>
+        <w:br/>
+        <w:t>Penta1 under-1: 45</w:t>
+        <w:br/>
+        <w:t>3rd dose cannot exceed 1st dose.</w:t>
+        <w:br/>
+        <w:t>Reply with correct Penta3 value or KEEP.</w:t>
+      </w:r>
+    </w:p>
+    <w:p/>
+    <w:p>
+      <w:r>
+        <w:rPr>
+          <w:sz w:val="21"/>
+        </w:rPr>
+        <w:t>Step 4 — Reply and confirm</w:t>
+      </w:r>
+    </w:p>
+    <w:p>
+      <w:pPr>
+        <w:pStyle w:val="ListBullet"/>
+        <w:ind w:left="360"/>
+      </w:pPr>
+      <w:r>
+        <w:t>Reply: 38 (a plausible Penta3 value — approximately 85% of Penta1=45, matching normal dropout)</w:t>
+      </w:r>
+    </w:p>
+    <w:p>
+      <w:pPr>
+        <w:pStyle w:val="ListBullet"/>
+        <w:ind w:left="360"/>
+      </w:pPr>
+      <w:r>
+        <w:t>Agent confirms: "[DQ-XXXX] Confirm: Penta3 under-1 at Adi Goshu HP Apr 2026: 80 -&gt; 38. Reply YES."</w:t>
+      </w:r>
+    </w:p>
+    <w:p>
+      <w:pPr>
+        <w:pStyle w:val="ListBullet"/>
+        <w:ind w:left="360"/>
+      </w:pPr>
+      <w:r>
+        <w:t>Reply: YES</w:t>
+      </w:r>
+    </w:p>
+    <w:p>
+      <w:pPr>
+        <w:pStyle w:val="ListBullet"/>
+        <w:ind w:left="360"/>
+      </w:pPr>
+      <w:r>
+        <w:t>Agent applies correction, sends closure SMS</w:t>
+      </w:r>
+    </w:p>
+    <w:p/>
+    <w:p>
+      <w:r>
+        <w:rPr>
+          <w:sz w:val="21"/>
+        </w:rPr>
+        <w:t>Step 5 — Show correction</w:t>
+      </w:r>
+    </w:p>
+    <w:p>
+      <w:pPr>
+        <w:pStyle w:val="ListBullet"/>
+        <w:ind w:left="360"/>
+      </w:pPr>
+      <w:r>
+        <w:t>Refresh DHIS2: Penta3 &lt; 1 year = 38 (was 80). Penta1 (45) now correctly exceeds Penta3 (38).</w:t>
+      </w:r>
+    </w:p>
+    <w:p>
+      <w:pPr>
+        <w:pStyle w:val="ListBullet"/>
+        <w:ind w:left="360"/>
+      </w:pPr>
+      <w:r>
+        <w:t>Issue log: DQ-XXXX | DTP inconsistency | Adi Goshu HP | RESOLVED | Corrected value: 38</w:t>
+      </w:r>
+    </w:p>
+    <w:p/>
+    <w:p>
+      <w:r>
+        <w:rPr>
+          <w:sz w:val="21"/>
+        </w:rPr>
+        <w:t>Expected final state after Demo B:</w:t>
+      </w:r>
+    </w:p>
+    <w:p>
+      <w:pPr>
+        <w:pStyle w:val="ListBullet"/>
+        <w:ind w:left="360"/>
+      </w:pPr>
+      <w:r>
+        <w:t>DHIS2: Adi Goshu HP, Apr 2026, Penta3 &lt; 1 year = 38 (was 80)</w:t>
+      </w:r>
+    </w:p>
+    <w:p>
+      <w:pPr>
+        <w:pStyle w:val="ListBullet"/>
+        <w:ind w:left="360"/>
+      </w:pPr>
+      <w:r>
+        <w:t>Issue log: DQ-XXXX | DTP3 &gt; DTP1 | Adi Goshu HP | RESOLVED | Corrected value: 38</w:t>
+      </w:r>
+    </w:p>
+    <w:p>
+      <w:pPr>
+        <w:pStyle w:val="ListBullet"/>
+        <w:ind w:left="360"/>
+      </w:pPr>
+      <w:r>
+        <w:t>SMS thread: 5 messages</w:t>
+      </w:r>
+    </w:p>
+    <w:p/>
+    <w:p>
+      <w:pPr>
+        <w:pStyle w:val="Heading2"/>
+      </w:pPr>
+      <w:r>
+        <w:rPr>
+          <w:color w:val="2E6DA4"/>
+          <w:sz w:val="24"/>
+        </w:rPr>
+        <w:t>Demo C — Missing Report: Bichena Health Post (~3 min)</w:t>
+      </w:r>
+    </w:p>
+    <w:p>
+      <w:r>
+        <w:rPr>
+          <w:sz w:val="21"/>
+        </w:rPr>
+        <w:t>What this shows: The agent's daily missing report check fires and detects a facility that submitted no data for the period. Two reply paths are shown: LATER (still coming) and the optional DONE path (already submitted).</w:t>
+      </w:r>
+    </w:p>
+    <w:p/>
+    <w:p>
+      <w:r>
+        <w:rPr>
+          <w:sz w:val="21"/>
+        </w:rPr>
+        <w:t>Step 1 — Show the blank form in DHIS2</w:t>
+      </w:r>
+    </w:p>
+    <w:p>
+      <w:pPr>
+        <w:pStyle w:val="ListBullet"/>
+        <w:ind w:left="360"/>
+      </w:pPr>
+      <w:r>
+        <w:t>Navigate to: North Gondar → Dabat Woreda → Bichena Health Post</w:t>
+      </w:r>
+    </w:p>
+    <w:p>
+      <w:pPr>
+        <w:pStyle w:val="ListBullet"/>
+        <w:ind w:left="360"/>
+      </w:pPr>
+      <w:r>
+        <w:t>Dataset: EPI - Routine vaccine delivery | Period: April 2026</w:t>
+      </w:r>
+    </w:p>
+    <w:p>
+      <w:pPr>
+        <w:pStyle w:val="ListBullet"/>
+        <w:ind w:left="360"/>
+      </w:pPr>
+      <w:r>
+        <w:t>The entire form is blank — no values in any field</w:t>
+      </w:r>
+    </w:p>
+    <w:p>
+      <w:pPr>
+        <w:pStyle w:val="ListBullet"/>
+        <w:ind w:left="360"/>
+      </w:pPr>
+      <w:r>
+        <w:t>Explain: inject_data.py deliberately skipped this facility for April 2026 to simulate a facility that failed to submit its monthly report</w:t>
+      </w:r>
+    </w:p>
+    <w:p/>
+    <w:p>
+      <w:r>
+        <w:rPr>
+          <w:sz w:val="21"/>
+        </w:rPr>
+        <w:t>Step 2 — Trigger the missing report check</w:t>
+      </w:r>
+    </w:p>
+    <w:p>
+      <w:pPr>
+        <w:pStyle w:val="ListBullet"/>
+        <w:ind w:left="360"/>
+      </w:pPr>
+      <w:r>
+        <w:t>POST http://localhost:5001/api/scan?check=missing_reports</w:t>
+      </w:r>
+    </w:p>
+    <w:p>
+      <w:pPr>
+        <w:pStyle w:val="ListBullet"/>
+        <w:ind w:left="360"/>
+      </w:pPr>
+      <w:r>
+        <w:t>Agent queries completeDataSetRegistrations, finds Bichena HP absent for 202604</w:t>
+      </w:r>
+    </w:p>
+    <w:p>
+      <w:pPr>
+        <w:pStyle w:val="ListBullet"/>
+        <w:ind w:left="360"/>
+      </w:pPr>
+      <w:r>
+        <w:t>New issue created: type=missing_report, facility=Bichena HP</w:t>
+      </w:r>
+    </w:p>
+    <w:p/>
+    <w:p>
+      <w:r>
+        <w:rPr>
+          <w:sz w:val="21"/>
+        </w:rPr>
+        <w:t>Step 3 — Receive the SMS</w:t>
+      </w:r>
+    </w:p>
+    <w:p>
+      <w:pPr>
+        <w:ind w:left="576"/>
+        <w:shd w:val="clear" w:color="auto" w:fill="F2F2F2"/>
+      </w:pPr>
+      <w:r>
+        <w:rPr>
+          <w:rFonts w:ascii="Courier New" w:hAnsi="Courier New"/>
+          <w:color w:val="333333"/>
+          <w:sz w:val="17"/>
+        </w:rPr>
+        <w:t>[DQ-XXXX] Bichena HP</w:t>
+        <w:br/>
+        <w:t>No EPI report received for Apr 2026.</w:t>
+        <w:br/>
+        <w:t>Expected by May 5.</w:t>
+        <w:br/>
+        <w:t>Reply DONE if already submitted,</w:t>
+        <w:br/>
+        <w:t>or LATER if submitting this week.</w:t>
+      </w:r>
+    </w:p>
+    <w:p/>
+    <w:p>
+      <w:r>
+        <w:rPr>
+          <w:sz w:val="21"/>
+        </w:rPr>
+        <w:t>Step 4a — Reply path: LATER (primary demo path)</w:t>
+      </w:r>
+    </w:p>
+    <w:p>
+      <w:pPr>
+        <w:pStyle w:val="ListBullet"/>
+        <w:ind w:left="360"/>
+      </w:pPr>
+      <w:r>
+        <w:t>Reply: LATER</w:t>
+      </w:r>
+    </w:p>
+    <w:p>
+      <w:pPr>
+        <w:pStyle w:val="ListBullet"/>
+        <w:ind w:left="360"/>
+      </w:pPr>
+      <w:r>
+        <w:t>Agent sends:</w:t>
+      </w:r>
+    </w:p>
+    <w:p>
+      <w:pPr>
+        <w:ind w:left="576"/>
+        <w:shd w:val="clear" w:color="auto" w:fill="F2F2F2"/>
+      </w:pPr>
+      <w:r>
+        <w:rPr>
+          <w:rFonts w:ascii="Courier New" w:hAnsi="Courier New"/>
+          <w:color w:val="333333"/>
+          <w:sz w:val="17"/>
+        </w:rPr>
+        <w:t>[DQ-XXXX] Noted. Please submit your Apr 2026</w:t>
+        <w:br/>
+        <w:t>EPI report when ready.</w:t>
+        <w:br/>
+        <w:t>We will follow up if not received by end of week.</w:t>
+      </w:r>
+    </w:p>
+    <w:p>
+      <w:pPr>
+        <w:pStyle w:val="ListBullet"/>
+        <w:ind w:left="360"/>
+      </w:pPr>
+      <w:r>
+        <w:t>Issue remains OPEN in the log — the agent will retry and escalate if no submission arrives</w:t>
+      </w:r>
+    </w:p>
+    <w:p/>
+    <w:p>
+      <w:r>
+        <w:rPr>
+          <w:sz w:val="21"/>
+        </w:rPr>
+        <w:t>Step 4b — Reply path: DONE (optional extension)</w:t>
+      </w:r>
+    </w:p>
+    <w:p>
+      <w:pPr>
+        <w:pStyle w:val="ListBullet"/>
+        <w:ind w:left="360"/>
+      </w:pPr>
+      <w:r>
+        <w:t>If you want to show the DONE flow: have the facility worker first submit data for Bichena HP in DHIS2 (as eth_woreda_01 or admin), then reply DONE</w:t>
+      </w:r>
+    </w:p>
+    <w:p>
+      <w:pPr>
+        <w:pStyle w:val="ListBullet"/>
+        <w:ind w:left="360"/>
+      </w:pPr>
+      <w:r>
+        <w:t>Agent re-checks DHIS2 within the hour. If the registration now appears, it sends:</w:t>
+      </w:r>
+    </w:p>
+    <w:p>
+      <w:pPr>
+        <w:ind w:left="576"/>
+        <w:shd w:val="clear" w:color="auto" w:fill="F2F2F2"/>
+      </w:pPr>
+      <w:r>
+        <w:rPr>
+          <w:rFonts w:ascii="Courier New" w:hAnsi="Courier New"/>
+          <w:color w:val="333333"/>
+          <w:sz w:val="17"/>
+        </w:rPr>
+        <w:t>[DQ-XXXX] Confirmed. Bichena HP Apr 2026</w:t>
+        <w:br/>
+        <w:t>report received. Issue closed.</w:t>
+      </w:r>
+    </w:p>
+    <w:p/>
+    <w:p>
+      <w:r>
+        <w:rPr>
+          <w:sz w:val="21"/>
+        </w:rPr>
+        <w:t>Expected final state after Demo C:</w:t>
+      </w:r>
+    </w:p>
+    <w:p>
+      <w:pPr>
+        <w:pStyle w:val="ListBullet"/>
+        <w:ind w:left="360"/>
+      </w:pPr>
+      <w:r>
+        <w:t>DHIS2: Bichena HP, Apr 2026 — still blank (LATER path) or newly filled (DONE path)</w:t>
+      </w:r>
+    </w:p>
+    <w:p>
+      <w:pPr>
+        <w:pStyle w:val="ListBullet"/>
+        <w:ind w:left="360"/>
+      </w:pPr>
+      <w:r>
+        <w:t>Issue log: DQ-XXXX | Missing report | Bichena HP | OPEN/NOTIFIED (LATER) or RESOLVED (DONE)</w:t>
+      </w:r>
+    </w:p>
+    <w:p>
+      <w:pPr>
+        <w:pStyle w:val="ListBullet"/>
+        <w:ind w:left="360"/>
+      </w:pPr>
+      <w:r>
+        <w:t>SMS thread: 2 messages (notification + LATER acknowledgement)</w:t>
+      </w:r>
+    </w:p>
+    <w:p/>
+    <w:p>
+      <w:pPr>
+        <w:pStyle w:val="Heading2"/>
+      </w:pPr>
+      <w:r>
+        <w:rPr>
+          <w:color w:val="2E6DA4"/>
+          <w:sz w:val="24"/>
+        </w:rPr>
+        <w:t>Demo D — Issue Log Web App (~3 min)</w:t>
+      </w:r>
+    </w:p>
+    <w:p>
+      <w:r>
+        <w:rPr>
+          <w:sz w:val="21"/>
+        </w:rPr>
+        <w:t>What this shows: The standalone supervisor view. The AHEAD team and George's team would use this to monitor all issues across the Ethiopia org unit hierarchy in real-time, without logging into DHIS2.</w:t>
+      </w:r>
+    </w:p>
+    <w:p/>
+    <w:p>
+      <w:r>
+        <w:rPr>
+          <w:sz w:val="21"/>
+        </w:rPr>
+        <w:t>Step 1 — Open the issue log</w:t>
+      </w:r>
+    </w:p>
+    <w:p>
+      <w:pPr>
+        <w:pStyle w:val="ListBullet"/>
+        <w:ind w:left="360"/>
+      </w:pPr>
+      <w:r>
+        <w:t>Navigate to http://localhost:5001/issues in the browser</w:t>
+      </w:r>
+    </w:p>
+    <w:p>
+      <w:pPr>
+        <w:pStyle w:val="ListBullet"/>
+        <w:ind w:left="360"/>
+      </w:pPr>
+      <w:r>
+        <w:t>Three issues visible: Demo A (RESOLVED), Demo B (RESOLVED), Demo C (OPEN or RESOLVED depending on path taken)</w:t>
+      </w:r>
+    </w:p>
+    <w:p/>
+    <w:p>
+      <w:r>
+        <w:rPr>
+          <w:sz w:val="21"/>
+        </w:rPr>
+        <w:t>Step 2 — Show filtering</w:t>
+      </w:r>
+    </w:p>
+    <w:p>
+      <w:pPr>
+        <w:pStyle w:val="ListBullet"/>
+        <w:ind w:left="360"/>
+      </w:pPr>
+      <w:r>
+        <w:t>Use the Status filter: select "Open" — only Demo C issue remains visible</w:t>
+      </w:r>
+    </w:p>
+    <w:p>
+      <w:pPr>
+        <w:pStyle w:val="ListBullet"/>
+        <w:ind w:left="360"/>
+      </w:pPr>
+      <w:r>
+        <w:t>Use the Status filter: select "Resolved" — only Demo A and B visible</w:t>
+      </w:r>
+    </w:p>
+    <w:p>
+      <w:pPr>
+        <w:pStyle w:val="ListBullet"/>
+        <w:ind w:left="360"/>
+      </w:pPr>
+      <w:r>
+        <w:t>Use the Period filter: select "Apr 2026" — all three issues (confirms period scoping)</w:t>
+      </w:r>
+    </w:p>
+    <w:p/>
+    <w:p>
+      <w:r>
+        <w:rPr>
+          <w:sz w:val="21"/>
+        </w:rPr>
+        <w:t>Step 3 — Expand a conversation thread</w:t>
+      </w:r>
+    </w:p>
+    <w:p>
+      <w:pPr>
+        <w:pStyle w:val="ListBullet"/>
+        <w:ind w:left="360"/>
+      </w:pPr>
+      <w:r>
+        <w:t>Click expand on Demo A (DQ-XXXX, Limalimo HP)</w:t>
+      </w:r>
+    </w:p>
+    <w:p>
+      <w:pPr>
+        <w:pStyle w:val="ListBullet"/>
+        <w:ind w:left="360"/>
+      </w:pPr>
+      <w:r>
+        <w:t>Show the full SMS thread: timestamp, direction (IN/OUT), message body</w:t>
+      </w:r>
+    </w:p>
+    <w:p>
+      <w:pPr>
+        <w:pStyle w:val="ListBullet"/>
+        <w:ind w:left="360"/>
+      </w:pPr>
+      <w:r>
+        <w:t>Point out: every message is logged, inbound and outbound, with exact timestamps</w:t>
+      </w:r>
+    </w:p>
+    <w:p>
+      <w:pPr>
+        <w:pStyle w:val="ListBullet"/>
+        <w:ind w:left="360"/>
+      </w:pPr>
+      <w:r>
+        <w:t>This is the audit trail — if there is ever a dispute about what was agreed, the thread is the record</w:t>
+      </w:r>
+    </w:p>
+    <w:p/>
+    <w:p>
+      <w:r>
+        <w:rPr>
+          <w:sz w:val="21"/>
+        </w:rPr>
+        <w:t>Step 4 — Highlight the escalation indicator (if applicable)</w:t>
+      </w:r>
+    </w:p>
+    <w:p>
+      <w:pPr>
+        <w:pStyle w:val="ListBullet"/>
+        <w:ind w:left="360"/>
+      </w:pPr>
+      <w:r>
+        <w:t>If Demo C has been open for a while without resolution, the cascade_level column shows "Woreda" — the issue has been escalated</w:t>
+      </w:r>
+    </w:p>
+    <w:p>
+      <w:pPr>
+        <w:pStyle w:val="ListBullet"/>
+        <w:ind w:left="360"/>
+      </w:pPr>
+      <w:r>
+        <w:t>Explain: this escalation happened automatically with no manual intervention</w:t>
+      </w:r>
+    </w:p>
+    <w:p/>
+    <w:p>
+      <w:r>
+        <w:rPr>
+          <w:sz w:val="21"/>
+        </w:rPr>
+        <w:t>Expected final state after Demo D:</w:t>
+      </w:r>
+    </w:p>
+    <w:p>
+      <w:pPr>
+        <w:pStyle w:val="ListBullet"/>
+        <w:ind w:left="360"/>
+      </w:pPr>
+      <w:r>
+        <w:t>Issue log shows 3 issues: 2 Resolved (A, B), 1 Open or Resolved (C)</w:t>
+      </w:r>
+    </w:p>
+    <w:p>
+      <w:pPr>
+        <w:pStyle w:val="ListBullet"/>
+        <w:ind w:left="360"/>
+      </w:pPr>
+      <w:r>
+        <w:t>Conversation threads visible and expandable for each</w:t>
+      </w:r>
+    </w:p>
+    <w:p>
+      <w:pPr>
+        <w:pStyle w:val="ListBullet"/>
+        <w:ind w:left="360"/>
+      </w:pPr>
+      <w:r>
+        <w:t>Audience understands the page is the single source of truth for all DQ activity</w:t>
+      </w:r>
+    </w:p>
+    <w:p/>
+    <w:p>
+      <w:pPr>
+        <w:pStyle w:val="Heading2"/>
+      </w:pPr>
+      <w:r>
+        <w:rPr>
+          <w:color w:val="2E6DA4"/>
+          <w:sz w:val="24"/>
+        </w:rPr>
+        <w:t>Common demo questions and answers</w:t>
+      </w:r>
+    </w:p>
+    <w:tbl>
+      <w:tblPr>
+        <w:tblStyle w:val="TableGrid"/>
+        <w:tblW w:type="auto" w:w="0"/>
+        <w:jc w:val="left"/>
+        <w:tblLook w:firstColumn="1" w:firstRow="1" w:lastColumn="0" w:lastRow="0" w:noHBand="0" w:noVBand="1" w:val="04A0"/>
+      </w:tblPr>
+      <w:tblGrid>
+        <w:gridCol w:w="4703"/>
+        <w:gridCol w:w="4703"/>
+      </w:tblGrid>
+      <w:tr>
+        <w:tc>
+          <w:tcPr>
+            <w:tcW w:type="dxa" w:w="4703"/>
+            <w:shd w:val="clear" w:color="auto" w:fill="D6E4F0"/>
+          </w:tcPr>
+          <w:p>
+            <w:r>
+              <w:rPr>
+                <w:b/>
+                <w:sz w:val="20"/>
+              </w:rPr>
+              <w:t>Question</w:t>
+            </w:r>
+          </w:p>
+        </w:tc>
+        <w:tc>
+          <w:tcPr>
+            <w:tcW w:type="dxa" w:w="4703"/>
+            <w:shd w:val="clear" w:color="auto" w:fill="D6E4F0"/>
+          </w:tcPr>
+          <w:p>
+            <w:r>
+              <w:rPr>
+                <w:b/>
+                <w:sz w:val="20"/>
+              </w:rPr>
+              <w:t>Answer</w:t>
+            </w:r>
+          </w:p>
+        </w:tc>
+      </w:tr>
+      <w:tr>
+        <w:tc>
+          <w:tcPr>
+            <w:tcW w:type="dxa" w:w="4703"/>
+          </w:tcPr>
+          <w:p>
+            <w:r>
+              <w:rPr>
+                <w:sz w:val="20"/>
+              </w:rPr>
+              <w:t>What if the facility worker ignores the SMS?</w:t>
+            </w:r>
+          </w:p>
+        </w:tc>
+        <w:tc>
+          <w:tcPr>
+            <w:tcW w:type="dxa" w:w="4703"/>
+          </w:tcPr>
+          <w:p>
+            <w:r>
+              <w:rPr>
+                <w:sz w:val="20"/>
+              </w:rPr>
+              <w:t>The agent retries every 24h for 3 days, then automatically sends a summary to the woreda HMIS officer. No manual follow-up needed from the AHEAD team.</w:t>
+            </w:r>
+          </w:p>
+        </w:tc>
+      </w:tr>
+      <w:tr>
+        <w:tc>
+          <w:tcPr>
+            <w:tcW w:type="dxa" w:w="4703"/>
+          </w:tcPr>
+          <w:p>
+            <w:r>
+              <w:rPr>
+                <w:sz w:val="20"/>
+              </w:rPr>
+              <w:t>Who maintains the list of phone numbers?</w:t>
+            </w:r>
+          </w:p>
+        </w:tc>
+        <w:tc>
+          <w:tcPr>
+            <w:tcW w:type="dxa" w:w="4703"/>
+          </w:tcPr>
+          <w:p>
+            <w:r>
+              <w:rPr>
+                <w:sz w:val="20"/>
+              </w:rPr>
+              <w:t>The AHEAD team maintains a contacts CSV that is loaded into the agent's database at startup. It maps each org unit to a phone number and is updated as staff change.</w:t>
+            </w:r>
+          </w:p>
+        </w:tc>
+      </w:tr>
+      <w:tr>
+        <w:tc>
+          <w:tcPr>
+            <w:tcW w:type="dxa" w:w="4703"/>
+          </w:tcPr>
+          <w:p>
+            <w:r>
+              <w:rPr>
+                <w:sz w:val="20"/>
+              </w:rPr>
+              <w:t>Can the agent send messages in Amharic?</w:t>
+            </w:r>
+          </w:p>
+        </w:tc>
+        <w:tc>
+          <w:tcPr>
+            <w:tcW w:type="dxa" w:w="4703"/>
+          </w:tcPr>
+          <w:p>
+            <w:r>
+              <w:rPr>
+                <w:sz w:val="20"/>
+              </w:rPr>
+              <w:t>Not in MVP — English only. Claude can generate Amharic messages and this is a straightforward Phase 2 upgrade, pending translation review.</w:t>
+            </w:r>
+          </w:p>
+        </w:tc>
+      </w:tr>
+      <w:tr>
+        <w:tc>
+          <w:tcPr>
+            <w:tcW w:type="dxa" w:w="4703"/>
+          </w:tcPr>
+          <w:p>
+            <w:r>
+              <w:rPr>
+                <w:sz w:val="20"/>
+              </w:rPr>
+              <w:t>Does the facility worker need to install an app?</w:t>
+            </w:r>
+          </w:p>
+        </w:tc>
+        <w:tc>
+          <w:tcPr>
+            <w:tcW w:type="dxa" w:w="4703"/>
+          </w:tcPr>
+          <w:p>
+            <w:r>
+              <w:rPr>
+                <w:sz w:val="20"/>
+              </w:rPr>
+              <w:t>No. All interaction is via standard SMS. Works on any phone, including basic feature phones without internet.</w:t>
+            </w:r>
+          </w:p>
+        </w:tc>
+      </w:tr>
+      <w:tr>
+        <w:tc>
+          <w:tcPr>
+            <w:tcW w:type="dxa" w:w="4703"/>
+          </w:tcPr>
+          <w:p>
+            <w:r>
+              <w:rPr>
+                <w:sz w:val="20"/>
+              </w:rPr>
+              <w:t>What if the agent applies a wrong correction?</w:t>
+            </w:r>
+          </w:p>
+        </w:tc>
+        <w:tc>
+          <w:tcPr>
+            <w:tcW w:type="dxa" w:w="4703"/>
+          </w:tcPr>
+          <w:p>
+            <w:r>
+              <w:rPr>
+                <w:sz w:val="20"/>
+              </w:rPr>
+              <w:t>The agent always asks for explicit YES confirmation before writing anything to DHIS2. The original value, proposed value, and final value are all logged in the issue thread for audit.</w:t>
+            </w:r>
+          </w:p>
+        </w:tc>
+      </w:tr>
+      <w:tr>
+        <w:tc>
+          <w:tcPr>
+            <w:tcW w:type="dxa" w:w="4703"/>
+          </w:tcPr>
+          <w:p>
+            <w:r>
+              <w:rPr>
+                <w:sz w:val="20"/>
+              </w:rPr>
+              <w:t>What happens to issues that never get resolved?</w:t>
+            </w:r>
+          </w:p>
+        </w:tc>
+        <w:tc>
+          <w:tcPr>
+            <w:tcW w:type="dxa" w:w="4703"/>
+          </w:tcPr>
+          <w:p>
+            <w:r>
+              <w:rPr>
+                <w:sz w:val="20"/>
+              </w:rPr>
+              <w:t>They escalate through the hierarchy (woreda → zone → region) and appear in the national monthly digest. They remain open and visible in the issue log indefinitely until manually closed.</w:t>
+            </w:r>
+          </w:p>
+        </w:tc>
+      </w:tr>
+    </w:tbl>
+    <w:p/>
     <w:sectPr>
       <w:pgSz w:w="12240" w:h="15840"/>
       <w:pgMar w:top="1134" w:right="1417" w:bottom="1134" w:left="1417" w:header="720" w:footer="720" w:gutter="0"/>

--- a/AHEAD_AI_UX_Workflow.docx
+++ b/AHEAD_AI_UX_Workflow.docx
@@ -589,7 +589,7 @@
               <w:rPr>
                 <w:sz w:val="20"/>
               </w:rPr>
-              <w:t>Within 5 minutes of form submission</w:t>
+              <w:t>Within ~30 seconds of form submission</w:t>
             </w:r>
           </w:p>
         </w:tc>
@@ -643,7 +643,7 @@
               <w:rPr>
                 <w:sz w:val="20"/>
               </w:rPr>
-              <w:t>Within 5 minutes of form submission</w:t>
+              <w:t>Within ~30 seconds of form submission</w:t>
             </w:r>
           </w:p>
         </w:tc>
@@ -4159,7 +4159,7 @@
         <w:rPr>
           <w:sz w:val="21"/>
         </w:rPr>
-        <w:t>To trigger an immediate DQ check without waiting 5 minutes: POST http://localhost:5001/api/scan. This fires all three checks instantly and is the recommended way to trigger detections during the demo.</w:t>
+        <w:t>The agent detects new submissions within ~30 seconds via lastUpdated polling, so in practice the SMS arrives almost immediately after the form is submitted. For the demo, you can also trigger an instant check via: POST http://localhost:5001/api/scan — this bypasses the poll cycle and runs DQ across all facilities immediately.</w:t>
       </w:r>
     </w:p>
     <w:p/>

--- a/AHEAD_AI_UX_Workflow.docx
+++ b/AHEAD_AI_UX_Workflow.docx
@@ -4123,7 +4123,7 @@
         <w:ind w:left="360"/>
       </w:pPr>
       <w:r>
-        <w:t>inject_data.py has been run — three seeded issues exist for period 202604 (April 2026)</w:t>
+        <w:t>inject_data.py has been run — 28 months of data loaded (Jan 2024 – Apr 2026); three seeded DQ issues exist in period 202604</w:t>
       </w:r>
     </w:p>
     <w:p>

--- a/AHEAD_AI_UX_Workflow.docx
+++ b/AHEAD_AI_UX_Workflow.docx
@@ -734,7 +734,7 @@
         <w:rPr>
           <w:sz w:val="21"/>
         </w:rPr>
-        <w:t>All outbound messages are generated by Claude (claude-haiku-4-5) using a template as a prompt baseline. The reference ID appears in every message. Messages are kept under 160 characters where possible to avoid multi-part SMS charges, though clarity takes priority over length.</w:t>
+        <w:t>All outbound notifications present numbered multiple-choice options — the same response categories used in the AHEAD Excel dropdown workflow. The worker replies with a number (1, 2, 3 etc.). Options requiring additional input (a specific value, or a brief explanation) trigger a short follow-up question. The numbered selection itself is the decision — there is no separate YES/NO confirmation step.</w:t>
       </w:r>
     </w:p>
     <w:p/>
@@ -747,7 +747,15 @@
           <w:color w:val="2E6DA4"/>
           <w:sz w:val="24"/>
         </w:rPr>
-        <w:t>3.1  Initial notification — statistical outlier</w:t>
+        <w:t>3.1  Outlier — initial notification (6 options)</w:t>
+      </w:r>
+    </w:p>
+    <w:p>
+      <w:r>
+        <w:rPr>
+          <w:sz w:val="21"/>
+        </w:rPr>
+        <w:t>Sent when a data value is flagged by outlier detection. Options 2 and 4 require a follow-up reply.</w:t>
       </w:r>
     </w:p>
     <w:p>
@@ -761,15 +769,23 @@
           <w:color w:val="333333"/>
           <w:sz w:val="17"/>
         </w:rPr>
-        <w:t>[DQ-AX42] Limalimo HP, Apr 2026</w:t>
+        <w:t>[DQ-AX42] Limalimo HP, May 2026</w:t>
         <w:br/>
-        <w:t>BCG under-1: 350 reported</w:t>
+        <w:t>BCG under-1: 350 (normal ~35, flagged)</w:t>
         <w:br/>
-        <w:t>Normal range: 30-45 (~10x high)</w:t>
+        <w:t>Reply with option number:</w:t>
         <w:br/>
-        <w:t>Data entry error?</w:t>
+        <w:t>1. Replace with 6-month avg</w:t>
         <w:br/>
-        <w:t>Reply with correct value or KEEP to leave as-is.</w:t>
+        <w:t>2. Keep as-is (explain)</w:t>
+        <w:br/>
+        <w:t>3. Treat as zero</w:t>
+        <w:br/>
+        <w:t>4. Replace with specific number</w:t>
+        <w:br/>
+        <w:t>5. Use facility doses only</w:t>
+        <w:br/>
+        <w:t>6. Use outreach doses only</w:t>
       </w:r>
     </w:p>
     <w:p/>
@@ -782,7 +798,7 @@
           <w:color w:val="2E6DA4"/>
           <w:sz w:val="24"/>
         </w:rPr>
-        <w:t>3.2  Initial notification — DTP1/DTP3 inconsistency</w:t>
+        <w:t>3.2  Outlier — follow-up for option 2 (keep as-is)</w:t>
       </w:r>
     </w:p>
     <w:p>
@@ -796,15 +812,11 @@
           <w:color w:val="333333"/>
           <w:sz w:val="17"/>
         </w:rPr>
-        <w:t>[DQ-BK19] Adi Goshu HP, Apr 2026</w:t>
+        <w:t>[DQ-AX42] Option 2: keep as-is.</w:t>
         <w:br/>
-        <w:t>Penta3 under-1: 80</w:t>
+        <w:t>Please reply with a brief explanation.</w:t>
         <w:br/>
-        <w:t>Penta1 under-1: 45</w:t>
-        <w:br/>
-        <w:t>3rd dose cannot exceed 1st dose.</w:t>
-        <w:br/>
-        <w:t>Reply with correct Penta3 value or KEEP to leave as-is.</w:t>
+        <w:t>(e.g., "PIRI campaign in May" or "outreach week")</w:t>
       </w:r>
     </w:p>
     <w:p/>
@@ -817,7 +829,155 @@
           <w:color w:val="2E6DA4"/>
           <w:sz w:val="24"/>
         </w:rPr>
-        <w:t>3.3  Initial notification — missing report</w:t>
+        <w:t>3.3  Outlier — follow-up for option 4 (specific number)</w:t>
+      </w:r>
+    </w:p>
+    <w:p>
+      <w:pPr>
+        <w:ind w:left="576"/>
+        <w:shd w:val="clear" w:color="auto" w:fill="F2F2F2"/>
+      </w:pPr>
+      <w:r>
+        <w:rPr>
+          <w:rFonts w:ascii="Courier New" w:hAnsi="Courier New"/>
+          <w:color w:val="333333"/>
+          <w:sz w:val="17"/>
+        </w:rPr>
+        <w:t>[DQ-AX42] Option 4 selected.</w:t>
+        <w:br/>
+        <w:t>Reply with the correct BCG under-1 value.</w:t>
+      </w:r>
+    </w:p>
+    <w:p/>
+    <w:p>
+      <w:pPr>
+        <w:pStyle w:val="Heading2"/>
+      </w:pPr>
+      <w:r>
+        <w:rPr>
+          <w:color w:val="2E6DA4"/>
+          <w:sz w:val="24"/>
+        </w:rPr>
+        <w:t>3.4  DTP1/DTP3 inconsistency — initial notification (5 options)</w:t>
+      </w:r>
+    </w:p>
+    <w:p>
+      <w:r>
+        <w:rPr>
+          <w:sz w:val="21"/>
+        </w:rPr>
+        <w:t>Sent when Penta3 &gt; Penta1. Relative difference is shown so the worker can immediately see the scale of the gap. Options 1, 4, and 5 require a follow-up reply.</w:t>
+      </w:r>
+    </w:p>
+    <w:p>
+      <w:pPr>
+        <w:ind w:left="576"/>
+        <w:shd w:val="clear" w:color="auto" w:fill="F2F2F2"/>
+      </w:pPr>
+      <w:r>
+        <w:rPr>
+          <w:rFonts w:ascii="Courier New" w:hAnsi="Courier New"/>
+          <w:color w:val="333333"/>
+          <w:sz w:val="17"/>
+        </w:rPr>
+        <w:t>[DQ-BK19] Adi Goshu HP, May 2026</w:t>
+        <w:br/>
+        <w:t>Penta1 under-1: 45 | Penta3 under-1: 80</w:t>
+        <w:br/>
+        <w:t>Penta3 exceeds Penta1 by 78%.</w:t>
+        <w:br/>
+        <w:t>Reply with option number:</w:t>
+        <w:br/>
+        <w:t>1. Keep as-is (explain)</w:t>
+        <w:br/>
+        <w:t>2. Set both to Penta1 value (45)</w:t>
+        <w:br/>
+        <w:t>3. Set both to Penta3 value (80)</w:t>
+        <w:br/>
+        <w:t>4. Replace with specific values</w:t>
+        <w:br/>
+        <w:t>5. Other (explain)</w:t>
+      </w:r>
+    </w:p>
+    <w:p/>
+    <w:p>
+      <w:pPr>
+        <w:pStyle w:val="Heading2"/>
+      </w:pPr>
+      <w:r>
+        <w:rPr>
+          <w:color w:val="2E6DA4"/>
+          <w:sz w:val="24"/>
+        </w:rPr>
+        <w:t>3.5  DTP — follow-up for options 1 and 5 (explain)</w:t>
+      </w:r>
+    </w:p>
+    <w:p>
+      <w:pPr>
+        <w:ind w:left="576"/>
+        <w:shd w:val="clear" w:color="auto" w:fill="F2F2F2"/>
+      </w:pPr>
+      <w:r>
+        <w:rPr>
+          <w:rFonts w:ascii="Courier New" w:hAnsi="Courier New"/>
+          <w:color w:val="333333"/>
+          <w:sz w:val="17"/>
+        </w:rPr>
+        <w:t>[DQ-BK19] Option 1: keep as-is.</w:t>
+        <w:br/>
+        <w:t>Please reply with a brief explanation.</w:t>
+      </w:r>
+    </w:p>
+    <w:p/>
+    <w:p>
+      <w:pPr>
+        <w:pStyle w:val="Heading2"/>
+      </w:pPr>
+      <w:r>
+        <w:rPr>
+          <w:color w:val="2E6DA4"/>
+          <w:sz w:val="24"/>
+        </w:rPr>
+        <w:t>3.6  DTP — follow-up for option 4 (specific values)</w:t>
+      </w:r>
+    </w:p>
+    <w:p>
+      <w:pPr>
+        <w:ind w:left="576"/>
+        <w:shd w:val="clear" w:color="auto" w:fill="F2F2F2"/>
+      </w:pPr>
+      <w:r>
+        <w:rPr>
+          <w:rFonts w:ascii="Courier New" w:hAnsi="Courier New"/>
+          <w:color w:val="333333"/>
+          <w:sz w:val="17"/>
+        </w:rPr>
+        <w:t>[DQ-BK19] Option 4 selected.</w:t>
+        <w:br/>
+        <w:t>Reply with correct Penta1 and Penta3 under-1</w:t>
+        <w:br/>
+        <w:t>separated by comma. (e.g., 45,42)</w:t>
+      </w:r>
+    </w:p>
+    <w:p/>
+    <w:p>
+      <w:pPr>
+        <w:pStyle w:val="Heading2"/>
+      </w:pPr>
+      <w:r>
+        <w:rPr>
+          <w:color w:val="2E6DA4"/>
+          <w:sz w:val="24"/>
+        </w:rPr>
+        <w:t>3.7  Missing report — initial notification (SUBMIT + 4 options)</w:t>
+      </w:r>
+    </w:p>
+    <w:p>
+      <w:r>
+        <w:rPr>
+          <w:sz w:val="21"/>
+        </w:rPr>
+        <w:t>Recovery before imputation: the SUBMIT option is presented first so the worker can locate and submit the missing report. Cleaning options are a fallback only if recovery fails. This is explicit in the AHEAD methodology: "the first step is always recovery, not imputation."</w:t>
       </w:r>
     </w:p>
     <w:p>
@@ -833,13 +993,19 @@
         </w:rPr>
         <w:t>[DQ-MN33] Bichena HP</w:t>
         <w:br/>
-        <w:t>No EPI report received for Apr 2026.</w:t>
+        <w:t>No EPI report received for May 2026.</w:t>
         <w:br/>
-        <w:t>Expected by May 5.</w:t>
+        <w:t>Can you submit the report? Reply SUBMIT.</w:t>
         <w:br/>
-        <w:t>Reply DONE if already submitted,</w:t>
+        <w:t>Or if unavailable, select:</w:t>
         <w:br/>
-        <w:t>or LATER if submitting this week.</w:t>
+        <w:t>1. Replace with 6-month avg</w:t>
+        <w:br/>
+        <w:t>2. Replace with zero (closed/no service)</w:t>
+        <w:br/>
+        <w:t>3. Replace with specific values</w:t>
+        <w:br/>
+        <w:t>4. Remove from analysis</w:t>
       </w:r>
     </w:p>
     <w:p/>
@@ -852,7 +1018,7 @@
           <w:color w:val="2E6DA4"/>
           <w:sz w:val="24"/>
         </w:rPr>
-        <w:t>3.4  Confirmation request (after worker gives a value)</w:t>
+        <w:t>3.8  Missing report — follow-up for SUBMIT</w:t>
       </w:r>
     </w:p>
     <w:p>
@@ -866,13 +1032,11 @@
           <w:color w:val="333333"/>
           <w:sz w:val="17"/>
         </w:rPr>
-        <w:t>[DQ-AX42] Confirm change:</w:t>
+        <w:t>[DQ-MN33] Thanks — checking DHIS2 within the hour.</w:t>
         <w:br/>
-        <w:t>Limalimo HP, Apr 2026</w:t>
+        <w:t>Issue will close automatically once your</w:t>
         <w:br/>
-        <w:t>BCG under-1: 350 -&gt; 53</w:t>
-        <w:br/>
-        <w:t>Reply YES to apply or NO to cancel.</w:t>
+        <w:t>submission appears.</w:t>
       </w:r>
     </w:p>
     <w:p/>
@@ -885,7 +1049,46 @@
           <w:color w:val="2E6DA4"/>
           <w:sz w:val="24"/>
         </w:rPr>
-        <w:t>3.5  Resolved — correction applied</w:t>
+        <w:t>3.9  Missing report — follow-up for option 3 (specific values)</w:t>
+      </w:r>
+    </w:p>
+    <w:p>
+      <w:pPr>
+        <w:ind w:left="576"/>
+        <w:shd w:val="clear" w:color="auto" w:fill="F2F2F2"/>
+      </w:pPr>
+      <w:r>
+        <w:rPr>
+          <w:rFonts w:ascii="Courier New" w:hAnsi="Courier New"/>
+          <w:color w:val="333333"/>
+          <w:sz w:val="17"/>
+        </w:rPr>
+        <w:t>[DQ-MN33] Option 3 selected.</w:t>
+        <w:br/>
+        <w:t>Reply with BCG, Penta1, Penta3, MR1 under-1</w:t>
+        <w:br/>
+        <w:t>separated by commas. (e.g., 38,34,28,33)</w:t>
+      </w:r>
+    </w:p>
+    <w:p/>
+    <w:p>
+      <w:pPr>
+        <w:pStyle w:val="Heading2"/>
+      </w:pPr>
+      <w:r>
+        <w:rPr>
+          <w:color w:val="2E6DA4"/>
+          <w:sz w:val="24"/>
+        </w:rPr>
+        <w:t>3.10  Resolution confirmation</w:t>
+      </w:r>
+    </w:p>
+    <w:p>
+      <w:r>
+        <w:rPr>
+          <w:sz w:val="21"/>
+        </w:rPr>
+        <w:t>Sent after any option is applied. No YES/NO step — the numbered reply is the decision.</w:t>
       </w:r>
     </w:p>
     <w:p>
@@ -901,9 +1104,9 @@
         </w:rPr>
         <w:t>[DQ-AX42] Done.</w:t>
         <w:br/>
-        <w:t>BCG under-1 updated to 53 at Limalimo HP.</w:t>
+        <w:t>BCG under-1 at Limalimo HP updated to</w:t>
         <w:br/>
-        <w:t>Issue closed. Thank you.</w:t>
+        <w:t>6-month avg (36). Decision logged. Issue closed.</w:t>
       </w:r>
     </w:p>
     <w:p/>
@@ -916,38 +1119,7 @@
           <w:color w:val="2E6DA4"/>
           <w:sz w:val="24"/>
         </w:rPr>
-        <w:t>3.6  Dismissed — value left unchanged</w:t>
-      </w:r>
-    </w:p>
-    <w:p>
-      <w:pPr>
-        <w:ind w:left="576"/>
-        <w:shd w:val="clear" w:color="auto" w:fill="F2F2F2"/>
-      </w:pPr>
-      <w:r>
-        <w:rPr>
-          <w:rFonts w:ascii="Courier New" w:hAnsi="Courier New"/>
-          <w:color w:val="333333"/>
-          <w:sz w:val="17"/>
-        </w:rPr>
-        <w:t>[DQ-AX42] Noted.</w:t>
-        <w:br/>
-        <w:t>BCG under-1 left as 350 - recorded as reviewed.</w:t>
-        <w:br/>
-        <w:t>Issue closed.</w:t>
-      </w:r>
-    </w:p>
-    <w:p/>
-    <w:p>
-      <w:pPr>
-        <w:pStyle w:val="Heading2"/>
-      </w:pPr>
-      <w:r>
-        <w:rPr>
-          <w:color w:val="2E6DA4"/>
-          <w:sz w:val="24"/>
-        </w:rPr>
-        <w:t>3.7  Retry (24h no reply — sent up to 3 times)</w:t>
+        <w:t>3.11  Retry (24h no reply — up to 3 times)</w:t>
       </w:r>
     </w:p>
     <w:p>
@@ -963,11 +1135,9 @@
         </w:rPr>
         <w:t>[DQ-AX42] Reminder (2 of 3):</w:t>
         <w:br/>
-        <w:t>Limalimo HP, Apr 2026</w:t>
+        <w:t>Limalimo HP, May 2026 — BCG under-1 = 350</w:t>
         <w:br/>
-        <w:t>BCG under-1 = 350</w:t>
-        <w:br/>
-        <w:t>Please reply with the correct value or KEEP.</w:t>
+        <w:t>Reply 1-6 to resolve. Escalates if no reply.</w:t>
       </w:r>
     </w:p>
     <w:p/>
@@ -980,7 +1150,7 @@
           <w:color w:val="2E6DA4"/>
           <w:sz w:val="24"/>
         </w:rPr>
-        <w:t>3.8  Woreda escalation summary</w:t>
+        <w:t>3.12  Woreda escalation summary</w:t>
       </w:r>
     </w:p>
     <w:p>
@@ -988,7 +1158,7 @@
         <w:rPr>
           <w:sz w:val="21"/>
         </w:rPr>
-        <w:t>Sent to the woreda HMIS officer after 72h of no facility-level resolution. One SMS covers all unresolved issues in that woreda from the same period.</w:t>
+        <w:t>Sent to the woreda HMIS officer after 72h of no facility-level resolution. One SMS per woreda covers all open issues in that woreda.</w:t>
       </w:r>
     </w:p>
     <w:p>
@@ -1004,13 +1174,11 @@
         </w:rPr>
         <w:t>[DQ-WOREDA] Addi Arekay Woreda</w:t>
         <w:br/>
-        <w:t>3 unresolved issues, Apr 2026:</w:t>
+        <w:t>2 unresolved issues, May 2026:</w:t>
         <w:br/>
         <w:t>DQ-AX42 Limalimo HP: BCG outlier (3 days)</w:t>
         <w:br/>
         <w:t>DQ-BK19 Adi Goshu HP: Penta3 &gt; Penta1 (3 days)</w:t>
-        <w:br/>
-        <w:t>DQ-MN33 Bichena HP: no report submitted</w:t>
         <w:br/>
         <w:t>Details: &lt;issue log URL&gt;</w:t>
       </w:r>
@@ -1025,7 +1193,7 @@
           <w:color w:val="2E6DA4"/>
           <w:sz w:val="24"/>
         </w:rPr>
-        <w:t>3.9  Monthly national digest</w:t>
+        <w:t>3.13  Monthly national digest</w:t>
       </w:r>
     </w:p>
     <w:p>
@@ -1033,7 +1201,7 @@
         <w:rPr>
           <w:sz w:val="21"/>
         </w:rPr>
-        <w:t>Sent to the national TWG contact on the first of each month for all issues from the prior month that remain unresolved.</w:t>
+        <w:t>Sent to the national TWG on the first of each month covering all prior-month unresolved issues.</w:t>
       </w:r>
     </w:p>
     <w:p>
@@ -1047,13 +1215,11 @@
           <w:color w:val="333333"/>
           <w:sz w:val="17"/>
         </w:rPr>
-        <w:t>[DQ-MONTHLY] Apr 2026 Summary</w:t>
+        <w:t>[DQ-MONTHLY] May 2026 Summary</w:t>
         <w:br/>
-        <w:t>Ethiopia: 3 issues still open</w:t>
+        <w:t>Ethiopia: 2 issues still open</w:t>
         <w:br/>
         <w:t>Amhara / N. Gondar:</w:t>
-        <w:br/>
-        <w:t xml:space="preserve">  - 1 missing report (Bichena HP)</w:t>
         <w:br/>
         <w:t xml:space="preserve">  - 1 outlier (Limalimo HP, 25 days)</w:t>
         <w:br/>
@@ -1076,6 +1242,15 @@
       </w:r>
     </w:p>
     <w:p>
+      <w:r>
+        <w:rPr>
+          <w:sz w:val="21"/>
+        </w:rPr>
+        <w:t>The numbered-option model keeps conversations short: notification → number selection → (optional follow-up for extra input) → resolution confirmation. Two to four turns total. The numbered reply IS the decision — no separate YES/NO confirmation.</w:t>
+      </w:r>
+    </w:p>
+    <w:p/>
+    <w:p>
       <w:pPr>
         <w:pStyle w:val="Heading2"/>
       </w:pPr>
@@ -1084,50 +1259,7 @@
           <w:color w:val="2E6DA4"/>
           <w:sz w:val="24"/>
         </w:rPr>
-        <w:t>4.1  Happy path — facility corrects on first reply</w:t>
-      </w:r>
-    </w:p>
-    <w:p>
-      <w:pPr>
-        <w:ind w:left="576"/>
-        <w:shd w:val="clear" w:color="auto" w:fill="F2F2F2"/>
-      </w:pPr>
-      <w:r>
-        <w:rPr>
-          <w:rFonts w:ascii="Courier New" w:hAnsi="Courier New"/>
-          <w:color w:val="333333"/>
-          <w:sz w:val="17"/>
-        </w:rPr>
-        <w:t>Agent     [DQ-AX42] Limalimo HP, Apr 2026. BCG under-1: 350 (10x high).</w:t>
-        <w:br/>
-        <w:t xml:space="preserve">          Reply with correct value or KEEP.</w:t>
-        <w:br/>
-        <w:br/>
-        <w:t>Facility  35</w:t>
-        <w:br/>
-        <w:br/>
-        <w:t>Agent     [DQ-AX42] Confirm: BCG under-1 at Limalimo HP Apr 2026: 350 -&gt; 35.</w:t>
-        <w:br/>
-        <w:t xml:space="preserve">          Reply YES to apply or NO to cancel.</w:t>
-        <w:br/>
-        <w:br/>
-        <w:t>Facility  YES</w:t>
-        <w:br/>
-        <w:br/>
-        <w:t>Agent     [DQ-AX42] Done. BCG under-1 updated to 35. Issue closed.</w:t>
-      </w:r>
-    </w:p>
-    <w:p/>
-    <w:p>
-      <w:pPr>
-        <w:pStyle w:val="Heading2"/>
-      </w:pPr>
-      <w:r>
-        <w:rPr>
-          <w:color w:val="2E6DA4"/>
-          <w:sz w:val="24"/>
-        </w:rPr>
-        <w:t>4.2  Worker gives wrong value then corrects mid-conversation</w:t>
+        <w:t>4.1  Outlier — option with no follow-up (option 1: 6-month average)</w:t>
       </w:r>
     </w:p>
     <w:p>
@@ -1135,7 +1267,7 @@
         <w:rPr>
           <w:sz w:val="21"/>
         </w:rPr>
-        <w:t>The agent does not lock in a proposed value after one reply. If the worker sends a different number at the confirmation step, the agent updates the proposal and asks again. Claude detects that "no wait, should be 53" means intent=correct, value=53.</w:t>
+        <w:t>Agent calculates the 6-month average and applies it automatically. Two turns.</w:t>
       </w:r>
     </w:p>
     <w:p>
@@ -1149,29 +1281,17 @@
           <w:color w:val="333333"/>
           <w:sz w:val="17"/>
         </w:rPr>
-        <w:t>Agent     [DQ-AX42] Limalimo HP, Apr 2026. BCG under-1: 350.</w:t>
+        <w:t>Agent     [DQ-AX42] Limalimo HP, May 2026. BCG under-1: 350 (normal ~35).</w:t>
         <w:br/>
-        <w:t xml:space="preserve">          Reply with correct value or KEEP.</w:t>
+        <w:t xml:space="preserve">          Reply 1-6: 1=6mo-avg 2=keep(explain) 3=zero 4=specific# 5=HF-only 6=outreach-only</w:t>
         <w:br/>
         <w:br/>
-        <w:t>Facility  35</w:t>
+        <w:t>Facility  1</w:t>
         <w:br/>
         <w:br/>
-        <w:t>Agent     [DQ-AX42] Confirm: 350 -&gt; 35. Reply YES or NO.</w:t>
+        <w:t>Agent     [DQ-AX42] Done. BCG under-1 replaced with 6-month avg (36).</w:t>
         <w:br/>
-        <w:br/>
-        <w:t>Facility  no wait, should be 53</w:t>
-        <w:br/>
-        <w:br/>
-        <w:t>Agent     [DQ-AX42] Got it - so correct value is 53?</w:t>
-        <w:br/>
-        <w:t xml:space="preserve">          Reply YES to apply 53 or send the correct number.</w:t>
-        <w:br/>
-        <w:br/>
-        <w:t>Facility  YES</w:t>
-        <w:br/>
-        <w:br/>
-        <w:t>Agent     [DQ-AX42] Done. BCG under-1 updated to 53. Issue closed.</w:t>
+        <w:t xml:space="preserve">          Decision logged. Issue closed.</w:t>
       </w:r>
     </w:p>
     <w:p/>
@@ -1184,97 +1304,7 @@
           <w:color w:val="2E6DA4"/>
           <w:sz w:val="24"/>
         </w:rPr>
-        <w:t>4.3  Worker dismisses the flag (value is correct)</w:t>
-      </w:r>
-    </w:p>
-    <w:p>
-      <w:pPr>
-        <w:ind w:left="576"/>
-        <w:shd w:val="clear" w:color="auto" w:fill="F2F2F2"/>
-      </w:pPr>
-      <w:r>
-        <w:rPr>
-          <w:rFonts w:ascii="Courier New" w:hAnsi="Courier New"/>
-          <w:color w:val="333333"/>
-          <w:sz w:val="17"/>
-        </w:rPr>
-        <w:t>Agent     [DQ-AX42] Limalimo HP, Apr 2026. BCG under-1: 350 (10x high).</w:t>
-        <w:br/>
-        <w:t xml:space="preserve">          Reply with correct value or KEEP to leave as-is.</w:t>
-        <w:br/>
-        <w:br/>
-        <w:t>Facility  KEEP</w:t>
-        <w:br/>
-        <w:br/>
-        <w:t>Agent     [DQ-AX42] Noted. Value left as 350 - recorded as reviewed.</w:t>
-        <w:br/>
-        <w:t xml:space="preserve">          Issue closed.</w:t>
-      </w:r>
-    </w:p>
-    <w:p/>
-    <w:p>
-      <w:pPr>
-        <w:pStyle w:val="Heading2"/>
-      </w:pPr>
-      <w:r>
-        <w:rPr>
-          <w:color w:val="2E6DA4"/>
-          <w:sz w:val="24"/>
-        </w:rPr>
-        <w:t>4.4  No reply — retry then escalation</w:t>
-      </w:r>
-    </w:p>
-    <w:p>
-      <w:pPr>
-        <w:ind w:left="576"/>
-        <w:shd w:val="clear" w:color="auto" w:fill="F2F2F2"/>
-      </w:pPr>
-      <w:r>
-        <w:rPr>
-          <w:rFonts w:ascii="Courier New" w:hAnsi="Courier New"/>
-          <w:color w:val="333333"/>
-          <w:sz w:val="17"/>
-        </w:rPr>
-        <w:t>Day 0     Agent sends initial SMS</w:t>
-        <w:br/>
-        <w:br/>
-        <w:t>Day 1     No reply after 24h</w:t>
-        <w:br/>
-        <w:t xml:space="preserve">          Agent sends Retry 1: "[DQ-AX42] Reminder (1 of 3): ..."</w:t>
-        <w:br/>
-        <w:br/>
-        <w:t>Day 2     No reply after 24h</w:t>
-        <w:br/>
-        <w:t xml:space="preserve">          Agent sends Retry 2: "[DQ-AX42] Reminder (2 of 3): ..."</w:t>
-        <w:br/>
-        <w:br/>
-        <w:t>Day 3     No reply after 24h</w:t>
-        <w:br/>
-        <w:t xml:space="preserve">          Agent sends Retry 3: "[DQ-AX42] Reminder (3 of 3): ..."</w:t>
-        <w:br/>
-        <w:t xml:space="preserve">          Agent escalates: cascade_level = 2 (woreda)</w:t>
-        <w:br/>
-        <w:t xml:space="preserve">          Woreda HMIS officer receives summary SMS</w:t>
-        <w:br/>
-        <w:br/>
-        <w:t>Day 10    If still unresolved: escalate to zone (cascade_level = 3)</w:t>
-        <w:br/>
-        <w:t>Day 17    If still unresolved: escalate to region (cascade_level = 4)</w:t>
-        <w:br/>
-        <w:t>Month end All open issues appear in national monthly digest</w:t>
-      </w:r>
-    </w:p>
-    <w:p/>
-    <w:p>
-      <w:pPr>
-        <w:pStyle w:val="Heading2"/>
-      </w:pPr>
-      <w:r>
-        <w:rPr>
-          <w:color w:val="2E6DA4"/>
-          <w:sz w:val="24"/>
-        </w:rPr>
-        <w:t>4.5  Missing report — facility already submitted</w:t>
+        <w:t>4.2  Outlier — option with follow-up (option 4: specific number)</w:t>
       </w:r>
     </w:p>
     <w:p>
@@ -1282,7 +1312,7 @@
         <w:rPr>
           <w:sz w:val="21"/>
         </w:rPr>
-        <w:t>Occasionally a facility has submitted but the registration has not propagated in DHIS2 yet. The DONE reply triggers a re-check within the hour rather than immediately closing the issue.</w:t>
+        <w:t>Three turns: notification, number selection, value entry.</w:t>
       </w:r>
     </w:p>
     <w:p>
@@ -1296,34 +1326,317 @@
           <w:color w:val="333333"/>
           <w:sz w:val="17"/>
         </w:rPr>
-        <w:t>Agent     [DQ-MN33] Bichena HP. No EPI report received for Apr 2026.</w:t>
+        <w:t>Agent     [DQ-AX42] Limalimo HP, May 2026. BCG under-1: 350 (normal ~35).</w:t>
         <w:br/>
-        <w:t xml:space="preserve">          Reply DONE if submitted, or LATER if submitting this week.</w:t>
+        <w:t xml:space="preserve">          Reply 1-6: 1=6mo-avg 2=keep(explain) 3=zero 4=specific# 5=HF-only 6=outreach-only</w:t>
         <w:br/>
         <w:br/>
-        <w:t>Facility  DONE</w:t>
+        <w:t>Facility  4</w:t>
         <w:br/>
         <w:br/>
-        <w:t>Agent     [DQ-MN33] Thanks - we will re-check within the hour.</w:t>
+        <w:t>Agent     [DQ-AX42] Option 4: replace with specific number.</w:t>
         <w:br/>
-        <w:t xml:space="preserve">          If your submission is confirmed, the issue will close automatically.</w:t>
+        <w:t xml:space="preserve">          Reply with the correct BCG under-1 value.</w:t>
         <w:br/>
         <w:br/>
-        <w:t xml:space="preserve">          [One hour later — poll_dhis2 finds the registration]</w:t>
+        <w:t>Facility  35</w:t>
         <w:br/>
         <w:br/>
-        <w:t>Agent     [DQ-MN33] Confirmed. Bichena HP Apr 2026 report received.</w:t>
+        <w:t>Agent     [DQ-AX42] Done. BCG under-1 updated to 35 at Limalimo HP.</w:t>
+        <w:br/>
+        <w:t xml:space="preserve">          Decision logged. Issue closed.</w:t>
+      </w:r>
+    </w:p>
+    <w:p/>
+    <w:p>
+      <w:pPr>
+        <w:pStyle w:val="Heading2"/>
+      </w:pPr>
+      <w:r>
+        <w:rPr>
+          <w:color w:val="2E6DA4"/>
+          <w:sz w:val="24"/>
+        </w:rPr>
+        <w:t>4.3  Outlier — keep as-is with explanation (option 2)</w:t>
+      </w:r>
+    </w:p>
+    <w:p>
+      <w:r>
+        <w:rPr>
+          <w:sz w:val="21"/>
+        </w:rPr>
+        <w:t>Three turns: notification, option selection, explanation text.</w:t>
+      </w:r>
+    </w:p>
+    <w:p>
+      <w:pPr>
+        <w:ind w:left="576"/>
+        <w:shd w:val="clear" w:color="auto" w:fill="F2F2F2"/>
+      </w:pPr>
+      <w:r>
+        <w:rPr>
+          <w:rFonts w:ascii="Courier New" w:hAnsi="Courier New"/>
+          <w:color w:val="333333"/>
+          <w:sz w:val="17"/>
+        </w:rPr>
+        <w:t>Agent     [DQ-AX42] Limalimo HP, May 2026. BCG under-1: 350 (normal ~35).</w:t>
+        <w:br/>
+        <w:t xml:space="preserve">          Reply 1-6: 1=6mo-avg 2=keep(explain) 3=zero 4=specific# 5=HF-only 6=outreach-only</w:t>
+        <w:br/>
+        <w:br/>
+        <w:t>Facility  2</w:t>
+        <w:br/>
+        <w:br/>
+        <w:t>Agent     [DQ-AX42] Option 2: keep as-is.</w:t>
+        <w:br/>
+        <w:t xml:space="preserve">          Please reply with a brief explanation.</w:t>
+        <w:br/>
+        <w:br/>
+        <w:t>Facility  PIRI campaign in North Gondar, May 2026</w:t>
+        <w:br/>
+        <w:br/>
+        <w:t>Agent     [DQ-AX42] Noted. BCG under-1 kept as 350.</w:t>
+        <w:br/>
+        <w:t xml:space="preserve">          Comment logged: "PIRI campaign in North Gondar, May 2026".</w:t>
         <w:br/>
         <w:t xml:space="preserve">          Issue closed.</w:t>
       </w:r>
     </w:p>
     <w:p/>
     <w:p>
+      <w:pPr>
+        <w:pStyle w:val="Heading2"/>
+      </w:pPr>
+      <w:r>
+        <w:rPr>
+          <w:color w:val="2E6DA4"/>
+          <w:sz w:val="24"/>
+        </w:rPr>
+        <w:t>4.4  DTP inconsistency — simple option (option 2: use Penta1 for both)</w:t>
+      </w:r>
+    </w:p>
+    <w:p>
       <w:r>
         <w:rPr>
           <w:sz w:val="21"/>
         </w:rPr>
-        <w:t>If the re-check still finds no registration after 1 hour, the issue remains open and the next retry timer applies as normal.</w:t>
+        <w:t>Agent replaces both values immediately. Two turns.</w:t>
+      </w:r>
+    </w:p>
+    <w:p>
+      <w:pPr>
+        <w:ind w:left="576"/>
+        <w:shd w:val="clear" w:color="auto" w:fill="F2F2F2"/>
+      </w:pPr>
+      <w:r>
+        <w:rPr>
+          <w:rFonts w:ascii="Courier New" w:hAnsi="Courier New"/>
+          <w:color w:val="333333"/>
+          <w:sz w:val="17"/>
+        </w:rPr>
+        <w:t>Agent     [DQ-BK19] Adi Goshu HP, May 2026.</w:t>
+        <w:br/>
+        <w:t xml:space="preserve">          Penta1: 45 | Penta3: 80 (Penta3 exceeds Penta1 by 78%).</w:t>
+        <w:br/>
+        <w:t xml:space="preserve">          Reply 1-5: 1=keep(explain) 2=use-Penta1(45) 3=use-Penta3(80) 4=specific 5=other</w:t>
+        <w:br/>
+        <w:br/>
+        <w:t>Facility  2</w:t>
+        <w:br/>
+        <w:br/>
+        <w:t>Agent     [DQ-BK19] Done. Penta1 and Penta3 under-1 both set to 45.</w:t>
+        <w:br/>
+        <w:t xml:space="preserve">          Decision logged. Issue closed.</w:t>
+      </w:r>
+    </w:p>
+    <w:p/>
+    <w:p>
+      <w:pPr>
+        <w:pStyle w:val="Heading2"/>
+      </w:pPr>
+      <w:r>
+        <w:rPr>
+          <w:color w:val="2E6DA4"/>
+          <w:sz w:val="24"/>
+        </w:rPr>
+        <w:t>4.5  DTP inconsistency — specific values (option 4)</w:t>
+      </w:r>
+    </w:p>
+    <w:p>
+      <w:r>
+        <w:rPr>
+          <w:sz w:val="21"/>
+        </w:rPr>
+        <w:t>Three turns: notification, option selection, two values separated by comma.</w:t>
+      </w:r>
+    </w:p>
+    <w:p>
+      <w:pPr>
+        <w:ind w:left="576"/>
+        <w:shd w:val="clear" w:color="auto" w:fill="F2F2F2"/>
+      </w:pPr>
+      <w:r>
+        <w:rPr>
+          <w:rFonts w:ascii="Courier New" w:hAnsi="Courier New"/>
+          <w:color w:val="333333"/>
+          <w:sz w:val="17"/>
+        </w:rPr>
+        <w:t>Agent     [DQ-BK19] Adi Goshu HP, May 2026.</w:t>
+        <w:br/>
+        <w:t xml:space="preserve">          Penta1: 45 | Penta3: 80 (Penta3 exceeds Penta1 by 78%).</w:t>
+        <w:br/>
+        <w:t xml:space="preserve">          Reply 1-5: 1=keep(explain) 2=use-Penta1(45) 3=use-Penta3(80) 4=specific 5=other</w:t>
+        <w:br/>
+        <w:br/>
+        <w:t>Facility  4</w:t>
+        <w:br/>
+        <w:br/>
+        <w:t>Agent     [DQ-BK19] Option 4: replace with specific values.</w:t>
+        <w:br/>
+        <w:t xml:space="preserve">          Reply with correct Penta1 and Penta3 under-1 separated by comma.</w:t>
+        <w:br/>
+        <w:br/>
+        <w:t>Facility  45,38</w:t>
+        <w:br/>
+        <w:br/>
+        <w:t>Agent     [DQ-BK19] Done. Penta1 under-1 = 45, Penta3 under-1 = 38.</w:t>
+        <w:br/>
+        <w:t xml:space="preserve">          Decision logged. Issue closed.</w:t>
+      </w:r>
+    </w:p>
+    <w:p/>
+    <w:p>
+      <w:pPr>
+        <w:pStyle w:val="Heading2"/>
+      </w:pPr>
+      <w:r>
+        <w:rPr>
+          <w:color w:val="2E6DA4"/>
+          <w:sz w:val="24"/>
+        </w:rPr>
+        <w:t>4.6  Missing report — recovery succeeds (SUBMIT)</w:t>
+      </w:r>
+    </w:p>
+    <w:p>
+      <w:r>
+        <w:rPr>
+          <w:sz w:val="21"/>
+        </w:rPr>
+        <w:t>Worker submits the missing report in DHIS2. Agent re-checks within the hour and closes automatically.</w:t>
+      </w:r>
+    </w:p>
+    <w:p>
+      <w:pPr>
+        <w:ind w:left="576"/>
+        <w:shd w:val="clear" w:color="auto" w:fill="F2F2F2"/>
+      </w:pPr>
+      <w:r>
+        <w:rPr>
+          <w:rFonts w:ascii="Courier New" w:hAnsi="Courier New"/>
+          <w:color w:val="333333"/>
+          <w:sz w:val="17"/>
+        </w:rPr>
+        <w:t>Agent     [DQ-MN33] Bichena HP. No EPI report for May 2026.</w:t>
+        <w:br/>
+        <w:t xml:space="preserve">          Reply SUBMIT if submitting now, or 1-4 for cleaning.</w:t>
+        <w:br/>
+        <w:br/>
+        <w:t>Facility  SUBMIT</w:t>
+        <w:br/>
+        <w:br/>
+        <w:t>Agent     [DQ-MN33] Thanks — checking DHIS2 within the hour.</w:t>
+        <w:br/>
+        <w:t xml:space="preserve">          Issue will close automatically once your submission appears.</w:t>
+        <w:br/>
+        <w:br/>
+        <w:t xml:space="preserve">          [1 hour later — agent finds the registration]</w:t>
+        <w:br/>
+        <w:br/>
+        <w:t>Agent     [DQ-MN33] Confirmed. Bichena HP May 2026 report received. Issue closed.</w:t>
+      </w:r>
+    </w:p>
+    <w:p/>
+    <w:p>
+      <w:pPr>
+        <w:pStyle w:val="Heading2"/>
+      </w:pPr>
+      <w:r>
+        <w:rPr>
+          <w:color w:val="2E6DA4"/>
+          <w:sz w:val="24"/>
+        </w:rPr>
+        <w:t>4.7  Missing report — cleaning option (option 2: replace with zero)</w:t>
+      </w:r>
+    </w:p>
+    <w:p>
+      <w:r>
+        <w:rPr>
+          <w:sz w:val="21"/>
+        </w:rPr>
+        <w:t>Recovery not possible. Worker selects a cleaning option instead.</w:t>
+      </w:r>
+    </w:p>
+    <w:p>
+      <w:pPr>
+        <w:ind w:left="576"/>
+        <w:shd w:val="clear" w:color="auto" w:fill="F2F2F2"/>
+      </w:pPr>
+      <w:r>
+        <w:rPr>
+          <w:rFonts w:ascii="Courier New" w:hAnsi="Courier New"/>
+          <w:color w:val="333333"/>
+          <w:sz w:val="17"/>
+        </w:rPr>
+        <w:t>Agent     [DQ-MN33] Bichena HP. No EPI report for May 2026.</w:t>
+        <w:br/>
+        <w:t xml:space="preserve">          Reply SUBMIT if submitting now, or 1-4 for cleaning.</w:t>
+        <w:br/>
+        <w:br/>
+        <w:t>Facility  2</w:t>
+        <w:br/>
+        <w:br/>
+        <w:t>Agent     [DQ-MN33] Done. May 2026 recorded as zero for all vaccines at Bichena HP.</w:t>
+        <w:br/>
+        <w:t xml:space="preserve">          (Facility closed / no service that month.) Issue closed.</w:t>
+      </w:r>
+    </w:p>
+    <w:p/>
+    <w:p>
+      <w:pPr>
+        <w:pStyle w:val="Heading2"/>
+      </w:pPr>
+      <w:r>
+        <w:rPr>
+          <w:color w:val="2E6DA4"/>
+          <w:sz w:val="24"/>
+        </w:rPr>
+        <w:t>4.8  No reply — retry then escalation</w:t>
+      </w:r>
+    </w:p>
+    <w:p>
+      <w:pPr>
+        <w:ind w:left="576"/>
+        <w:shd w:val="clear" w:color="auto" w:fill="F2F2F2"/>
+      </w:pPr>
+      <w:r>
+        <w:rPr>
+          <w:rFonts w:ascii="Courier New" w:hAnsi="Courier New"/>
+          <w:color w:val="333333"/>
+          <w:sz w:val="17"/>
+        </w:rPr>
+        <w:t>Day 0     Agent sends numbered-option notification</w:t>
+        <w:br/>
+        <w:t>Day 1     No reply — Retry 1: "[DQ-AX42] Reminder (1 of 3): Limalimo HP BCG=350. Reply 1-6."</w:t>
+        <w:br/>
+        <w:t>Day 2     No reply — Retry 2: "[DQ-AX42] Reminder (2 of 3): ... Issue escalates if no reply."</w:t>
+        <w:br/>
+        <w:t>Day 3     No reply — Retry 3 + escalate: woreda HMIS officer receives summary SMS</w:t>
+        <w:br/>
+        <w:t>Day 10    No woreda resolution — escalate to zone</w:t>
+        <w:br/>
+        <w:t>Day 17    No zone resolution — escalate to region</w:t>
+        <w:br/>
+        <w:t>Month end National digest includes all unresolved issues</w:t>
       </w:r>
     </w:p>
     <w:p/>
@@ -3722,7 +4035,7 @@
         <w:rPr>
           <w:sz w:val="21"/>
         </w:rPr>
-        <w:t>Four demos covering each seeded DQ issue type, followed by the issue log overview. Total runtime: 14-18 minutes. Each demo follows the same arc: show the raw issue in DHIS2, trigger the agent, run the SMS conversation on the presenter's phone, then show the correction applied in DHIS2 and the resolved state in the issue log. The primary persona throughout is the facility-level health worker.</w:t>
+        <w:t>Three demos, each starting with clean data in DHIS2. The presenter enters wrong values live — typing them directly into the DHIS2 data entry form — then shows the agent detecting the issue and driving the SMS conversation in real-time. This is more compelling than pre-seeded data because the audience sees the detection happen from scratch. Total runtime: ~15 minutes.</w:t>
       </w:r>
     </w:p>
     <w:p/>
@@ -3734,16 +4047,17 @@
         <w:tblLook w:firstColumn="1" w:firstRow="1" w:lastColumn="0" w:lastRow="0" w:noHBand="0" w:noVBand="1" w:val="04A0"/>
       </w:tblPr>
       <w:tblGrid>
-        <w:gridCol w:w="1881"/>
-        <w:gridCol w:w="1881"/>
-        <w:gridCol w:w="1881"/>
-        <w:gridCol w:w="1881"/>
-        <w:gridCol w:w="1881"/>
+        <w:gridCol w:w="1568"/>
+        <w:gridCol w:w="1568"/>
+        <w:gridCol w:w="1568"/>
+        <w:gridCol w:w="1568"/>
+        <w:gridCol w:w="1568"/>
+        <w:gridCol w:w="1568"/>
       </w:tblGrid>
       <w:tr>
         <w:tc>
           <w:tcPr>
-            <w:tcW w:type="dxa" w:w="1881"/>
+            <w:tcW w:type="dxa" w:w="1568"/>
             <w:shd w:val="clear" w:color="auto" w:fill="D6E4F0"/>
           </w:tcPr>
           <w:p>
@@ -3758,7 +4072,7 @@
         </w:tc>
         <w:tc>
           <w:tcPr>
-            <w:tcW w:type="dxa" w:w="1881"/>
+            <w:tcW w:type="dxa" w:w="1568"/>
             <w:shd w:val="clear" w:color="auto" w:fill="D6E4F0"/>
           </w:tcPr>
           <w:p>
@@ -3773,7 +4087,7 @@
         </w:tc>
         <w:tc>
           <w:tcPr>
-            <w:tcW w:type="dxa" w:w="1881"/>
+            <w:tcW w:type="dxa" w:w="1568"/>
             <w:shd w:val="clear" w:color="auto" w:fill="D6E4F0"/>
           </w:tcPr>
           <w:p>
@@ -3788,7 +4102,22 @@
         </w:tc>
         <w:tc>
           <w:tcPr>
-            <w:tcW w:type="dxa" w:w="1881"/>
+            <w:tcW w:type="dxa" w:w="1568"/>
+            <w:shd w:val="clear" w:color="auto" w:fill="D6E4F0"/>
+          </w:tcPr>
+          <w:p>
+            <w:r>
+              <w:rPr>
+                <w:b/>
+                <w:sz w:val="20"/>
+              </w:rPr>
+              <w:t>Period</w:t>
+            </w:r>
+          </w:p>
+        </w:tc>
+        <w:tc>
+          <w:tcPr>
+            <w:tcW w:type="dxa" w:w="1568"/>
             <w:shd w:val="clear" w:color="auto" w:fill="D6E4F0"/>
           </w:tcPr>
           <w:p>
@@ -3803,7 +4132,7 @@
         </w:tc>
         <w:tc>
           <w:tcPr>
-            <w:tcW w:type="dxa" w:w="1881"/>
+            <w:tcW w:type="dxa" w:w="1568"/>
             <w:shd w:val="clear" w:color="auto" w:fill="D6E4F0"/>
           </w:tcPr>
           <w:p>
@@ -3820,7 +4149,7 @@
       <w:tr>
         <w:tc>
           <w:tcPr>
-            <w:tcW w:type="dxa" w:w="1881"/>
+            <w:tcW w:type="dxa" w:w="1568"/>
           </w:tcPr>
           <w:p>
             <w:r>
@@ -3833,7 +4162,7 @@
         </w:tc>
         <w:tc>
           <w:tcPr>
-            <w:tcW w:type="dxa" w:w="1881"/>
+            <w:tcW w:type="dxa" w:w="1568"/>
           </w:tcPr>
           <w:p>
             <w:r>
@@ -3846,20 +4175,113 @@
         </w:tc>
         <w:tc>
           <w:tcPr>
-            <w:tcW w:type="dxa" w:w="1881"/>
+            <w:tcW w:type="dxa" w:w="1568"/>
           </w:tcPr>
           <w:p>
             <w:r>
               <w:rPr>
                 <w:sz w:val="20"/>
               </w:rPr>
-              <w:t>Limalimo Health Post</w:t>
+              <w:t>Limalimo HP</w:t>
             </w:r>
           </w:p>
         </w:tc>
         <w:tc>
           <w:tcPr>
-            <w:tcW w:type="dxa" w:w="1881"/>
+            <w:tcW w:type="dxa" w:w="1568"/>
+          </w:tcPr>
+          <w:p>
+            <w:r>
+              <w:rPr>
+                <w:sz w:val="20"/>
+              </w:rPr>
+              <w:t>May 2026</w:t>
+            </w:r>
+          </w:p>
+        </w:tc>
+        <w:tc>
+          <w:tcPr>
+            <w:tcW w:type="dxa" w:w="1568"/>
+          </w:tcPr>
+          <w:p>
+            <w:r>
+              <w:rPr>
+                <w:sz w:val="20"/>
+              </w:rPr>
+              <w:t>~6 min</w:t>
+            </w:r>
+          </w:p>
+        </w:tc>
+        <w:tc>
+          <w:tcPr>
+            <w:tcW w:type="dxa" w:w="1568"/>
+          </w:tcPr>
+          <w:p>
+            <w:r>
+              <w:rPr>
+                <w:sz w:val="20"/>
+              </w:rPr>
+              <w:t>Type wrong BCG value → detection → numbered SMS options → correction applied in DHIS2</w:t>
+            </w:r>
+          </w:p>
+        </w:tc>
+      </w:tr>
+      <w:tr>
+        <w:tc>
+          <w:tcPr>
+            <w:tcW w:type="dxa" w:w="1568"/>
+          </w:tcPr>
+          <w:p>
+            <w:r>
+              <w:rPr>
+                <w:sz w:val="20"/>
+              </w:rPr>
+              <w:t>B</w:t>
+            </w:r>
+          </w:p>
+        </w:tc>
+        <w:tc>
+          <w:tcPr>
+            <w:tcW w:type="dxa" w:w="1568"/>
+          </w:tcPr>
+          <w:p>
+            <w:r>
+              <w:rPr>
+                <w:sz w:val="20"/>
+              </w:rPr>
+              <w:t>DTP1/DTP3 inconsistency</w:t>
+            </w:r>
+          </w:p>
+        </w:tc>
+        <w:tc>
+          <w:tcPr>
+            <w:tcW w:type="dxa" w:w="1568"/>
+          </w:tcPr>
+          <w:p>
+            <w:r>
+              <w:rPr>
+                <w:sz w:val="20"/>
+              </w:rPr>
+              <w:t>Adi Goshu HP</w:t>
+            </w:r>
+          </w:p>
+        </w:tc>
+        <w:tc>
+          <w:tcPr>
+            <w:tcW w:type="dxa" w:w="1568"/>
+          </w:tcPr>
+          <w:p>
+            <w:r>
+              <w:rPr>
+                <w:sz w:val="20"/>
+              </w:rPr>
+              <w:t>May 2026</w:t>
+            </w:r>
+          </w:p>
+        </w:tc>
+        <w:tc>
+          <w:tcPr>
+            <w:tcW w:type="dxa" w:w="1568"/>
           </w:tcPr>
           <w:p>
             <w:r>
@@ -3872,14 +4294,14 @@
         </w:tc>
         <w:tc>
           <w:tcPr>
-            <w:tcW w:type="dxa" w:w="1881"/>
+            <w:tcW w:type="dxa" w:w="1568"/>
           </w:tcPr>
           <w:p>
             <w:r>
               <w:rPr>
                 <w:sz w:val="20"/>
               </w:rPr>
-              <w:t>Full SMS loop: detection → conversation → DHIS2 correction</w:t>
+              <w:t>Type Penta3 &gt; Penta1 → validation rule → numbered options → correction</w:t>
             </w:r>
           </w:p>
         </w:tc>
@@ -3887,46 +4309,59 @@
       <w:tr>
         <w:tc>
           <w:tcPr>
-            <w:tcW w:type="dxa" w:w="1881"/>
+            <w:tcW w:type="dxa" w:w="1568"/>
           </w:tcPr>
           <w:p>
             <w:r>
               <w:rPr>
                 <w:sz w:val="20"/>
               </w:rPr>
-              <w:t>B</w:t>
+              <w:t>C</w:t>
             </w:r>
           </w:p>
         </w:tc>
         <w:tc>
           <w:tcPr>
-            <w:tcW w:type="dxa" w:w="1881"/>
+            <w:tcW w:type="dxa" w:w="1568"/>
           </w:tcPr>
           <w:p>
             <w:r>
               <w:rPr>
                 <w:sz w:val="20"/>
               </w:rPr>
-              <w:t>DTP1/DTP3 inconsistency</w:t>
+              <w:t>Missing report</w:t>
             </w:r>
           </w:p>
         </w:tc>
         <w:tc>
           <w:tcPr>
-            <w:tcW w:type="dxa" w:w="1881"/>
+            <w:tcW w:type="dxa" w:w="1568"/>
           </w:tcPr>
           <w:p>
             <w:r>
               <w:rPr>
                 <w:sz w:val="20"/>
               </w:rPr>
-              <w:t>Adi Goshu Health Post</w:t>
+              <w:t>Bichena HP</w:t>
             </w:r>
           </w:p>
         </w:tc>
         <w:tc>
           <w:tcPr>
-            <w:tcW w:type="dxa" w:w="1881"/>
+            <w:tcW w:type="dxa" w:w="1568"/>
+          </w:tcPr>
+          <w:p>
+            <w:r>
+              <w:rPr>
+                <w:sz w:val="20"/>
+              </w:rPr>
+              <w:t>May 2026</w:t>
+            </w:r>
+          </w:p>
+        </w:tc>
+        <w:tc>
+          <w:tcPr>
+            <w:tcW w:type="dxa" w:w="1568"/>
           </w:tcPr>
           <w:p>
             <w:r>
@@ -3939,14 +4374,14 @@
         </w:tc>
         <w:tc>
           <w:tcPr>
-            <w:tcW w:type="dxa" w:w="1881"/>
+            <w:tcW w:type="dxa" w:w="1568"/>
           </w:tcPr>
           <w:p>
             <w:r>
               <w:rPr>
                 <w:sz w:val="20"/>
               </w:rPr>
-              <w:t>Validation rule violation → correction via SMS</w:t>
+              <w:t>Submit no data → daily check → SUBMIT option → recovery flow</w:t>
             </w:r>
           </w:p>
         </w:tc>
@@ -3954,46 +4389,59 @@
       <w:tr>
         <w:tc>
           <w:tcPr>
-            <w:tcW w:type="dxa" w:w="1881"/>
+            <w:tcW w:type="dxa" w:w="1568"/>
           </w:tcPr>
           <w:p>
             <w:r>
               <w:rPr>
                 <w:sz w:val="20"/>
               </w:rPr>
-              <w:t>C</w:t>
+              <w:t>D</w:t>
             </w:r>
           </w:p>
         </w:tc>
         <w:tc>
           <w:tcPr>
-            <w:tcW w:type="dxa" w:w="1881"/>
+            <w:tcW w:type="dxa" w:w="1568"/>
           </w:tcPr>
           <w:p>
             <w:r>
               <w:rPr>
                 <w:sz w:val="20"/>
               </w:rPr>
-              <w:t>Missing report</w:t>
+              <w:t>Issue log web app</w:t>
             </w:r>
           </w:p>
         </w:tc>
         <w:tc>
           <w:tcPr>
-            <w:tcW w:type="dxa" w:w="1881"/>
+            <w:tcW w:type="dxa" w:w="1568"/>
           </w:tcPr>
           <w:p>
             <w:r>
               <w:rPr>
                 <w:sz w:val="20"/>
               </w:rPr>
-              <w:t>Bichena Health Post</w:t>
+              <w:t>(all)</w:t>
             </w:r>
           </w:p>
         </w:tc>
         <w:tc>
           <w:tcPr>
-            <w:tcW w:type="dxa" w:w="1881"/>
+            <w:tcW w:type="dxa" w:w="1568"/>
+          </w:tcPr>
+          <w:p>
+            <w:r>
+              <w:rPr>
+                <w:sz w:val="20"/>
+              </w:rPr>
+              <w:t>(all)</w:t>
+            </w:r>
+          </w:p>
+        </w:tc>
+        <w:tc>
+          <w:tcPr>
+            <w:tcW w:type="dxa" w:w="1568"/>
           </w:tcPr>
           <w:p>
             <w:r>
@@ -4006,81 +4454,14 @@
         </w:tc>
         <w:tc>
           <w:tcPr>
-            <w:tcW w:type="dxa" w:w="1881"/>
+            <w:tcW w:type="dxa" w:w="1568"/>
           </w:tcPr>
           <w:p>
             <w:r>
               <w:rPr>
                 <w:sz w:val="20"/>
               </w:rPr>
-              <w:t>Daily cron detection → notification → LATER/DONE reply</w:t>
-            </w:r>
-          </w:p>
-        </w:tc>
-      </w:tr>
-      <w:tr>
-        <w:tc>
-          <w:tcPr>
-            <w:tcW w:type="dxa" w:w="1881"/>
-          </w:tcPr>
-          <w:p>
-            <w:r>
-              <w:rPr>
-                <w:sz w:val="20"/>
-              </w:rPr>
-              <w:t>D</w:t>
-            </w:r>
-          </w:p>
-        </w:tc>
-        <w:tc>
-          <w:tcPr>
-            <w:tcW w:type="dxa" w:w="1881"/>
-          </w:tcPr>
-          <w:p>
-            <w:r>
-              <w:rPr>
-                <w:sz w:val="20"/>
-              </w:rPr>
-              <w:t>Issue log web app</w:t>
-            </w:r>
-          </w:p>
-        </w:tc>
-        <w:tc>
-          <w:tcPr>
-            <w:tcW w:type="dxa" w:w="1881"/>
-          </w:tcPr>
-          <w:p>
-            <w:r>
-              <w:rPr>
-                <w:sz w:val="20"/>
-              </w:rPr>
-              <w:t>(all facilities)</w:t>
-            </w:r>
-          </w:p>
-        </w:tc>
-        <w:tc>
-          <w:tcPr>
-            <w:tcW w:type="dxa" w:w="1881"/>
-          </w:tcPr>
-          <w:p>
-            <w:r>
-              <w:rPr>
-                <w:sz w:val="20"/>
-              </w:rPr>
-              <w:t>~3 min</w:t>
-            </w:r>
-          </w:p>
-        </w:tc>
-        <w:tc>
-          <w:tcPr>
-            <w:tcW w:type="dxa" w:w="1881"/>
-          </w:tcPr>
-          <w:p>
-            <w:r>
-              <w:rPr>
-                <w:sz w:val="20"/>
-              </w:rPr>
-              <w:t>Supervisor view: all issues, statuses, and SMS threads</w:t>
+              <w:t>Supervisor view: all issues, numbered-option threads, statuses</w:t>
             </w:r>
           </w:p>
         </w:tc>
@@ -4123,7 +4504,7 @@
         <w:ind w:left="360"/>
       </w:pPr>
       <w:r>
-        <w:t>inject_data.py has been run — 28 months of data loaded (Jan 2024 – Apr 2026); three seeded DQ issues exist in period 202604</w:t>
+        <w:t>inject_data.py has been run — 28 months of clean baseline data loaded (Jan 2024 – Apr 2026). All data is clean; no pre-seeded issues.</w:t>
       </w:r>
     </w:p>
     <w:p>
@@ -4132,7 +4513,7 @@
         <w:ind w:left="360"/>
       </w:pPr>
       <w:r>
-        <w:t>contacts table in SQLite seeded with presenter's phone for: Limalimo HP, Adi Goshu HP, Bichena HP</w:t>
+        <w:t>contacts table in agent SQLite seeded with presenter's phone for all demo facilities</w:t>
       </w:r>
     </w:p>
     <w:p>
@@ -4159,28 +4540,7 @@
         <w:rPr>
           <w:sz w:val="21"/>
         </w:rPr>
-        <w:t>The agent detects new submissions within ~30 seconds via lastUpdated polling, so in practice the SMS arrives almost immediately after the form is submitted. For the demo, you can also trigger an instant check via: POST http://localhost:5001/api/scan — this bypasses the poll cycle and runs DQ across all facilities immediately.</w:t>
-      </w:r>
-    </w:p>
-    <w:p/>
-    <w:p>
-      <w:pPr>
-        <w:pStyle w:val="Heading2"/>
-      </w:pPr>
-      <w:r>
-        <w:rPr>
-          <w:color w:val="2E6DA4"/>
-          <w:sz w:val="24"/>
-        </w:rPr>
-        <w:t>Demo A — Statistical Outlier: Limalimo Health Post (~5 min)</w:t>
-      </w:r>
-    </w:p>
-    <w:p>
-      <w:r>
-        <w:rPr>
-          <w:sz w:val="21"/>
-        </w:rPr>
-        <w:t>What this shows: The agent detects a value that is ~10x the expected range for that facility type, sends an SMS with a reference ID, and applies the confirmed correction directly to DHIS2.</w:t>
+        <w:t>Demo period: May 2026 (202605). This period has no data in DHIS2 yet — you will enter values live. The 22-month baseline (Jan 2024 – Oct 2025) gives the outlier detection a robust mean and standard deviation to compare against.</w:t>
       </w:r>
     </w:p>
     <w:p/>
@@ -4189,52 +4549,28 @@
         <w:rPr>
           <w:sz w:val="21"/>
         </w:rPr>
-        <w:t>Step 1 — Show the issue in DHIS2 (1 min)</w:t>
+        <w:t>Detection is automatic within ~30 seconds via lastUpdated polling. To skip the wait during the demo: POST http://localhost:5001/api/scan — fires all checks immediately.</w:t>
+      </w:r>
+    </w:p>
+    <w:p/>
+    <w:p>
+      <w:pPr>
+        <w:pStyle w:val="Heading2"/>
+      </w:pPr>
+      <w:r>
+        <w:rPr>
+          <w:color w:val="2E6DA4"/>
+          <w:sz w:val="24"/>
+        </w:rPr>
+        <w:t>Demo A — Statistical Outlier: Limalimo Health Post (~6 min)</w:t>
       </w:r>
     </w:p>
     <w:p>
-      <w:pPr>
-        <w:pStyle w:val="ListBullet"/>
-        <w:ind w:left="360"/>
-      </w:pPr>
       <w:r>
-        <w:t>Log in at http://localhost:8080 as admin / [DHIS2_ADMIN_PASS from .env]</w:t>
-      </w:r>
-    </w:p>
-    <w:p>
-      <w:pPr>
-        <w:pStyle w:val="ListBullet"/>
-        <w:ind w:left="360"/>
-      </w:pPr>
-      <w:r>
-        <w:t>Open Data Entry (grid icon in top menu)</w:t>
-      </w:r>
-    </w:p>
-    <w:p>
-      <w:pPr>
-        <w:pStyle w:val="ListBullet"/>
-        <w:ind w:left="360"/>
-      </w:pPr>
-      <w:r>
-        <w:t>Navigate in the left org unit tree: Ethiopia → Amhara → North Gondar → Janamora Woreda → Limalimo Health Post</w:t>
-      </w:r>
-    </w:p>
-    <w:p>
-      <w:pPr>
-        <w:pStyle w:val="ListBullet"/>
-        <w:ind w:left="360"/>
-      </w:pPr>
-      <w:r>
-        <w:t>Select dataset: EPI - Routine vaccine delivery | Period: April 2026</w:t>
-      </w:r>
-    </w:p>
-    <w:p>
-      <w:pPr>
-        <w:pStyle w:val="ListBullet"/>
-        <w:ind w:left="360"/>
-      </w:pPr>
-      <w:r>
-        <w:t>Point out: BCG &lt; 1 year = 350. For a health post, the normal range is 30-45. This is ~10x the expected maximum.</w:t>
+        <w:rPr>
+          <w:sz w:val="21"/>
+        </w:rPr>
+        <w:t>What this shows: You type a grossly incorrect BCG value into DHIS2, submit it, and the agent detects it against 22 months of baseline history and sends a numbered-option SMS. The full loop — entry, detection, SMS, option selection, correction in DHIS2 — happens in real time in front of the audience.</w:t>
       </w:r>
     </w:p>
     <w:p/>
@@ -4243,7 +4579,7 @@
         <w:rPr>
           <w:sz w:val="21"/>
         </w:rPr>
-        <w:t>Step 2 — Trigger the agent (30 sec)</w:t>
+        <w:t>Step 1 — Navigate to the data entry form</w:t>
       </w:r>
     </w:p>
     <w:p>
@@ -4252,7 +4588,7 @@
         <w:ind w:left="360"/>
       </w:pPr>
       <w:r>
-        <w:t>In a terminal or browser: POST http://localhost:5001/api/scan</w:t>
+        <w:t>Log in at http://localhost:8080 as admin / [DHIS2_ADMIN_PASS from .env]</w:t>
       </w:r>
     </w:p>
     <w:p>
@@ -4261,7 +4597,7 @@
         <w:ind w:left="360"/>
       </w:pPr>
       <w:r>
-        <w:t>Alternatively: curl -s -X POST http://localhost:5001/api/scan</w:t>
+        <w:t>Open Data Entry (grid icon in top menu)</w:t>
       </w:r>
     </w:p>
     <w:p>
@@ -4270,7 +4606,7 @@
         <w:ind w:left="360"/>
       </w:pPr>
       <w:r>
-        <w:t>The agent runs outlier detection and creates issue DQ-XXXX for Limalimo HP</w:t>
+        <w:t>Navigate: Ethiopia → Amhara → North Gondar → Janamora Woreda → Limalimo Health Post</w:t>
       </w:r>
     </w:p>
     <w:p>
@@ -4279,7 +4615,715 @@
         <w:ind w:left="360"/>
       </w:pPr>
       <w:r>
-        <w:t>Navigate to http://localhost:5001/issues — the new issue appears as OPEN</w:t>
+        <w:t>Select dataset: EPI - Routine vaccine delivery | Period: May 2026</w:t>
+      </w:r>
+    </w:p>
+    <w:p>
+      <w:pPr>
+        <w:pStyle w:val="ListBullet"/>
+        <w:ind w:left="360"/>
+      </w:pPr>
+      <w:r>
+        <w:t>The form is blank — no data has been submitted for May 2026 yet</w:t>
+      </w:r>
+    </w:p>
+    <w:p>
+      <w:pPr>
+        <w:pStyle w:val="ListBullet"/>
+        <w:ind w:left="360"/>
+      </w:pPr>
+      <w:r>
+        <w:t>Narrate: "This is what a facility worker sees when they open their monthly reporting form."</w:t>
+      </w:r>
+    </w:p>
+    <w:p/>
+    <w:p>
+      <w:r>
+        <w:rPr>
+          <w:sz w:val="21"/>
+        </w:rPr>
+        <w:t>Step 2 — Enter data with a deliberate error</w:t>
+      </w:r>
+    </w:p>
+    <w:p>
+      <w:pPr>
+        <w:pStyle w:val="ListBullet"/>
+        <w:ind w:left="360"/>
+      </w:pPr>
+      <w:r>
+        <w:t>Fill in realistic values for all fields EXCEPT BCG under-1:</w:t>
+      </w:r>
+    </w:p>
+    <w:p>
+      <w:pPr>
+        <w:pStyle w:val="ListBullet"/>
+        <w:ind w:left="720"/>
+      </w:pPr>
+      <w:r>
+        <w:t>BCG &gt;= 1 year: 3  |  Penta1 under-1: 31  |  Penta1 &gt;= 1 year: 2  |  Penta3 under-1: 26  |  MR1 under-1: 30</w:t>
+      </w:r>
+    </w:p>
+    <w:p>
+      <w:pPr>
+        <w:pStyle w:val="ListBullet"/>
+        <w:ind w:left="360"/>
+      </w:pPr>
+      <w:r>
+        <w:t>In the BCG under-1 field, type: 350</w:t>
+      </w:r>
+    </w:p>
+    <w:p>
+      <w:pPr>
+        <w:pStyle w:val="ListBullet"/>
+        <w:ind w:left="360"/>
+      </w:pPr>
+      <w:r>
+        <w:t>Narrate: "The worker accidentally types 350 instead of 35 — a common transposition error."</w:t>
+      </w:r>
+    </w:p>
+    <w:p>
+      <w:pPr>
+        <w:pStyle w:val="ListBullet"/>
+        <w:ind w:left="360"/>
+      </w:pPr>
+      <w:r>
+        <w:t>Click Save</w:t>
+      </w:r>
+    </w:p>
+    <w:p/>
+    <w:p>
+      <w:r>
+        <w:rPr>
+          <w:sz w:val="21"/>
+        </w:rPr>
+        <w:t>Step 3 — Agent detects the outlier (~30 seconds)</w:t>
+      </w:r>
+    </w:p>
+    <w:p>
+      <w:pPr>
+        <w:pStyle w:val="ListBullet"/>
+        <w:ind w:left="360"/>
+      </w:pPr>
+      <w:r>
+        <w:t>Wait ~30 seconds for the lastUpdated poll, OR: curl -s -X POST http://localhost:5001/api/scan</w:t>
+      </w:r>
+    </w:p>
+    <w:p>
+      <w:pPr>
+        <w:pStyle w:val="ListBullet"/>
+        <w:ind w:left="360"/>
+      </w:pPr>
+      <w:r>
+        <w:t>Agent queries outlier detection: BCG = 350 vs 22-month mean ~35 (z-score ~100)</w:t>
+      </w:r>
+    </w:p>
+    <w:p>
+      <w:pPr>
+        <w:pStyle w:val="ListBullet"/>
+        <w:ind w:left="360"/>
+      </w:pPr>
+      <w:r>
+        <w:t>New issue created. Navigate to http://localhost:5001/issues — issue appears as OPEN</w:t>
+      </w:r>
+    </w:p>
+    <w:p/>
+    <w:p>
+      <w:r>
+        <w:rPr>
+          <w:sz w:val="21"/>
+        </w:rPr>
+        <w:t>Step 4 — Receive the SMS on presenter's phone</w:t>
+      </w:r>
+    </w:p>
+    <w:p>
+      <w:pPr>
+        <w:ind w:left="576"/>
+        <w:shd w:val="clear" w:color="auto" w:fill="F2F2F2"/>
+      </w:pPr>
+      <w:r>
+        <w:rPr>
+          <w:rFonts w:ascii="Courier New" w:hAnsi="Courier New"/>
+          <w:color w:val="333333"/>
+          <w:sz w:val="17"/>
+        </w:rPr>
+        <w:t>[DQ-XXXX] Limalimo HP, May 2026</w:t>
+        <w:br/>
+        <w:t>BCG under-1: 350 (normal ~35, flagged)</w:t>
+        <w:br/>
+        <w:t>Reply with option number:</w:t>
+        <w:br/>
+        <w:t>1. Replace with 6-month avg</w:t>
+        <w:br/>
+        <w:t>2. Keep as-is (explain)</w:t>
+        <w:br/>
+        <w:t>3. Treat as zero</w:t>
+        <w:br/>
+        <w:t>4. Replace with specific number</w:t>
+        <w:br/>
+        <w:t>5. Use facility doses only</w:t>
+        <w:br/>
+        <w:t>6. Use outreach doses only</w:t>
+      </w:r>
+    </w:p>
+    <w:p>
+      <w:pPr>
+        <w:pStyle w:val="ListBullet"/>
+        <w:ind w:left="360"/>
+      </w:pPr>
+      <w:r>
+        <w:t>Point out: numbered options match the AHEAD Excel dropdown exactly — the agent replicates the same decision schema George's team uses today</w:t>
+      </w:r>
+    </w:p>
+    <w:p/>
+    <w:p>
+      <w:r>
+        <w:rPr>
+          <w:sz w:val="21"/>
+        </w:rPr>
+        <w:t>Step 5 — Select option 4 (replace with specific number)</w:t>
+      </w:r>
+    </w:p>
+    <w:p>
+      <w:pPr>
+        <w:pStyle w:val="ListBullet"/>
+        <w:ind w:left="360"/>
+      </w:pPr>
+      <w:r>
+        <w:t>Reply to the SMS: 4</w:t>
+      </w:r>
+    </w:p>
+    <w:p>
+      <w:pPr>
+        <w:pStyle w:val="ListBullet"/>
+        <w:ind w:left="360"/>
+      </w:pPr>
+      <w:r>
+        <w:t>Agent replies:</w:t>
+      </w:r>
+    </w:p>
+    <w:p>
+      <w:pPr>
+        <w:ind w:left="576"/>
+        <w:shd w:val="clear" w:color="auto" w:fill="F2F2F2"/>
+      </w:pPr>
+      <w:r>
+        <w:rPr>
+          <w:rFonts w:ascii="Courier New" w:hAnsi="Courier New"/>
+          <w:color w:val="333333"/>
+          <w:sz w:val="17"/>
+        </w:rPr>
+        <w:t>[DQ-XXXX] Option 4: replace with specific number.</w:t>
+        <w:br/>
+        <w:t>Reply with the correct BCG under-1 value.</w:t>
+      </w:r>
+    </w:p>
+    <w:p>
+      <w:pPr>
+        <w:pStyle w:val="ListBullet"/>
+        <w:ind w:left="360"/>
+      </w:pPr>
+      <w:r>
+        <w:t>Reply: 35</w:t>
+      </w:r>
+    </w:p>
+    <w:p>
+      <w:pPr>
+        <w:pStyle w:val="ListBullet"/>
+        <w:ind w:left="360"/>
+      </w:pPr>
+      <w:r>
+        <w:t>Agent applies the correction (POST /api/dataValueSets as agent_service) and sends:</w:t>
+      </w:r>
+    </w:p>
+    <w:p>
+      <w:pPr>
+        <w:ind w:left="576"/>
+        <w:shd w:val="clear" w:color="auto" w:fill="F2F2F2"/>
+      </w:pPr>
+      <w:r>
+        <w:rPr>
+          <w:rFonts w:ascii="Courier New" w:hAnsi="Courier New"/>
+          <w:color w:val="333333"/>
+          <w:sz w:val="17"/>
+        </w:rPr>
+        <w:t>[DQ-XXXX] Done. BCG under-1 updated to 35 at Limalimo HP.</w:t>
+        <w:br/>
+        <w:t>Decision logged. Issue closed.</w:t>
+      </w:r>
+    </w:p>
+    <w:p/>
+    <w:p>
+      <w:r>
+        <w:rPr>
+          <w:sz w:val="21"/>
+        </w:rPr>
+        <w:t>Step 6 — Show the correction in DHIS2</w:t>
+      </w:r>
+    </w:p>
+    <w:p>
+      <w:pPr>
+        <w:pStyle w:val="ListBullet"/>
+        <w:ind w:left="360"/>
+      </w:pPr>
+      <w:r>
+        <w:t>Switch back to the DHIS2 tab and refresh Limalimo HP / May 2026</w:t>
+      </w:r>
+    </w:p>
+    <w:p>
+      <w:pPr>
+        <w:pStyle w:val="ListBullet"/>
+        <w:ind w:left="360"/>
+      </w:pPr>
+      <w:r>
+        <w:t>BCG under-1 now shows 35 (was 350)</w:t>
+      </w:r>
+    </w:p>
+    <w:p>
+      <w:pPr>
+        <w:pStyle w:val="ListBullet"/>
+        <w:ind w:left="360"/>
+      </w:pPr>
+      <w:r>
+        <w:t>Narrate: "The corrected value is now in DHIS2. The DHIS2 audit log will show this was changed by agent_service."</w:t>
+      </w:r>
+    </w:p>
+    <w:p/>
+    <w:p>
+      <w:r>
+        <w:rPr>
+          <w:sz w:val="21"/>
+        </w:rPr>
+        <w:t>Expected final state after Demo A:</w:t>
+      </w:r>
+    </w:p>
+    <w:p>
+      <w:pPr>
+        <w:pStyle w:val="ListBullet"/>
+        <w:ind w:left="360"/>
+      </w:pPr>
+      <w:r>
+        <w:t>DHIS2: Limalimo HP, May 2026, BCG under-1 = 35 (was 350)</w:t>
+      </w:r>
+    </w:p>
+    <w:p>
+      <w:pPr>
+        <w:pStyle w:val="ListBullet"/>
+        <w:ind w:left="360"/>
+      </w:pPr>
+      <w:r>
+        <w:t>Issue log: DQ-XXXX | Outlier | Limalimo HP | RESOLVED | Option 4: specific number (35)</w:t>
+      </w:r>
+    </w:p>
+    <w:p>
+      <w:pPr>
+        <w:pStyle w:val="ListBullet"/>
+        <w:ind w:left="360"/>
+      </w:pPr>
+      <w:r>
+        <w:t>SMS thread: 4 messages — notification, "4", follow-up, "35", resolution</w:t>
+      </w:r>
+    </w:p>
+    <w:p/>
+    <w:p>
+      <w:pPr>
+        <w:pStyle w:val="Heading2"/>
+      </w:pPr>
+      <w:r>
+        <w:rPr>
+          <w:color w:val="2E6DA4"/>
+          <w:sz w:val="24"/>
+        </w:rPr>
+        <w:t>Demo B — DTP1/DTP3 Inconsistency: Adi Goshu Health Post (~5 min)</w:t>
+      </w:r>
+    </w:p>
+    <w:p>
+      <w:r>
+        <w:rPr>
+          <w:sz w:val="21"/>
+        </w:rPr>
+        <w:t>What this shows: You type Penta3 &gt; Penta1, which violates a built-in DHIS2 EPI validation rule. The agent detects it via /api/validationResults and sends numbered options. The threshold for monthly facility data is Penta3 &gt; Penta1 by &gt;30%.</w:t>
+      </w:r>
+    </w:p>
+    <w:p/>
+    <w:p>
+      <w:r>
+        <w:rPr>
+          <w:sz w:val="21"/>
+        </w:rPr>
+        <w:t>Step 1 — Navigate to the data entry form</w:t>
+      </w:r>
+    </w:p>
+    <w:p>
+      <w:pPr>
+        <w:pStyle w:val="ListBullet"/>
+        <w:ind w:left="360"/>
+      </w:pPr>
+      <w:r>
+        <w:t>Navigate: Ethiopia → Amhara → North Gondar → Addi Arekay Woreda → Adi Goshu Health Post</w:t>
+      </w:r>
+    </w:p>
+    <w:p>
+      <w:pPr>
+        <w:pStyle w:val="ListBullet"/>
+        <w:ind w:left="360"/>
+      </w:pPr>
+      <w:r>
+        <w:t>Dataset: EPI - Routine vaccine delivery | Period: May 2026</w:t>
+      </w:r>
+    </w:p>
+    <w:p>
+      <w:pPr>
+        <w:pStyle w:val="ListBullet"/>
+        <w:ind w:left="360"/>
+      </w:pPr>
+      <w:r>
+        <w:t>Form is blank</w:t>
+      </w:r>
+    </w:p>
+    <w:p/>
+    <w:p>
+      <w:r>
+        <w:rPr>
+          <w:sz w:val="21"/>
+        </w:rPr>
+        <w:t>Step 2 — Enter data with a DTP inconsistency</w:t>
+      </w:r>
+    </w:p>
+    <w:p>
+      <w:pPr>
+        <w:pStyle w:val="ListBullet"/>
+        <w:ind w:left="360"/>
+      </w:pPr>
+      <w:r>
+        <w:t>Fill in all fields with realistic values, but swap Penta1 and Penta3:</w:t>
+      </w:r>
+    </w:p>
+    <w:p>
+      <w:pPr>
+        <w:pStyle w:val="ListBullet"/>
+        <w:ind w:left="720"/>
+      </w:pPr>
+      <w:r>
+        <w:t>BCG under-1: 35  |  BCG &gt;= 1 year: 2  |  Penta1 under-1: 45  |  Penta3 under-1: 80</w:t>
+      </w:r>
+    </w:p>
+    <w:p>
+      <w:pPr>
+        <w:pStyle w:val="ListBullet"/>
+        <w:ind w:left="360"/>
+      </w:pPr>
+      <w:r>
+        <w:t>Narrate: "Penta3 under-1 is 80, but Penta1 under-1 is only 45. The 3rd dose of a vaccine series can never exceed the 1st dose — this is a transposition or reporting error. The relative difference here is 78%, well above the 30% threshold for monthly facility data."</w:t>
+      </w:r>
+    </w:p>
+    <w:p>
+      <w:pPr>
+        <w:pStyle w:val="ListBullet"/>
+        <w:ind w:left="360"/>
+      </w:pPr>
+      <w:r>
+        <w:t>Click Save</w:t>
+      </w:r>
+    </w:p>
+    <w:p/>
+    <w:p>
+      <w:r>
+        <w:rPr>
+          <w:sz w:val="21"/>
+        </w:rPr>
+        <w:t>Step 3 — Agent detects the violation (~30 seconds)</w:t>
+      </w:r>
+    </w:p>
+    <w:p>
+      <w:pPr>
+        <w:pStyle w:val="ListBullet"/>
+        <w:ind w:left="360"/>
+      </w:pPr>
+      <w:r>
+        <w:t>Wait or POST http://localhost:5001/api/scan</w:t>
+      </w:r>
+    </w:p>
+    <w:p>
+      <w:pPr>
+        <w:pStyle w:val="ListBullet"/>
+        <w:ind w:left="360"/>
+      </w:pPr>
+      <w:r>
+        <w:t>Agent runs POST /api/validation then reads GET /api/validationResults</w:t>
+      </w:r>
+    </w:p>
+    <w:p>
+      <w:pPr>
+        <w:pStyle w:val="ListBullet"/>
+        <w:ind w:left="360"/>
+      </w:pPr>
+      <w:r>
+        <w:t>EPI package's built-in rule fires: Penta3 &gt; Penta1</w:t>
+      </w:r>
+    </w:p>
+    <w:p>
+      <w:pPr>
+        <w:pStyle w:val="ListBullet"/>
+        <w:ind w:left="360"/>
+      </w:pPr>
+      <w:r>
+        <w:t>Issue appears in http://localhost:5001/issues</w:t>
+      </w:r>
+    </w:p>
+    <w:p/>
+    <w:p>
+      <w:r>
+        <w:rPr>
+          <w:sz w:val="21"/>
+        </w:rPr>
+        <w:t>Step 4 — Receive the SMS</w:t>
+      </w:r>
+    </w:p>
+    <w:p>
+      <w:pPr>
+        <w:ind w:left="576"/>
+        <w:shd w:val="clear" w:color="auto" w:fill="F2F2F2"/>
+      </w:pPr>
+      <w:r>
+        <w:rPr>
+          <w:rFonts w:ascii="Courier New" w:hAnsi="Courier New"/>
+          <w:color w:val="333333"/>
+          <w:sz w:val="17"/>
+        </w:rPr>
+        <w:t>[DQ-XXXX] Adi Goshu HP, May 2026</w:t>
+        <w:br/>
+        <w:t>Penta1 under-1: 45 | Penta3 under-1: 80</w:t>
+        <w:br/>
+        <w:t>Penta3 exceeds Penta1 by 78%.</w:t>
+        <w:br/>
+        <w:t>Reply with option number:</w:t>
+        <w:br/>
+        <w:t>1. Keep as-is (explain)</w:t>
+        <w:br/>
+        <w:t>2. Set both to Penta1 value (45)</w:t>
+        <w:br/>
+        <w:t>3. Set both to Penta3 value (80)</w:t>
+        <w:br/>
+        <w:t>4. Replace with specific values</w:t>
+        <w:br/>
+        <w:t>5. Other (explain)</w:t>
+      </w:r>
+    </w:p>
+    <w:p/>
+    <w:p>
+      <w:r>
+        <w:rPr>
+          <w:sz w:val="21"/>
+        </w:rPr>
+        <w:t>Step 5 — Select option 2 (use Penta1 for both)</w:t>
+      </w:r>
+    </w:p>
+    <w:p>
+      <w:pPr>
+        <w:pStyle w:val="ListBullet"/>
+        <w:ind w:left="360"/>
+      </w:pPr>
+      <w:r>
+        <w:t>Reply: 2</w:t>
+      </w:r>
+    </w:p>
+    <w:p>
+      <w:pPr>
+        <w:pStyle w:val="ListBullet"/>
+        <w:ind w:left="360"/>
+      </w:pPr>
+      <w:r>
+        <w:t>Agent applies: sets Penta3 under-1 = 45, matching Penta1</w:t>
+      </w:r>
+    </w:p>
+    <w:p>
+      <w:pPr>
+        <w:pStyle w:val="ListBullet"/>
+        <w:ind w:left="360"/>
+      </w:pPr>
+      <w:r>
+        <w:t>Agent sends:</w:t>
+      </w:r>
+    </w:p>
+    <w:p>
+      <w:pPr>
+        <w:ind w:left="576"/>
+        <w:shd w:val="clear" w:color="auto" w:fill="F2F2F2"/>
+      </w:pPr>
+      <w:r>
+        <w:rPr>
+          <w:rFonts w:ascii="Courier New" w:hAnsi="Courier New"/>
+          <w:color w:val="333333"/>
+          <w:sz w:val="17"/>
+        </w:rPr>
+        <w:t>[DQ-XXXX] Done. Penta1 and Penta3 under-1 both set to 45.</w:t>
+        <w:br/>
+        <w:t>Decision logged. Issue closed.</w:t>
+      </w:r>
+    </w:p>
+    <w:p/>
+    <w:p>
+      <w:r>
+        <w:rPr>
+          <w:sz w:val="21"/>
+        </w:rPr>
+        <w:t>Step 6 — Show in DHIS2 and issue log</w:t>
+      </w:r>
+    </w:p>
+    <w:p>
+      <w:pPr>
+        <w:pStyle w:val="ListBullet"/>
+        <w:ind w:left="360"/>
+      </w:pPr>
+      <w:r>
+        <w:t>Refresh Adi Goshu HP / May 2026: Penta3 under-1 = 45 (was 80)</w:t>
+      </w:r>
+    </w:p>
+    <w:p>
+      <w:pPr>
+        <w:pStyle w:val="ListBullet"/>
+        <w:ind w:left="360"/>
+      </w:pPr>
+      <w:r>
+        <w:t>Issue log: DQ-XXXX | DTP inconsistency | Adi Goshu HP | RESOLVED | Option 2</w:t>
+      </w:r>
+    </w:p>
+    <w:p/>
+    <w:p>
+      <w:r>
+        <w:rPr>
+          <w:sz w:val="21"/>
+        </w:rPr>
+        <w:t>Expected final state after Demo B:</w:t>
+      </w:r>
+    </w:p>
+    <w:p>
+      <w:pPr>
+        <w:pStyle w:val="ListBullet"/>
+        <w:ind w:left="360"/>
+      </w:pPr>
+      <w:r>
+        <w:t>DHIS2: Adi Goshu HP, May 2026, Penta3 under-1 = 45 (was 80). Penta1 = Penta3 = 45.</w:t>
+      </w:r>
+    </w:p>
+    <w:p>
+      <w:pPr>
+        <w:pStyle w:val="ListBullet"/>
+        <w:ind w:left="360"/>
+      </w:pPr>
+      <w:r>
+        <w:t>Issue log: DQ-XXXX | DTP3 &gt; DTP1 | Adi Goshu HP | RESOLVED | Option 2: use Penta1</w:t>
+      </w:r>
+    </w:p>
+    <w:p>
+      <w:pPr>
+        <w:pStyle w:val="ListBullet"/>
+        <w:ind w:left="360"/>
+      </w:pPr>
+      <w:r>
+        <w:t>SMS thread: 3 messages — notification, "2", resolution</w:t>
+      </w:r>
+    </w:p>
+    <w:p/>
+    <w:p>
+      <w:pPr>
+        <w:pStyle w:val="Heading2"/>
+      </w:pPr>
+      <w:r>
+        <w:rPr>
+          <w:color w:val="2E6DA4"/>
+          <w:sz w:val="24"/>
+        </w:rPr>
+        <w:t>Demo C — Missing Report: Bichena Health Post (~4 min)</w:t>
+      </w:r>
+    </w:p>
+    <w:p>
+      <w:r>
+        <w:rPr>
+          <w:sz w:val="21"/>
+        </w:rPr>
+        <w:t>What this shows: The missing report check detects that Bichena HP submitted nothing for May 2026. The first response option is SUBMIT — recovery before imputation, exactly matching the AHEAD methodology. Two paths are available during the demo.</w:t>
+      </w:r>
+    </w:p>
+    <w:p/>
+    <w:p>
+      <w:r>
+        <w:rPr>
+          <w:sz w:val="21"/>
+        </w:rPr>
+        <w:t>Step 1 — Show the blank form</w:t>
+      </w:r>
+    </w:p>
+    <w:p>
+      <w:pPr>
+        <w:pStyle w:val="ListBullet"/>
+        <w:ind w:left="360"/>
+      </w:pPr>
+      <w:r>
+        <w:t>Navigate: Ethiopia → Amhara → North Gondar → Dabat Woreda → Bichena Health Post</w:t>
+      </w:r>
+    </w:p>
+    <w:p>
+      <w:pPr>
+        <w:pStyle w:val="ListBullet"/>
+        <w:ind w:left="360"/>
+      </w:pPr>
+      <w:r>
+        <w:t>Dataset: EPI - Routine vaccine delivery | Period: May 2026</w:t>
+      </w:r>
+    </w:p>
+    <w:p>
+      <w:pPr>
+        <w:pStyle w:val="ListBullet"/>
+        <w:ind w:left="360"/>
+      </w:pPr>
+      <w:r>
+        <w:t>Form is blank. Do NOT enter any data and do NOT save.</w:t>
+      </w:r>
+    </w:p>
+    <w:p>
+      <w:pPr>
+        <w:pStyle w:val="ListBullet"/>
+        <w:ind w:left="360"/>
+      </w:pPr>
+      <w:r>
+        <w:t>Narrate: "This facility has not submitted its May 2026 report. In the current manual process, this would only be discovered at the end of the month during the HQ extraction. The agent will flag it within hours of the expected submission deadline."</w:t>
+      </w:r>
+    </w:p>
+    <w:p/>
+    <w:p>
+      <w:r>
+        <w:rPr>
+          <w:sz w:val="21"/>
+        </w:rPr>
+        <w:t>Step 2 — Trigger the missing report check</w:t>
+      </w:r>
+    </w:p>
+    <w:p>
+      <w:pPr>
+        <w:pStyle w:val="ListBullet"/>
+        <w:ind w:left="360"/>
+      </w:pPr>
+      <w:r>
+        <w:t>POST http://localhost:5001/api/scan?check=missing_reports</w:t>
+      </w:r>
+    </w:p>
+    <w:p>
+      <w:pPr>
+        <w:pStyle w:val="ListBullet"/>
+        <w:ind w:left="360"/>
+      </w:pPr>
+      <w:r>
+        <w:t>Agent queries completeDataSetRegistrations; Bichena HP absent for 202605</w:t>
+      </w:r>
+    </w:p>
+    <w:p>
+      <w:pPr>
+        <w:pStyle w:val="ListBullet"/>
+        <w:ind w:left="360"/>
+      </w:pPr>
+      <w:r>
+        <w:t>Issue created: type=missing_report, facility=Bichena HP, period=May 2026</w:t>
       </w:r>
     </w:p>
     <w:p/>
@@ -4293,15 +5337,6 @@
     </w:p>
     <w:p>
       <w:pPr>
-        <w:pStyle w:val="ListBullet"/>
-        <w:ind w:left="360"/>
-      </w:pPr>
-      <w:r>
-        <w:t>Presenter's phone receives:</w:t>
-      </w:r>
-    </w:p>
-    <w:p>
-      <w:pPr>
         <w:ind w:left="576"/>
         <w:shd w:val="clear" w:color="auto" w:fill="F2F2F2"/>
       </w:pPr>
@@ -4311,15 +5346,21 @@
           <w:color w:val="333333"/>
           <w:sz w:val="17"/>
         </w:rPr>
-        <w:t>[DQ-XXXX] Limalimo HP, Apr 2026</w:t>
+        <w:t>[DQ-XXXX] Bichena HP</w:t>
         <w:br/>
-        <w:t>BCG under-1: 350 reported</w:t>
+        <w:t>No EPI report received for May 2026.</w:t>
         <w:br/>
-        <w:t>Normal range: 30-45 (~10x high)</w:t>
+        <w:t>Can you submit the report? Reply SUBMIT.</w:t>
         <w:br/>
-        <w:t>Data entry error?</w:t>
+        <w:t>Or if unavailable, select:</w:t>
         <w:br/>
-        <w:t>Reply with correct value or KEEP to leave as-is.</w:t>
+        <w:t>1. Replace with 6-month avg</w:t>
+        <w:br/>
+        <w:t>2. Replace with zero (closed/no service)</w:t>
+        <w:br/>
+        <w:t>3. Replace with specific values</w:t>
+        <w:br/>
+        <w:t>4. Remove from analysis</w:t>
       </w:r>
     </w:p>
     <w:p>
@@ -4328,7 +5369,7 @@
         <w:ind w:left="360"/>
       </w:pPr>
       <w:r>
-        <w:t>Point out to audience: the reference ID, the specific data element named, the normal range given, the clear call to action</w:t>
+        <w:t>Point out: SUBMIT is the first option — recovery before imputation, per AHEAD methodology</w:t>
       </w:r>
     </w:p>
     <w:p/>
@@ -4337,7 +5378,7 @@
         <w:rPr>
           <w:sz w:val="21"/>
         </w:rPr>
-        <w:t>Step 4 — Reply with the corrected value</w:t>
+        <w:t>Step 4a — Path: SUBMIT (primary demo path)</w:t>
       </w:r>
     </w:p>
     <w:p>
@@ -4346,7 +5387,7 @@
         <w:ind w:left="360"/>
       </w:pPr>
       <w:r>
-        <w:t>Reply to the SMS: 35</w:t>
+        <w:t>Narrate: "The facility worker replies SUBMIT, meaning they have the data and will enter it now."</w:t>
       </w:r>
     </w:p>
     <w:p>
@@ -4355,7 +5396,7 @@
         <w:ind w:left="360"/>
       </w:pPr>
       <w:r>
-        <w:t>Agent receives the reply, Claude parses it as intent=correct, value=35</w:t>
+        <w:t>Reply to the SMS: SUBMIT</w:t>
       </w:r>
     </w:p>
     <w:p>
@@ -4364,27 +5405,34 @@
         <w:ind w:left="360"/>
       </w:pPr>
       <w:r>
-        <w:t>Agent sends confirmation:</w:t>
+        <w:t>Agent replies: "[DQ-XXXX] Thanks — checking DHIS2 within the hour. Issue will close automatically once your submission appears."</w:t>
       </w:r>
     </w:p>
     <w:p>
       <w:pPr>
-        <w:ind w:left="576"/>
-        <w:shd w:val="clear" w:color="auto" w:fill="F2F2F2"/>
+        <w:pStyle w:val="ListBullet"/>
+        <w:ind w:left="360"/>
       </w:pPr>
       <w:r>
-        <w:rPr>
-          <w:rFonts w:ascii="Courier New" w:hAnsi="Courier New"/>
-          <w:color w:val="333333"/>
-          <w:sz w:val="17"/>
-        </w:rPr>
-        <w:t>[DQ-XXXX] Confirm change:</w:t>
-        <w:br/>
-        <w:t>Limalimo HP, Apr 2026</w:t>
-        <w:br/>
-        <w:t>BCG under-1: 350 -&gt; 35</w:t>
-        <w:br/>
-        <w:t>Reply YES to apply or NO to cancel.</w:t>
+        <w:t>Now navigate back to DHIS2, enter realistic values for Bichena HP / May 2026, and click Save</w:t>
+      </w:r>
+    </w:p>
+    <w:p>
+      <w:pPr>
+        <w:pStyle w:val="ListBullet"/>
+        <w:ind w:left="360"/>
+      </w:pPr>
+      <w:r>
+        <w:t>Trigger a re-check: POST http://localhost:5001/api/scan?check=missing_reports</w:t>
+      </w:r>
+    </w:p>
+    <w:p>
+      <w:pPr>
+        <w:pStyle w:val="ListBullet"/>
+        <w:ind w:left="360"/>
+      </w:pPr>
+      <w:r>
+        <w:t>Agent finds the registration and sends: "[DQ-XXXX] Confirmed. Bichena HP May 2026 report received. Issue closed."</w:t>
       </w:r>
     </w:p>
     <w:p/>
@@ -4393,7 +5441,7 @@
         <w:rPr>
           <w:sz w:val="21"/>
         </w:rPr>
-        <w:t>Step 5 — Confirm</w:t>
+        <w:t>Step 4b — Path: cleaning option (if showing imputation fallback)</w:t>
       </w:r>
     </w:p>
     <w:p>
@@ -4402,7 +5450,7 @@
         <w:ind w:left="360"/>
       </w:pPr>
       <w:r>
-        <w:t>Reply to the SMS: YES</w:t>
+        <w:t>If the report cannot be recovered, reply: 2 (replace with zero)</w:t>
       </w:r>
     </w:p>
     <w:p>
@@ -4411,622 +5459,7 @@
         <w:ind w:left="360"/>
       </w:pPr>
       <w:r>
-        <w:t>Agent writes value=35 to DHIS2 via POST /api/dataValueSets (as agent_service)</w:t>
-      </w:r>
-    </w:p>
-    <w:p>
-      <w:pPr>
-        <w:pStyle w:val="ListBullet"/>
-        <w:ind w:left="360"/>
-      </w:pPr>
-      <w:r>
-        <w:t>Agent sends:</w:t>
-      </w:r>
-    </w:p>
-    <w:p>
-      <w:pPr>
-        <w:ind w:left="576"/>
-        <w:shd w:val="clear" w:color="auto" w:fill="F2F2F2"/>
-      </w:pPr>
-      <w:r>
-        <w:rPr>
-          <w:rFonts w:ascii="Courier New" w:hAnsi="Courier New"/>
-          <w:color w:val="333333"/>
-          <w:sz w:val="17"/>
-        </w:rPr>
-        <w:t>[DQ-XXXX] Done.</w:t>
-        <w:br/>
-        <w:t>BCG under-1 updated to 35 at Limalimo HP.</w:t>
-        <w:br/>
-        <w:t>Issue closed. Thank you.</w:t>
-      </w:r>
-    </w:p>
-    <w:p/>
-    <w:p>
-      <w:r>
-        <w:rPr>
-          <w:sz w:val="21"/>
-        </w:rPr>
-        <w:t>Step 6 — Show correction in DHIS2</w:t>
-      </w:r>
-    </w:p>
-    <w:p>
-      <w:pPr>
-        <w:pStyle w:val="ListBullet"/>
-        <w:ind w:left="360"/>
-      </w:pPr>
-      <w:r>
-        <w:t>Switch back to the DHIS2 browser tab</w:t>
-      </w:r>
-    </w:p>
-    <w:p>
-      <w:pPr>
-        <w:pStyle w:val="ListBullet"/>
-        <w:ind w:left="360"/>
-      </w:pPr>
-      <w:r>
-        <w:t>Refresh the data entry form for Limalimo HP / April 2026</w:t>
-      </w:r>
-    </w:p>
-    <w:p>
-      <w:pPr>
-        <w:pStyle w:val="ListBullet"/>
-        <w:ind w:left="360"/>
-      </w:pPr>
-      <w:r>
-        <w:t>BCG &lt; 1 year now shows 35 (was 350)</w:t>
-      </w:r>
-    </w:p>
-    <w:p>
-      <w:pPr>
-        <w:pStyle w:val="ListBullet"/>
-        <w:ind w:left="360"/>
-      </w:pPr>
-      <w:r>
-        <w:t>Optional: open DHIS2 audit log to show the change was made by agent_service, not a human</w:t>
-      </w:r>
-    </w:p>
-    <w:p/>
-    <w:p>
-      <w:r>
-        <w:rPr>
-          <w:sz w:val="21"/>
-        </w:rPr>
-        <w:t>Step 7 — Show issue log</w:t>
-      </w:r>
-    </w:p>
-    <w:p>
-      <w:pPr>
-        <w:pStyle w:val="ListBullet"/>
-        <w:ind w:left="360"/>
-      </w:pPr>
-      <w:r>
-        <w:t>Switch to http://localhost:5001/issues</w:t>
-      </w:r>
-    </w:p>
-    <w:p>
-      <w:pPr>
-        <w:pStyle w:val="ListBullet"/>
-        <w:ind w:left="360"/>
-      </w:pPr>
-      <w:r>
-        <w:t>Issue DQ-XXXX shows status: RESOLVED, with resolved value 35</w:t>
-      </w:r>
-    </w:p>
-    <w:p>
-      <w:pPr>
-        <w:pStyle w:val="ListBullet"/>
-        <w:ind w:left="360"/>
-      </w:pPr>
-      <w:r>
-        <w:t>Click to expand the full SMS thread — 5 messages visible: initial, "35", confirmation, "YES", closure</w:t>
-      </w:r>
-    </w:p>
-    <w:p/>
-    <w:p>
-      <w:r>
-        <w:rPr>
-          <w:sz w:val="21"/>
-        </w:rPr>
-        <w:t>Expected final state after Demo A:</w:t>
-      </w:r>
-    </w:p>
-    <w:p>
-      <w:pPr>
-        <w:pStyle w:val="ListBullet"/>
-        <w:ind w:left="360"/>
-      </w:pPr>
-      <w:r>
-        <w:t>DHIS2: Limalimo HP, Apr 2026, BCG &lt; 1 year = 35 (was 350)</w:t>
-      </w:r>
-    </w:p>
-    <w:p>
-      <w:pPr>
-        <w:pStyle w:val="ListBullet"/>
-        <w:ind w:left="360"/>
-      </w:pPr>
-      <w:r>
-        <w:t>Issue log: DQ-XXXX | Outlier: BCG | Limalimo HP | RESOLVED | Corrected value: 35</w:t>
-      </w:r>
-    </w:p>
-    <w:p>
-      <w:pPr>
-        <w:pStyle w:val="ListBullet"/>
-        <w:ind w:left="360"/>
-      </w:pPr>
-      <w:r>
-        <w:t>SMS thread: 5 messages (2 outbound, 2 inbound, 1 outbound closure)</w:t>
-      </w:r>
-    </w:p>
-    <w:p/>
-    <w:p>
-      <w:pPr>
-        <w:pStyle w:val="Heading2"/>
-      </w:pPr>
-      <w:r>
-        <w:rPr>
-          <w:color w:val="2E6DA4"/>
-          <w:sz w:val="24"/>
-        </w:rPr>
-        <w:t>Demo B — DTP1/DTP3 Inconsistency: Adi Goshu Health Post (~4 min)</w:t>
-      </w:r>
-    </w:p>
-    <w:p>
-      <w:r>
-        <w:rPr>
-          <w:sz w:val="21"/>
-        </w:rPr>
-        <w:t>What this shows: The EPI metadata package's built-in validation rule (Penta3 &lt;= Penta1) is violated. The agent detects it via /api/validationResults and notifies the facility worker.</w:t>
-      </w:r>
-    </w:p>
-    <w:p/>
-    <w:p>
-      <w:r>
-        <w:rPr>
-          <w:sz w:val="21"/>
-        </w:rPr>
-        <w:t>Step 1 — Show the issue in DHIS2</w:t>
-      </w:r>
-    </w:p>
-    <w:p>
-      <w:pPr>
-        <w:pStyle w:val="ListBullet"/>
-        <w:ind w:left="360"/>
-      </w:pPr>
-      <w:r>
-        <w:t>Navigate to: North Gondar → Addi Arekay Woreda → Adi Goshu Health Post</w:t>
-      </w:r>
-    </w:p>
-    <w:p>
-      <w:pPr>
-        <w:pStyle w:val="ListBullet"/>
-        <w:ind w:left="360"/>
-      </w:pPr>
-      <w:r>
-        <w:t>Dataset: EPI - Routine vaccine delivery | Period: April 2026</w:t>
-      </w:r>
-    </w:p>
-    <w:p>
-      <w:pPr>
-        <w:pStyle w:val="ListBullet"/>
-        <w:ind w:left="360"/>
-      </w:pPr>
-      <w:r>
-        <w:t>Point out: DPT-HepB-HIB 1 (Penta1) &lt; 1 year = 45 | DPT-HepB-HIB 3 (Penta3) &lt; 1 year = 80</w:t>
-      </w:r>
-    </w:p>
-    <w:p>
-      <w:pPr>
-        <w:pStyle w:val="ListBullet"/>
-        <w:ind w:left="360"/>
-      </w:pPr>
-      <w:r>
-        <w:t>Explain: the third dose of a vaccine series can never exceed the first dose — dropout only goes one direction. This is a transposition error.</w:t>
-      </w:r>
-    </w:p>
-    <w:p/>
-    <w:p>
-      <w:r>
-        <w:rPr>
-          <w:sz w:val="21"/>
-        </w:rPr>
-        <w:t>Step 2 — Trigger the agent</w:t>
-      </w:r>
-    </w:p>
-    <w:p>
-      <w:pPr>
-        <w:pStyle w:val="ListBullet"/>
-        <w:ind w:left="360"/>
-      </w:pPr>
-      <w:r>
-        <w:t>POST http://localhost:5001/api/scan</w:t>
-      </w:r>
-    </w:p>
-    <w:p>
-      <w:pPr>
-        <w:pStyle w:val="ListBullet"/>
-        <w:ind w:left="360"/>
-      </w:pPr>
-      <w:r>
-        <w:t>Agent triggers a DHIS2 validation run, reads the violation, creates a new issue</w:t>
-      </w:r>
-    </w:p>
-    <w:p>
-      <w:pPr>
-        <w:pStyle w:val="ListBullet"/>
-        <w:ind w:left="360"/>
-      </w:pPr>
-      <w:r>
-        <w:t>http://localhost:5001/issues — new issue appears for Adi Goshu HP</w:t>
-      </w:r>
-    </w:p>
-    <w:p/>
-    <w:p>
-      <w:r>
-        <w:rPr>
-          <w:sz w:val="21"/>
-        </w:rPr>
-        <w:t>Step 3 — Receive the SMS</w:t>
-      </w:r>
-    </w:p>
-    <w:p>
-      <w:pPr>
-        <w:ind w:left="576"/>
-        <w:shd w:val="clear" w:color="auto" w:fill="F2F2F2"/>
-      </w:pPr>
-      <w:r>
-        <w:rPr>
-          <w:rFonts w:ascii="Courier New" w:hAnsi="Courier New"/>
-          <w:color w:val="333333"/>
-          <w:sz w:val="17"/>
-        </w:rPr>
-        <w:t>[DQ-XXXX] Adi Goshu HP, Apr 2026</w:t>
-        <w:br/>
-        <w:t>Penta3 under-1: 80</w:t>
-        <w:br/>
-        <w:t>Penta1 under-1: 45</w:t>
-        <w:br/>
-        <w:t>3rd dose cannot exceed 1st dose.</w:t>
-        <w:br/>
-        <w:t>Reply with correct Penta3 value or KEEP.</w:t>
-      </w:r>
-    </w:p>
-    <w:p/>
-    <w:p>
-      <w:r>
-        <w:rPr>
-          <w:sz w:val="21"/>
-        </w:rPr>
-        <w:t>Step 4 — Reply and confirm</w:t>
-      </w:r>
-    </w:p>
-    <w:p>
-      <w:pPr>
-        <w:pStyle w:val="ListBullet"/>
-        <w:ind w:left="360"/>
-      </w:pPr>
-      <w:r>
-        <w:t>Reply: 38 (a plausible Penta3 value — approximately 85% of Penta1=45, matching normal dropout)</w:t>
-      </w:r>
-    </w:p>
-    <w:p>
-      <w:pPr>
-        <w:pStyle w:val="ListBullet"/>
-        <w:ind w:left="360"/>
-      </w:pPr>
-      <w:r>
-        <w:t>Agent confirms: "[DQ-XXXX] Confirm: Penta3 under-1 at Adi Goshu HP Apr 2026: 80 -&gt; 38. Reply YES."</w:t>
-      </w:r>
-    </w:p>
-    <w:p>
-      <w:pPr>
-        <w:pStyle w:val="ListBullet"/>
-        <w:ind w:left="360"/>
-      </w:pPr>
-      <w:r>
-        <w:t>Reply: YES</w:t>
-      </w:r>
-    </w:p>
-    <w:p>
-      <w:pPr>
-        <w:pStyle w:val="ListBullet"/>
-        <w:ind w:left="360"/>
-      </w:pPr>
-      <w:r>
-        <w:t>Agent applies correction, sends closure SMS</w:t>
-      </w:r>
-    </w:p>
-    <w:p/>
-    <w:p>
-      <w:r>
-        <w:rPr>
-          <w:sz w:val="21"/>
-        </w:rPr>
-        <w:t>Step 5 — Show correction</w:t>
-      </w:r>
-    </w:p>
-    <w:p>
-      <w:pPr>
-        <w:pStyle w:val="ListBullet"/>
-        <w:ind w:left="360"/>
-      </w:pPr>
-      <w:r>
-        <w:t>Refresh DHIS2: Penta3 &lt; 1 year = 38 (was 80). Penta1 (45) now correctly exceeds Penta3 (38).</w:t>
-      </w:r>
-    </w:p>
-    <w:p>
-      <w:pPr>
-        <w:pStyle w:val="ListBullet"/>
-        <w:ind w:left="360"/>
-      </w:pPr>
-      <w:r>
-        <w:t>Issue log: DQ-XXXX | DTP inconsistency | Adi Goshu HP | RESOLVED | Corrected value: 38</w:t>
-      </w:r>
-    </w:p>
-    <w:p/>
-    <w:p>
-      <w:r>
-        <w:rPr>
-          <w:sz w:val="21"/>
-        </w:rPr>
-        <w:t>Expected final state after Demo B:</w:t>
-      </w:r>
-    </w:p>
-    <w:p>
-      <w:pPr>
-        <w:pStyle w:val="ListBullet"/>
-        <w:ind w:left="360"/>
-      </w:pPr>
-      <w:r>
-        <w:t>DHIS2: Adi Goshu HP, Apr 2026, Penta3 &lt; 1 year = 38 (was 80)</w:t>
-      </w:r>
-    </w:p>
-    <w:p>
-      <w:pPr>
-        <w:pStyle w:val="ListBullet"/>
-        <w:ind w:left="360"/>
-      </w:pPr>
-      <w:r>
-        <w:t>Issue log: DQ-XXXX | DTP3 &gt; DTP1 | Adi Goshu HP | RESOLVED | Corrected value: 38</w:t>
-      </w:r>
-    </w:p>
-    <w:p>
-      <w:pPr>
-        <w:pStyle w:val="ListBullet"/>
-        <w:ind w:left="360"/>
-      </w:pPr>
-      <w:r>
-        <w:t>SMS thread: 5 messages</w:t>
-      </w:r>
-    </w:p>
-    <w:p/>
-    <w:p>
-      <w:pPr>
-        <w:pStyle w:val="Heading2"/>
-      </w:pPr>
-      <w:r>
-        <w:rPr>
-          <w:color w:val="2E6DA4"/>
-          <w:sz w:val="24"/>
-        </w:rPr>
-        <w:t>Demo C — Missing Report: Bichena Health Post (~3 min)</w:t>
-      </w:r>
-    </w:p>
-    <w:p>
-      <w:r>
-        <w:rPr>
-          <w:sz w:val="21"/>
-        </w:rPr>
-        <w:t>What this shows: The agent's daily missing report check fires and detects a facility that submitted no data for the period. Two reply paths are shown: LATER (still coming) and the optional DONE path (already submitted).</w:t>
-      </w:r>
-    </w:p>
-    <w:p/>
-    <w:p>
-      <w:r>
-        <w:rPr>
-          <w:sz w:val="21"/>
-        </w:rPr>
-        <w:t>Step 1 — Show the blank form in DHIS2</w:t>
-      </w:r>
-    </w:p>
-    <w:p>
-      <w:pPr>
-        <w:pStyle w:val="ListBullet"/>
-        <w:ind w:left="360"/>
-      </w:pPr>
-      <w:r>
-        <w:t>Navigate to: North Gondar → Dabat Woreda → Bichena Health Post</w:t>
-      </w:r>
-    </w:p>
-    <w:p>
-      <w:pPr>
-        <w:pStyle w:val="ListBullet"/>
-        <w:ind w:left="360"/>
-      </w:pPr>
-      <w:r>
-        <w:t>Dataset: EPI - Routine vaccine delivery | Period: April 2026</w:t>
-      </w:r>
-    </w:p>
-    <w:p>
-      <w:pPr>
-        <w:pStyle w:val="ListBullet"/>
-        <w:ind w:left="360"/>
-      </w:pPr>
-      <w:r>
-        <w:t>The entire form is blank — no values in any field</w:t>
-      </w:r>
-    </w:p>
-    <w:p>
-      <w:pPr>
-        <w:pStyle w:val="ListBullet"/>
-        <w:ind w:left="360"/>
-      </w:pPr>
-      <w:r>
-        <w:t>Explain: inject_data.py deliberately skipped this facility for April 2026 to simulate a facility that failed to submit its monthly report</w:t>
-      </w:r>
-    </w:p>
-    <w:p/>
-    <w:p>
-      <w:r>
-        <w:rPr>
-          <w:sz w:val="21"/>
-        </w:rPr>
-        <w:t>Step 2 — Trigger the missing report check</w:t>
-      </w:r>
-    </w:p>
-    <w:p>
-      <w:pPr>
-        <w:pStyle w:val="ListBullet"/>
-        <w:ind w:left="360"/>
-      </w:pPr>
-      <w:r>
-        <w:t>POST http://localhost:5001/api/scan?check=missing_reports</w:t>
-      </w:r>
-    </w:p>
-    <w:p>
-      <w:pPr>
-        <w:pStyle w:val="ListBullet"/>
-        <w:ind w:left="360"/>
-      </w:pPr>
-      <w:r>
-        <w:t>Agent queries completeDataSetRegistrations, finds Bichena HP absent for 202604</w:t>
-      </w:r>
-    </w:p>
-    <w:p>
-      <w:pPr>
-        <w:pStyle w:val="ListBullet"/>
-        <w:ind w:left="360"/>
-      </w:pPr>
-      <w:r>
-        <w:t>New issue created: type=missing_report, facility=Bichena HP</w:t>
-      </w:r>
-    </w:p>
-    <w:p/>
-    <w:p>
-      <w:r>
-        <w:rPr>
-          <w:sz w:val="21"/>
-        </w:rPr>
-        <w:t>Step 3 — Receive the SMS</w:t>
-      </w:r>
-    </w:p>
-    <w:p>
-      <w:pPr>
-        <w:ind w:left="576"/>
-        <w:shd w:val="clear" w:color="auto" w:fill="F2F2F2"/>
-      </w:pPr>
-      <w:r>
-        <w:rPr>
-          <w:rFonts w:ascii="Courier New" w:hAnsi="Courier New"/>
-          <w:color w:val="333333"/>
-          <w:sz w:val="17"/>
-        </w:rPr>
-        <w:t>[DQ-XXXX] Bichena HP</w:t>
-        <w:br/>
-        <w:t>No EPI report received for Apr 2026.</w:t>
-        <w:br/>
-        <w:t>Expected by May 5.</w:t>
-        <w:br/>
-        <w:t>Reply DONE if already submitted,</w:t>
-        <w:br/>
-        <w:t>or LATER if submitting this week.</w:t>
-      </w:r>
-    </w:p>
-    <w:p/>
-    <w:p>
-      <w:r>
-        <w:rPr>
-          <w:sz w:val="21"/>
-        </w:rPr>
-        <w:t>Step 4a — Reply path: LATER (primary demo path)</w:t>
-      </w:r>
-    </w:p>
-    <w:p>
-      <w:pPr>
-        <w:pStyle w:val="ListBullet"/>
-        <w:ind w:left="360"/>
-      </w:pPr>
-      <w:r>
-        <w:t>Reply: LATER</w:t>
-      </w:r>
-    </w:p>
-    <w:p>
-      <w:pPr>
-        <w:pStyle w:val="ListBullet"/>
-        <w:ind w:left="360"/>
-      </w:pPr>
-      <w:r>
-        <w:t>Agent sends:</w:t>
-      </w:r>
-    </w:p>
-    <w:p>
-      <w:pPr>
-        <w:ind w:left="576"/>
-        <w:shd w:val="clear" w:color="auto" w:fill="F2F2F2"/>
-      </w:pPr>
-      <w:r>
-        <w:rPr>
-          <w:rFonts w:ascii="Courier New" w:hAnsi="Courier New"/>
-          <w:color w:val="333333"/>
-          <w:sz w:val="17"/>
-        </w:rPr>
-        <w:t>[DQ-XXXX] Noted. Please submit your Apr 2026</w:t>
-        <w:br/>
-        <w:t>EPI report when ready.</w:t>
-        <w:br/>
-        <w:t>We will follow up if not received by end of week.</w:t>
-      </w:r>
-    </w:p>
-    <w:p>
-      <w:pPr>
-        <w:pStyle w:val="ListBullet"/>
-        <w:ind w:left="360"/>
-      </w:pPr>
-      <w:r>
-        <w:t>Issue remains OPEN in the log — the agent will retry and escalate if no submission arrives</w:t>
-      </w:r>
-    </w:p>
-    <w:p/>
-    <w:p>
-      <w:r>
-        <w:rPr>
-          <w:sz w:val="21"/>
-        </w:rPr>
-        <w:t>Step 4b — Reply path: DONE (optional extension)</w:t>
-      </w:r>
-    </w:p>
-    <w:p>
-      <w:pPr>
-        <w:pStyle w:val="ListBullet"/>
-        <w:ind w:left="360"/>
-      </w:pPr>
-      <w:r>
-        <w:t>If you want to show the DONE flow: have the facility worker first submit data for Bichena HP in DHIS2 (as eth_woreda_01 or admin), then reply DONE</w:t>
-      </w:r>
-    </w:p>
-    <w:p>
-      <w:pPr>
-        <w:pStyle w:val="ListBullet"/>
-        <w:ind w:left="360"/>
-      </w:pPr>
-      <w:r>
-        <w:t>Agent re-checks DHIS2 within the hour. If the registration now appears, it sends:</w:t>
-      </w:r>
-    </w:p>
-    <w:p>
-      <w:pPr>
-        <w:ind w:left="576"/>
-        <w:shd w:val="clear" w:color="auto" w:fill="F2F2F2"/>
-      </w:pPr>
-      <w:r>
-        <w:rPr>
-          <w:rFonts w:ascii="Courier New" w:hAnsi="Courier New"/>
-          <w:color w:val="333333"/>
-          <w:sz w:val="17"/>
-        </w:rPr>
-        <w:t>[DQ-XXXX] Confirmed. Bichena HP Apr 2026</w:t>
-        <w:br/>
-        <w:t>report received. Issue closed.</w:t>
+        <w:t>Agent applies zeros for all vaccines and sends a closure confirmation</w:t>
       </w:r>
     </w:p>
     <w:p/>
@@ -5044,7 +5477,7 @@
         <w:ind w:left="360"/>
       </w:pPr>
       <w:r>
-        <w:t>DHIS2: Bichena HP, Apr 2026 — still blank (LATER path) or newly filled (DONE path)</w:t>
+        <w:t>DHIS2: Bichena HP, May 2026 — filled with submitted data (SUBMIT path) or zero (option 2 path)</w:t>
       </w:r>
     </w:p>
     <w:p>
@@ -5053,7 +5486,7 @@
         <w:ind w:left="360"/>
       </w:pPr>
       <w:r>
-        <w:t>Issue log: DQ-XXXX | Missing report | Bichena HP | OPEN/NOTIFIED (LATER) or RESOLVED (DONE)</w:t>
+        <w:t>Issue log: DQ-XXXX | Missing report | Bichena HP | RESOLVED</w:t>
       </w:r>
     </w:p>
     <w:p>
@@ -5062,7 +5495,7 @@
         <w:ind w:left="360"/>
       </w:pPr>
       <w:r>
-        <w:t>SMS thread: 2 messages (notification + LATER acknowledgement)</w:t>
+        <w:t>SMS thread: 3-4 messages</w:t>
       </w:r>
     </w:p>
     <w:p/>
@@ -5083,7 +5516,7 @@
         <w:rPr>
           <w:sz w:val="21"/>
         </w:rPr>
-        <w:t>What this shows: The standalone supervisor view. The AHEAD team and George's team would use this to monitor all issues across the Ethiopia org unit hierarchy in real-time, without logging into DHIS2.</w:t>
+        <w:t>What this shows: The standalone supervisor view that George's team would use to monitor all DQ activity across Ethiopia without logging into DHIS2.</w:t>
       </w:r>
     </w:p>
     <w:p/>
@@ -5101,7 +5534,7 @@
         <w:ind w:left="360"/>
       </w:pPr>
       <w:r>
-        <w:t>Navigate to http://localhost:5001/issues in the browser</w:t>
+        <w:t>Navigate to http://localhost:5001/issues</w:t>
       </w:r>
     </w:p>
     <w:p>
@@ -5110,7 +5543,7 @@
         <w:ind w:left="360"/>
       </w:pPr>
       <w:r>
-        <w:t>Three issues visible: Demo A (RESOLVED), Demo B (RESOLVED), Demo C (OPEN or RESOLVED depending on path taken)</w:t>
+        <w:t>All three demo issues visible: Demo A (RESOLVED), Demo B (RESOLVED), Demo C (RESOLVED or OPEN)</w:t>
       </w:r>
     </w:p>
     <w:p/>
@@ -5119,7 +5552,7 @@
         <w:rPr>
           <w:sz w:val="21"/>
         </w:rPr>
-        <w:t>Step 2 — Show filtering</w:t>
+        <w:t>Step 2 — Show filtering and search</w:t>
       </w:r>
     </w:p>
     <w:p>
@@ -5128,7 +5561,7 @@
         <w:ind w:left="360"/>
       </w:pPr>
       <w:r>
-        <w:t>Use the Status filter: select "Open" — only Demo C issue remains visible</w:t>
+        <w:t>Filter by Status = "Open" — only unresolved issues remain visible</w:t>
       </w:r>
     </w:p>
     <w:p>
@@ -5137,7 +5570,7 @@
         <w:ind w:left="360"/>
       </w:pPr>
       <w:r>
-        <w:t>Use the Status filter: select "Resolved" — only Demo A and B visible</w:t>
+        <w:t>Filter by Period = "May 2026" — scopes to this month's issues</w:t>
       </w:r>
     </w:p>
     <w:p>
@@ -5146,7 +5579,7 @@
         <w:ind w:left="360"/>
       </w:pPr>
       <w:r>
-        <w:t>Use the Period filter: select "Apr 2026" — all three issues (confirms period scoping)</w:t>
+        <w:t>Narrate: "In production, George's team could filter by any woreda, region, or time period across Ethiopia."</w:t>
       </w:r>
     </w:p>
     <w:p/>
@@ -5155,7 +5588,7 @@
         <w:rPr>
           <w:sz w:val="21"/>
         </w:rPr>
-        <w:t>Step 3 — Expand a conversation thread</w:t>
+        <w:t>Step 3 — Expand a conversation thread (Demo A)</w:t>
       </w:r>
     </w:p>
     <w:p>
@@ -5164,7 +5597,7 @@
         <w:ind w:left="360"/>
       </w:pPr>
       <w:r>
-        <w:t>Click expand on Demo A (DQ-XXXX, Limalimo HP)</w:t>
+        <w:t>Click expand on DQ-XXXX (Limalimo HP, BCG outlier)</w:t>
       </w:r>
     </w:p>
     <w:p>
@@ -5173,7 +5606,7 @@
         <w:ind w:left="360"/>
       </w:pPr>
       <w:r>
-        <w:t>Show the full SMS thread: timestamp, direction (IN/OUT), message body</w:t>
+        <w:t>Show the full thread: timestamps, IN/OUT direction, each message body with the numbered option visible</w:t>
       </w:r>
     </w:p>
     <w:p>
@@ -5182,16 +5615,7 @@
         <w:ind w:left="360"/>
       </w:pPr>
       <w:r>
-        <w:t>Point out: every message is logged, inbound and outbound, with exact timestamps</w:t>
-      </w:r>
-    </w:p>
-    <w:p>
-      <w:pPr>
-        <w:pStyle w:val="ListBullet"/>
-        <w:ind w:left="360"/>
-      </w:pPr>
-      <w:r>
-        <w:t>This is the audit trail — if there is ever a dispute about what was agreed, the thread is the record</w:t>
+        <w:t>Narrate: "Every decision is logged. This is the audit trail — it captures the same information the Excel dropdown captured, but in real-time and with a full conversation history."</w:t>
       </w:r>
     </w:p>
     <w:p/>
@@ -5200,7 +5624,7 @@
         <w:rPr>
           <w:sz w:val="21"/>
         </w:rPr>
-        <w:t>Step 4 — Highlight the escalation indicator (if applicable)</w:t>
+        <w:t>Step 4 — Highlight the decision schema</w:t>
       </w:r>
     </w:p>
     <w:p>
@@ -5209,7 +5633,7 @@
         <w:ind w:left="360"/>
       </w:pPr>
       <w:r>
-        <w:t>If Demo C has been open for a while without resolution, the cascade_level column shows "Woreda" — the issue has been escalated</w:t>
+        <w:t>Point out that the "Option 4 — specific number (35)" entry in the issue record is the equivalent of the Excel dropdown selection</w:t>
       </w:r>
     </w:p>
     <w:p>
@@ -5218,7 +5642,7 @@
         <w:ind w:left="360"/>
       </w:pPr>
       <w:r>
-        <w:t>Explain: this escalation happened automatically with no manual intervention</w:t>
+        <w:t>Narrate: "This is what George's team needs for the cleaned dataset: the original flag, the decision made, and who made it. The agent captures this automatically."</w:t>
       </w:r>
     </w:p>
     <w:p/>
@@ -5236,7 +5660,7 @@
         <w:ind w:left="360"/>
       </w:pPr>
       <w:r>
-        <w:t>Issue log shows 3 issues: 2 Resolved (A, B), 1 Open or Resolved (C)</w:t>
+        <w:t>Audience has seen the full loop: data entry → detection → structured SMS dialogue → correction → audit log</w:t>
       </w:r>
     </w:p>
     <w:p>
@@ -5245,16 +5669,7 @@
         <w:ind w:left="360"/>
       </w:pPr>
       <w:r>
-        <w:t>Conversation threads visible and expandable for each</w:t>
-      </w:r>
-    </w:p>
-    <w:p>
-      <w:pPr>
-        <w:pStyle w:val="ListBullet"/>
-        <w:ind w:left="360"/>
-      </w:pPr>
-      <w:r>
-        <w:t>Audience understands the page is the single source of truth for all DQ activity</w:t>
+        <w:t>Issue log is open, showing all issues with decision records and conversation threads</w:t>
       </w:r>
     </w:p>
     <w:p/>
@@ -5323,7 +5738,7 @@
               <w:rPr>
                 <w:sz w:val="20"/>
               </w:rPr>
-              <w:t>What if the facility worker ignores the SMS?</w:t>
+              <w:t>Why numbered options instead of free text?</w:t>
             </w:r>
           </w:p>
         </w:tc>
@@ -5336,7 +5751,7 @@
               <w:rPr>
                 <w:sz w:val="20"/>
               </w:rPr>
-              <w:t>The agent retries every 24h for 3 days, then automatically sends a summary to the woreda HMIS officer. No manual follow-up needed from the AHEAD team.</w:t>
+              <w:t>These are the same fixed categories in the current AHEAD Excel dropdowns. Using them means the agent captures exactly the same decisions the manual process captures, in a format the AHEAD team already understands.</w:t>
             </w:r>
           </w:p>
         </w:tc>
@@ -5351,7 +5766,7 @@
               <w:rPr>
                 <w:sz w:val="20"/>
               </w:rPr>
-              <w:t>Who maintains the list of phone numbers?</w:t>
+              <w:t>What if the facility worker ignores the SMS?</w:t>
             </w:r>
           </w:p>
         </w:tc>
@@ -5364,7 +5779,7 @@
               <w:rPr>
                 <w:sz w:val="20"/>
               </w:rPr>
-              <w:t>The AHEAD team maintains a contacts CSV that is loaded into the agent's database at startup. It maps each org unit to a phone number and is updated as staff change.</w:t>
+              <w:t>The agent retries every 24h for 3 days. After 72h with no response, it automatically sends a summary to the woreda HMIS officer. No manual escalation needed.</w:t>
             </w:r>
           </w:p>
         </w:tc>
@@ -5379,7 +5794,7 @@
               <w:rPr>
                 <w:sz w:val="20"/>
               </w:rPr>
-              <w:t>Can the agent send messages in Amharic?</w:t>
+              <w:t>Who maintains the phone number list?</w:t>
             </w:r>
           </w:p>
         </w:tc>
@@ -5392,7 +5807,7 @@
               <w:rPr>
                 <w:sz w:val="20"/>
               </w:rPr>
-              <w:t>Not in MVP — English only. Claude can generate Amharic messages and this is a straightforward Phase 2 upgrade, pending translation review.</w:t>
+              <w:t>The AHEAD team maintains a contacts registry (a simple table mapping each org unit to a phone number). It is loaded into the agent at startup and updated as staff change.</w:t>
             </w:r>
           </w:p>
         </w:tc>
@@ -5420,7 +5835,7 @@
               <w:rPr>
                 <w:sz w:val="20"/>
               </w:rPr>
-              <w:t>No. All interaction is via standard SMS. Works on any phone, including basic feature phones without internet.</w:t>
+              <w:t>No. Standard SMS only. Works on any phone, including basic feature phones without internet.</w:t>
             </w:r>
           </w:p>
         </w:tc>
@@ -5435,7 +5850,7 @@
               <w:rPr>
                 <w:sz w:val="20"/>
               </w:rPr>
-              <w:t>What if the agent applies a wrong correction?</w:t>
+              <w:t>Can the agent send in Amharic?</w:t>
             </w:r>
           </w:p>
         </w:tc>
@@ -5448,7 +5863,35 @@
               <w:rPr>
                 <w:sz w:val="20"/>
               </w:rPr>
-              <w:t>The agent always asks for explicit YES confirmation before writing anything to DHIS2. The original value, proposed value, and final value are all logged in the issue thread for audit.</w:t>
+              <w:t>Not in MVP. Claude can generate Amharic and this is a Phase 2 upgrade pending translation review.</w:t>
+            </w:r>
+          </w:p>
+        </w:tc>
+      </w:tr>
+      <w:tr>
+        <w:tc>
+          <w:tcPr>
+            <w:tcW w:type="dxa" w:w="4703"/>
+          </w:tcPr>
+          <w:p>
+            <w:r>
+              <w:rPr>
+                <w:sz w:val="20"/>
+              </w:rPr>
+              <w:t>What if the agent applies the wrong value?</w:t>
+            </w:r>
+          </w:p>
+        </w:tc>
+        <w:tc>
+          <w:tcPr>
+            <w:tcW w:type="dxa" w:w="4703"/>
+          </w:tcPr>
+          <w:p>
+            <w:r>
+              <w:rPr>
+                <w:sz w:val="20"/>
+              </w:rPr>
+              <w:t>The agent logs every numbered option selection and the exact value applied. The issue thread is a complete audit trail. If a mistake is made, the AHEAD team can see it in the log and manually correct in DHIS2.</w:t>
             </w:r>
           </w:p>
         </w:tc>
@@ -5476,7 +5919,7 @@
               <w:rPr>
                 <w:sz w:val="20"/>
               </w:rPr>
-              <w:t>They escalate through the hierarchy (woreda → zone → region) and appear in the national monthly digest. They remain open and visible in the issue log indefinitely until manually closed.</w:t>
+              <w:t>They escalate automatically through the hierarchy (facility → woreda → zone → region → national digest) and remain open in the log indefinitely until closed.</w:t>
             </w:r>
           </w:p>
         </w:tc>

--- a/AHEAD_AI_UX_Workflow.docx
+++ b/AHEAD_AI_UX_Workflow.docx
@@ -769,9 +769,9 @@
           <w:color w:val="333333"/>
           <w:sz w:val="17"/>
         </w:rPr>
-        <w:t>[DQ-AX42] Limalimo HP, May 2026</w:t>
+        <w:t>[DQ-AX42] Addi Arekay HC, Jun 2026</w:t>
         <w:br/>
-        <w:t>BCG under-1: 350 (normal ~35, flagged)</w:t>
+        <w:t>BCG under-1: 970 (normal ~97, flagged)</w:t>
         <w:br/>
         <w:t>Reply with option number:</w:t>
         <w:br/>
@@ -880,19 +880,19 @@
           <w:color w:val="333333"/>
           <w:sz w:val="17"/>
         </w:rPr>
-        <w:t>[DQ-BK19] Adi Goshu HP, May 2026</w:t>
+        <w:t>[DQ-BK19] Addi Arekay HC, Jun 2026</w:t>
         <w:br/>
-        <w:t>Penta1 under-1: 45 | Penta3 under-1: 80</w:t>
+        <w:t>Penta1 under-1: 60 | Penta3 under-1: 90</w:t>
         <w:br/>
-        <w:t>Penta3 exceeds Penta1 by 78%.</w:t>
+        <w:t>Penta3 exceeds Penta1 by 50%.</w:t>
         <w:br/>
         <w:t>Reply with option number:</w:t>
         <w:br/>
         <w:t>1. Keep as-is (explain)</w:t>
         <w:br/>
-        <w:t>2. Set both to Penta1 value (45)</w:t>
+        <w:t>2. Set both to Penta1 value (60)</w:t>
         <w:br/>
-        <w:t>3. Set both to Penta3 value (80)</w:t>
+        <w:t>3. Set both to Penta3 value (90)</w:t>
         <w:br/>
         <w:t>4. Replace with specific values</w:t>
         <w:br/>
@@ -991,9 +991,9 @@
           <w:color w:val="333333"/>
           <w:sz w:val="17"/>
         </w:rPr>
-        <w:t>[DQ-MN33] Bichena HP</w:t>
+        <w:t>[DQ-MN33] Addi Arekay HC</w:t>
         <w:br/>
-        <w:t>No EPI report received for May 2026.</w:t>
+        <w:t>No completed EPI report for May 2026.</w:t>
         <w:br/>
         <w:t>Can you submit the report? Reply SUBMIT.</w:t>
         <w:br/>
@@ -1104,9 +1104,9 @@
         </w:rPr>
         <w:t>[DQ-AX42] Done.</w:t>
         <w:br/>
-        <w:t>BCG under-1 at Limalimo HP updated to</w:t>
+        <w:t>BCG under-1 at Addi Arekay HC updated to</w:t>
         <w:br/>
-        <w:t>6-month avg (36). Decision logged. Issue closed.</w:t>
+        <w:t>6-month avg (96). Decision logged. Issue closed.</w:t>
       </w:r>
     </w:p>
     <w:p/>
@@ -1135,7 +1135,7 @@
         </w:rPr>
         <w:t>[DQ-AX42] Reminder (2 of 3):</w:t>
         <w:br/>
-        <w:t>Limalimo HP, May 2026 — BCG under-1 = 350</w:t>
+        <w:t>Addi Arekay HC, Jun 2026 — BCG under-1 = 970</w:t>
         <w:br/>
         <w:t>Reply 1-6 to resolve. Escalates if no reply.</w:t>
       </w:r>
@@ -1174,11 +1174,11 @@
         </w:rPr>
         <w:t>[DQ-WOREDA] Addi Arekay Woreda</w:t>
         <w:br/>
-        <w:t>2 unresolved issues, May 2026:</w:t>
+        <w:t>2 unresolved issues, Jun 2026:</w:t>
         <w:br/>
-        <w:t>DQ-AX42 Limalimo HP: BCG outlier (3 days)</w:t>
+        <w:t>DQ-AX42 Addi Arekay HC: BCG outlier (3 days)</w:t>
         <w:br/>
-        <w:t>DQ-BK19 Adi Goshu HP: Penta3 &gt; Penta1 (3 days)</w:t>
+        <w:t>DQ-BK19 Addi Arekay HC: Penta3 &gt; Penta1 (3 days)</w:t>
         <w:br/>
         <w:t>Details: &lt;issue log URL&gt;</w:t>
       </w:r>
@@ -1215,15 +1215,15 @@
           <w:color w:val="333333"/>
           <w:sz w:val="17"/>
         </w:rPr>
-        <w:t>[DQ-MONTHLY] May 2026 Summary</w:t>
+        <w:t>[DQ-MONTHLY] Jun 2026 Summary</w:t>
         <w:br/>
         <w:t>Ethiopia: 2 issues still open</w:t>
         <w:br/>
         <w:t>Amhara / N. Gondar:</w:t>
         <w:br/>
-        <w:t xml:space="preserve">  - 1 outlier (Limalimo HP, 25 days)</w:t>
+        <w:t xml:space="preserve">  - 1 outlier (Addi Arekay HC, 25 days)</w:t>
         <w:br/>
-        <w:t xml:space="preserve">  - 1 DTP inconsistency (Adi Goshu HP)</w:t>
+        <w:t xml:space="preserve">  - 1 DTP inconsistency (Addi Arekay HC)</w:t>
         <w:br/>
         <w:t>View all: &lt;issue log URL&gt;</w:t>
       </w:r>
@@ -1281,7 +1281,7 @@
           <w:color w:val="333333"/>
           <w:sz w:val="17"/>
         </w:rPr>
-        <w:t>Agent     [DQ-AX42] Limalimo HP, May 2026. BCG under-1: 350 (normal ~35).</w:t>
+        <w:t>Agent     [DQ-AX42] Addi Arekay HC, Jun 2026. BCG under-1: 970 (normal ~97).</w:t>
         <w:br/>
         <w:t xml:space="preserve">          Reply 1-6: 1=6mo-avg 2=keep(explain) 3=zero 4=specific# 5=HF-only 6=outreach-only</w:t>
         <w:br/>
@@ -1289,7 +1289,7 @@
         <w:t>Facility  1</w:t>
         <w:br/>
         <w:br/>
-        <w:t>Agent     [DQ-AX42] Done. BCG under-1 replaced with 6-month avg (36).</w:t>
+        <w:t>Agent     [DQ-AX42] Done. BCG under-1 replaced with 6-month avg (96).</w:t>
         <w:br/>
         <w:t xml:space="preserve">          Decision logged. Issue closed.</w:t>
       </w:r>
@@ -1326,7 +1326,7 @@
           <w:color w:val="333333"/>
           <w:sz w:val="17"/>
         </w:rPr>
-        <w:t>Agent     [DQ-AX42] Limalimo HP, May 2026. BCG under-1: 350 (normal ~35).</w:t>
+        <w:t>Agent     [DQ-AX42] Addi Arekay HC, Jun 2026. BCG under-1: 970 (normal ~97).</w:t>
         <w:br/>
         <w:t xml:space="preserve">          Reply 1-6: 1=6mo-avg 2=keep(explain) 3=zero 4=specific# 5=HF-only 6=outreach-only</w:t>
         <w:br/>
@@ -1342,7 +1342,7 @@
         <w:t>Facility  35</w:t>
         <w:br/>
         <w:br/>
-        <w:t>Agent     [DQ-AX42] Done. BCG under-1 updated to 35 at Limalimo HP.</w:t>
+        <w:t>Agent     [DQ-AX42] Done. BCG under-1 updated to 97 at Addi Arekay HC.</w:t>
         <w:br/>
         <w:t xml:space="preserve">          Decision logged. Issue closed.</w:t>
       </w:r>
@@ -1379,7 +1379,7 @@
           <w:color w:val="333333"/>
           <w:sz w:val="17"/>
         </w:rPr>
-        <w:t>Agent     [DQ-AX42] Limalimo HP, May 2026. BCG under-1: 350 (normal ~35).</w:t>
+        <w:t>Agent     [DQ-AX42] Addi Arekay HC, Jun 2026. BCG under-1: 970 (normal ~97).</w:t>
         <w:br/>
         <w:t xml:space="preserve">          Reply 1-6: 1=6mo-avg 2=keep(explain) 3=zero 4=specific# 5=HF-only 6=outreach-only</w:t>
         <w:br/>
@@ -1392,12 +1392,12 @@
         <w:t xml:space="preserve">          Please reply with a brief explanation.</w:t>
         <w:br/>
         <w:br/>
-        <w:t>Facility  PIRI campaign in North Gondar, May 2026</w:t>
+        <w:t>Facility  PIRI campaign in North Gondar, Jun 2026</w:t>
         <w:br/>
         <w:br/>
         <w:t>Agent     [DQ-AX42] Noted. BCG under-1 kept as 350.</w:t>
         <w:br/>
-        <w:t xml:space="preserve">          Comment logged: "PIRI campaign in North Gondar, May 2026".</w:t>
+        <w:t xml:space="preserve">          Comment logged: "PIRI campaign in North Gondar, Jun 2026".</w:t>
         <w:br/>
         <w:t xml:space="preserve">          Issue closed.</w:t>
       </w:r>
@@ -1434,9 +1434,9 @@
           <w:color w:val="333333"/>
           <w:sz w:val="17"/>
         </w:rPr>
-        <w:t>Agent     [DQ-BK19] Adi Goshu HP, May 2026.</w:t>
+        <w:t>Agent     [DQ-BK19] Addi Arekay HC, Jun 2026.</w:t>
         <w:br/>
-        <w:t xml:space="preserve">          Penta1: 45 | Penta3: 80 (Penta3 exceeds Penta1 by 78%).</w:t>
+        <w:t xml:space="preserve">          Penta1: 60 | Penta3: 90 (Penta3 exceeds Penta1 by 50%).</w:t>
         <w:br/>
         <w:t xml:space="preserve">          Reply 1-5: 1=keep(explain) 2=use-Penta1(45) 3=use-Penta3(80) 4=specific 5=other</w:t>
         <w:br/>
@@ -1444,7 +1444,7 @@
         <w:t>Facility  2</w:t>
         <w:br/>
         <w:br/>
-        <w:t>Agent     [DQ-BK19] Done. Penta1 and Penta3 under-1 both set to 45.</w:t>
+        <w:t>Agent     [DQ-BK19] Done. Penta1 and Penta3 under-1 both set to 60.</w:t>
         <w:br/>
         <w:t xml:space="preserve">          Decision logged. Issue closed.</w:t>
       </w:r>
@@ -1481,9 +1481,9 @@
           <w:color w:val="333333"/>
           <w:sz w:val="17"/>
         </w:rPr>
-        <w:t>Agent     [DQ-BK19] Adi Goshu HP, May 2026.</w:t>
+        <w:t>Agent     [DQ-BK19] Addi Arekay HC, Jun 2026.</w:t>
         <w:br/>
-        <w:t xml:space="preserve">          Penta1: 45 | Penta3: 80 (Penta3 exceeds Penta1 by 78%).</w:t>
+        <w:t xml:space="preserve">          Penta1: 60 | Penta3: 90 (Penta3 exceeds Penta1 by 50%).</w:t>
         <w:br/>
         <w:t xml:space="preserve">          Reply 1-5: 1=keep(explain) 2=use-Penta1(45) 3=use-Penta3(80) 4=specific 5=other</w:t>
         <w:br/>
@@ -1496,7 +1496,7 @@
         <w:t xml:space="preserve">          Reply with correct Penta1 and Penta3 under-1 separated by comma.</w:t>
         <w:br/>
         <w:br/>
-        <w:t>Facility  45,38</w:t>
+        <w:t>Facility  88,72</w:t>
         <w:br/>
         <w:br/>
         <w:t>Agent     [DQ-BK19] Done. Penta1 under-1 = 45, Penta3 under-1 = 38.</w:t>
@@ -1536,7 +1536,7 @@
           <w:color w:val="333333"/>
           <w:sz w:val="17"/>
         </w:rPr>
-        <w:t>Agent     [DQ-MN33] Bichena HP. No EPI report for May 2026.</w:t>
+        <w:t>Agent     [DQ-MN33] Addi Arekay HC. No completed EPI report for May 2026.</w:t>
         <w:br/>
         <w:t xml:space="preserve">          Reply SUBMIT if submitting now, or 1-4 for cleaning.</w:t>
         <w:br/>
@@ -1552,7 +1552,7 @@
         <w:t xml:space="preserve">          [1 hour later — agent finds the registration]</w:t>
         <w:br/>
         <w:br/>
-        <w:t>Agent     [DQ-MN33] Confirmed. Bichena HP May 2026 report received. Issue closed.</w:t>
+        <w:t>Agent     [DQ-MN33] Confirmed. Addi Arekay HC May 2026 report received. Issue closed.</w:t>
       </w:r>
     </w:p>
     <w:p/>
@@ -1587,7 +1587,7 @@
           <w:color w:val="333333"/>
           <w:sz w:val="17"/>
         </w:rPr>
-        <w:t>Agent     [DQ-MN33] Bichena HP. No EPI report for May 2026.</w:t>
+        <w:t>Agent     [DQ-MN33] Addi Arekay HC. No completed EPI report for May 2026.</w:t>
         <w:br/>
         <w:t xml:space="preserve">          Reply SUBMIT if submitting now, or 1-4 for cleaning.</w:t>
         <w:br/>
@@ -1595,7 +1595,7 @@
         <w:t>Facility  2</w:t>
         <w:br/>
         <w:br/>
-        <w:t>Agent     [DQ-MN33] Done. May 2026 recorded as zero for all vaccines at Bichena HP.</w:t>
+        <w:t>Agent     [DQ-MN33] Done. May 2026 recorded as zero for all vaccines at Addi Arekay HC.</w:t>
         <w:br/>
         <w:t xml:space="preserve">          (Facility closed / no service that month.) Issue closed.</w:t>
       </w:r>
@@ -1626,7 +1626,7 @@
         </w:rPr>
         <w:t>Day 0     Agent sends numbered-option notification</w:t>
         <w:br/>
-        <w:t>Day 1     No reply — Retry 1: "[DQ-AX42] Reminder (1 of 3): Limalimo HP BCG=350. Reply 1-6."</w:t>
+        <w:t>Day 1     No reply — Retry 1: "[DQ-AX42] Reminder (1 of 3): Addi Arekay HC BCG=970. Reply 1-6."</w:t>
         <w:br/>
         <w:t>Day 2     No reply — Retry 2: "[DQ-AX42] Reminder (2 of 3): ... Issue escalates if no reply."</w:t>
         <w:br/>
@@ -1769,23 +1769,23 @@
         <w:br/>
         <w:t>--------------------------------------------------------------------------------</w:t>
         <w:br/>
-        <w:t>DQ-AX42 Limalimo HP       Outlier: BCG 350   202604  OPEN      2026-05-01  05-01</w:t>
+        <w:t>DQ-AX42 Addi Arekay HC    Outlier: BCG 970   202606  RESOLVED  2026-06-01  06-01</w:t>
         <w:br/>
-        <w:t>DQ-BK19 Adi Goshu HP      DTP3 &gt; DTP1        202604  OPEN      2026-05-01  05-01</w:t>
+        <w:t>DQ-BK19 Addi Arekay HC    DTP3 &gt; DTP1        202606  RESOLVED  2026-06-01  06-01</w:t>
         <w:br/>
-        <w:t>DQ-MN33 Bichena HP        Missing report     202604  ESCALATED 2026-05-01  05-04</w:t>
+        <w:t>DQ-MN33 Addi Arekay HC    Missing report     202605  RESOLVED  2026-06-01  06-01</w:t>
         <w:br/>
-        <w:t>[&gt; expand] Full SMS thread for DQ-MN33:</w:t>
+        <w:t>[&gt; expand] Full SMS thread for DQ-AX42:</w:t>
         <w:br/>
-        <w:t xml:space="preserve">  2026-05-01 08:06  OUT  [DQ-MN33] Bichena HP. No EPI report...</w:t>
+        <w:t xml:space="preserve">  2026-06-01 10:02  OUT  [DQ-AX42] Addi Arekay HC, Jun 2026. BCG under-1: 970...</w:t>
         <w:br/>
-        <w:t xml:space="preserve">  2026-05-02 08:06  OUT  [DQ-MN33] Reminder (1 of 3)...</w:t>
+        <w:t xml:space="preserve">  2026-06-01 10:04  IN   4</w:t>
         <w:br/>
-        <w:t xml:space="preserve">  2026-05-03 08:06  OUT  [DQ-MN33] Reminder (2 of 3)...</w:t>
+        <w:t xml:space="preserve">  2026-06-01 10:04  OUT  [DQ-AX42] Option 4: replace with specific number...</w:t>
         <w:br/>
-        <w:t xml:space="preserve">  2026-05-04 08:06  OUT  [DQ-MN33] Reminder (3 of 3)...</w:t>
+        <w:t xml:space="preserve">  2026-06-01 10:05  IN   97</w:t>
         <w:br/>
-        <w:t xml:space="preserve">  2026-05-04 08:07  OUT  Woreda summary sent to Bekele Haile</w:t>
+        <w:t xml:space="preserve">  2026-06-01 10:05  OUT  [DQ-AX42] Done. BCG under-1 updated to 97. Issue closed.</w:t>
         <w:br/>
         <w:t>--------------------------------------------------------------------------------</w:t>
       </w:r>
@@ -4035,7 +4035,7 @@
         <w:rPr>
           <w:sz w:val="21"/>
         </w:rPr>
-        <w:t>Three demos, each starting with clean data in DHIS2. The presenter enters wrong values live — typing them directly into the DHIS2 data entry form — then shows the agent detecting the issue and driving the SMS conversation in real-time. This is more compelling than pre-seeded data because the audience sees the detection happen from scratch. Total runtime: ~15 minutes.</w:t>
+        <w:t>Three live data-entry demos, all using the same facility and user account: eth_facility_01 (Almaz Tadesse), Addi Arekay Health Center. You type wrong values directly into the DHIS2 form as the facility worker would, the agent detects the issue within ~30 seconds, and the numbered-option SMS conversation plays out on the presenter's phone. Total runtime: ~15 minutes.</w:t>
       </w:r>
     </w:p>
     <w:p/>
@@ -4047,17 +4047,18 @@
         <w:tblLook w:firstColumn="1" w:firstRow="1" w:lastColumn="0" w:lastRow="0" w:noHBand="0" w:noVBand="1" w:val="04A0"/>
       </w:tblPr>
       <w:tblGrid>
-        <w:gridCol w:w="1568"/>
-        <w:gridCol w:w="1568"/>
-        <w:gridCol w:w="1568"/>
-        <w:gridCol w:w="1568"/>
-        <w:gridCol w:w="1568"/>
-        <w:gridCol w:w="1568"/>
+        <w:gridCol w:w="1344"/>
+        <w:gridCol w:w="1344"/>
+        <w:gridCol w:w="1344"/>
+        <w:gridCol w:w="1344"/>
+        <w:gridCol w:w="1344"/>
+        <w:gridCol w:w="1344"/>
+        <w:gridCol w:w="1344"/>
       </w:tblGrid>
       <w:tr>
         <w:tc>
           <w:tcPr>
-            <w:tcW w:type="dxa" w:w="1568"/>
+            <w:tcW w:type="dxa" w:w="1344"/>
             <w:shd w:val="clear" w:color="auto" w:fill="D6E4F0"/>
           </w:tcPr>
           <w:p>
@@ -4072,7 +4073,7 @@
         </w:tc>
         <w:tc>
           <w:tcPr>
-            <w:tcW w:type="dxa" w:w="1568"/>
+            <w:tcW w:type="dxa" w:w="1344"/>
             <w:shd w:val="clear" w:color="auto" w:fill="D6E4F0"/>
           </w:tcPr>
           <w:p>
@@ -4087,7 +4088,7 @@
         </w:tc>
         <w:tc>
           <w:tcPr>
-            <w:tcW w:type="dxa" w:w="1568"/>
+            <w:tcW w:type="dxa" w:w="1344"/>
             <w:shd w:val="clear" w:color="auto" w:fill="D6E4F0"/>
           </w:tcPr>
           <w:p>
@@ -4102,7 +4103,22 @@
         </w:tc>
         <w:tc>
           <w:tcPr>
-            <w:tcW w:type="dxa" w:w="1568"/>
+            <w:tcW w:type="dxa" w:w="1344"/>
+            <w:shd w:val="clear" w:color="auto" w:fill="D6E4F0"/>
+          </w:tcPr>
+          <w:p>
+            <w:r>
+              <w:rPr>
+                <w:b/>
+                <w:sz w:val="20"/>
+              </w:rPr>
+              <w:t>User</w:t>
+            </w:r>
+          </w:p>
+        </w:tc>
+        <w:tc>
+          <w:tcPr>
+            <w:tcW w:type="dxa" w:w="1344"/>
             <w:shd w:val="clear" w:color="auto" w:fill="D6E4F0"/>
           </w:tcPr>
           <w:p>
@@ -4117,7 +4133,7 @@
         </w:tc>
         <w:tc>
           <w:tcPr>
-            <w:tcW w:type="dxa" w:w="1568"/>
+            <w:tcW w:type="dxa" w:w="1344"/>
             <w:shd w:val="clear" w:color="auto" w:fill="D6E4F0"/>
           </w:tcPr>
           <w:p>
@@ -4132,7 +4148,7 @@
         </w:tc>
         <w:tc>
           <w:tcPr>
-            <w:tcW w:type="dxa" w:w="1568"/>
+            <w:tcW w:type="dxa" w:w="1344"/>
             <w:shd w:val="clear" w:color="auto" w:fill="D6E4F0"/>
           </w:tcPr>
           <w:p>
@@ -4149,7 +4165,7 @@
       <w:tr>
         <w:tc>
           <w:tcPr>
-            <w:tcW w:type="dxa" w:w="1568"/>
+            <w:tcW w:type="dxa" w:w="1344"/>
           </w:tcPr>
           <w:p>
             <w:r>
@@ -4162,7 +4178,7 @@
         </w:tc>
         <w:tc>
           <w:tcPr>
-            <w:tcW w:type="dxa" w:w="1568"/>
+            <w:tcW w:type="dxa" w:w="1344"/>
           </w:tcPr>
           <w:p>
             <w:r>
@@ -4175,20 +4191,219 @@
         </w:tc>
         <w:tc>
           <w:tcPr>
-            <w:tcW w:type="dxa" w:w="1568"/>
+            <w:tcW w:type="dxa" w:w="1344"/>
           </w:tcPr>
           <w:p>
             <w:r>
               <w:rPr>
                 <w:sz w:val="20"/>
               </w:rPr>
-              <w:t>Limalimo HP</w:t>
+              <w:t>Addi Arekay HC</w:t>
             </w:r>
           </w:p>
         </w:tc>
         <w:tc>
           <w:tcPr>
-            <w:tcW w:type="dxa" w:w="1568"/>
+            <w:tcW w:type="dxa" w:w="1344"/>
+          </w:tcPr>
+          <w:p>
+            <w:r>
+              <w:rPr>
+                <w:sz w:val="20"/>
+              </w:rPr>
+              <w:t>eth_facility_01</w:t>
+            </w:r>
+          </w:p>
+        </w:tc>
+        <w:tc>
+          <w:tcPr>
+            <w:tcW w:type="dxa" w:w="1344"/>
+          </w:tcPr>
+          <w:p>
+            <w:r>
+              <w:rPr>
+                <w:sz w:val="20"/>
+              </w:rPr>
+              <w:t>Jun 2026</w:t>
+            </w:r>
+          </w:p>
+        </w:tc>
+        <w:tc>
+          <w:tcPr>
+            <w:tcW w:type="dxa" w:w="1344"/>
+          </w:tcPr>
+          <w:p>
+            <w:r>
+              <w:rPr>
+                <w:sz w:val="20"/>
+              </w:rPr>
+              <w:t>~6 min</w:t>
+            </w:r>
+          </w:p>
+        </w:tc>
+        <w:tc>
+          <w:tcPr>
+            <w:tcW w:type="dxa" w:w="1344"/>
+          </w:tcPr>
+          <w:p>
+            <w:r>
+              <w:rPr>
+                <w:sz w:val="20"/>
+              </w:rPr>
+              <w:t>Type BCG=970 (meant 97) → outlier detected → option 4 → corrected to 97 in DHIS2</w:t>
+            </w:r>
+          </w:p>
+        </w:tc>
+      </w:tr>
+      <w:tr>
+        <w:tc>
+          <w:tcPr>
+            <w:tcW w:type="dxa" w:w="1344"/>
+          </w:tcPr>
+          <w:p>
+            <w:r>
+              <w:rPr>
+                <w:sz w:val="20"/>
+              </w:rPr>
+              <w:t>B</w:t>
+            </w:r>
+          </w:p>
+        </w:tc>
+        <w:tc>
+          <w:tcPr>
+            <w:tcW w:type="dxa" w:w="1344"/>
+          </w:tcPr>
+          <w:p>
+            <w:r>
+              <w:rPr>
+                <w:sz w:val="20"/>
+              </w:rPr>
+              <w:t>DTP1/DTP3 inconsistency</w:t>
+            </w:r>
+          </w:p>
+        </w:tc>
+        <w:tc>
+          <w:tcPr>
+            <w:tcW w:type="dxa" w:w="1344"/>
+          </w:tcPr>
+          <w:p>
+            <w:r>
+              <w:rPr>
+                <w:sz w:val="20"/>
+              </w:rPr>
+              <w:t>Addi Arekay HC</w:t>
+            </w:r>
+          </w:p>
+        </w:tc>
+        <w:tc>
+          <w:tcPr>
+            <w:tcW w:type="dxa" w:w="1344"/>
+          </w:tcPr>
+          <w:p>
+            <w:r>
+              <w:rPr>
+                <w:sz w:val="20"/>
+              </w:rPr>
+              <w:t>eth_facility_01</w:t>
+            </w:r>
+          </w:p>
+        </w:tc>
+        <w:tc>
+          <w:tcPr>
+            <w:tcW w:type="dxa" w:w="1344"/>
+          </w:tcPr>
+          <w:p>
+            <w:r>
+              <w:rPr>
+                <w:sz w:val="20"/>
+              </w:rPr>
+              <w:t>Jun 2026</w:t>
+            </w:r>
+          </w:p>
+        </w:tc>
+        <w:tc>
+          <w:tcPr>
+            <w:tcW w:type="dxa" w:w="1344"/>
+          </w:tcPr>
+          <w:p>
+            <w:r>
+              <w:rPr>
+                <w:sz w:val="20"/>
+              </w:rPr>
+              <w:t>~5 min</w:t>
+            </w:r>
+          </w:p>
+        </w:tc>
+        <w:tc>
+          <w:tcPr>
+            <w:tcW w:type="dxa" w:w="1344"/>
+          </w:tcPr>
+          <w:p>
+            <w:r>
+              <w:rPr>
+                <w:sz w:val="20"/>
+              </w:rPr>
+              <w:t>Edit Penta3=90 &gt; Penta1=60 → validation rule → option 2 → both corrected</w:t>
+            </w:r>
+          </w:p>
+        </w:tc>
+      </w:tr>
+      <w:tr>
+        <w:tc>
+          <w:tcPr>
+            <w:tcW w:type="dxa" w:w="1344"/>
+          </w:tcPr>
+          <w:p>
+            <w:r>
+              <w:rPr>
+                <w:sz w:val="20"/>
+              </w:rPr>
+              <w:t>C</w:t>
+            </w:r>
+          </w:p>
+        </w:tc>
+        <w:tc>
+          <w:tcPr>
+            <w:tcW w:type="dxa" w:w="1344"/>
+          </w:tcPr>
+          <w:p>
+            <w:r>
+              <w:rPr>
+                <w:sz w:val="20"/>
+              </w:rPr>
+              <w:t>Missing report</w:t>
+            </w:r>
+          </w:p>
+        </w:tc>
+        <w:tc>
+          <w:tcPr>
+            <w:tcW w:type="dxa" w:w="1344"/>
+          </w:tcPr>
+          <w:p>
+            <w:r>
+              <w:rPr>
+                <w:sz w:val="20"/>
+              </w:rPr>
+              <w:t>Addi Arekay HC</w:t>
+            </w:r>
+          </w:p>
+        </w:tc>
+        <w:tc>
+          <w:tcPr>
+            <w:tcW w:type="dxa" w:w="1344"/>
+          </w:tcPr>
+          <w:p>
+            <w:r>
+              <w:rPr>
+                <w:sz w:val="20"/>
+              </w:rPr>
+              <w:t>eth_facility_01</w:t>
+            </w:r>
+          </w:p>
+        </w:tc>
+        <w:tc>
+          <w:tcPr>
+            <w:tcW w:type="dxa" w:w="1344"/>
           </w:tcPr>
           <w:p>
             <w:r>
@@ -4201,167 +4416,7 @@
         </w:tc>
         <w:tc>
           <w:tcPr>
-            <w:tcW w:type="dxa" w:w="1568"/>
-          </w:tcPr>
-          <w:p>
-            <w:r>
-              <w:rPr>
-                <w:sz w:val="20"/>
-              </w:rPr>
-              <w:t>~6 min</w:t>
-            </w:r>
-          </w:p>
-        </w:tc>
-        <w:tc>
-          <w:tcPr>
-            <w:tcW w:type="dxa" w:w="1568"/>
-          </w:tcPr>
-          <w:p>
-            <w:r>
-              <w:rPr>
-                <w:sz w:val="20"/>
-              </w:rPr>
-              <w:t>Type wrong BCG value → detection → numbered SMS options → correction applied in DHIS2</w:t>
-            </w:r>
-          </w:p>
-        </w:tc>
-      </w:tr>
-      <w:tr>
-        <w:tc>
-          <w:tcPr>
-            <w:tcW w:type="dxa" w:w="1568"/>
-          </w:tcPr>
-          <w:p>
-            <w:r>
-              <w:rPr>
-                <w:sz w:val="20"/>
-              </w:rPr>
-              <w:t>B</w:t>
-            </w:r>
-          </w:p>
-        </w:tc>
-        <w:tc>
-          <w:tcPr>
-            <w:tcW w:type="dxa" w:w="1568"/>
-          </w:tcPr>
-          <w:p>
-            <w:r>
-              <w:rPr>
-                <w:sz w:val="20"/>
-              </w:rPr>
-              <w:t>DTP1/DTP3 inconsistency</w:t>
-            </w:r>
-          </w:p>
-        </w:tc>
-        <w:tc>
-          <w:tcPr>
-            <w:tcW w:type="dxa" w:w="1568"/>
-          </w:tcPr>
-          <w:p>
-            <w:r>
-              <w:rPr>
-                <w:sz w:val="20"/>
-              </w:rPr>
-              <w:t>Adi Goshu HP</w:t>
-            </w:r>
-          </w:p>
-        </w:tc>
-        <w:tc>
-          <w:tcPr>
-            <w:tcW w:type="dxa" w:w="1568"/>
-          </w:tcPr>
-          <w:p>
-            <w:r>
-              <w:rPr>
-                <w:sz w:val="20"/>
-              </w:rPr>
-              <w:t>May 2026</w:t>
-            </w:r>
-          </w:p>
-        </w:tc>
-        <w:tc>
-          <w:tcPr>
-            <w:tcW w:type="dxa" w:w="1568"/>
-          </w:tcPr>
-          <w:p>
-            <w:r>
-              <w:rPr>
-                <w:sz w:val="20"/>
-              </w:rPr>
-              <w:t>~5 min</w:t>
-            </w:r>
-          </w:p>
-        </w:tc>
-        <w:tc>
-          <w:tcPr>
-            <w:tcW w:type="dxa" w:w="1568"/>
-          </w:tcPr>
-          <w:p>
-            <w:r>
-              <w:rPr>
-                <w:sz w:val="20"/>
-              </w:rPr>
-              <w:t>Type Penta3 &gt; Penta1 → validation rule → numbered options → correction</w:t>
-            </w:r>
-          </w:p>
-        </w:tc>
-      </w:tr>
-      <w:tr>
-        <w:tc>
-          <w:tcPr>
-            <w:tcW w:type="dxa" w:w="1568"/>
-          </w:tcPr>
-          <w:p>
-            <w:r>
-              <w:rPr>
-                <w:sz w:val="20"/>
-              </w:rPr>
-              <w:t>C</w:t>
-            </w:r>
-          </w:p>
-        </w:tc>
-        <w:tc>
-          <w:tcPr>
-            <w:tcW w:type="dxa" w:w="1568"/>
-          </w:tcPr>
-          <w:p>
-            <w:r>
-              <w:rPr>
-                <w:sz w:val="20"/>
-              </w:rPr>
-              <w:t>Missing report</w:t>
-            </w:r>
-          </w:p>
-        </w:tc>
-        <w:tc>
-          <w:tcPr>
-            <w:tcW w:type="dxa" w:w="1568"/>
-          </w:tcPr>
-          <w:p>
-            <w:r>
-              <w:rPr>
-                <w:sz w:val="20"/>
-              </w:rPr>
-              <w:t>Bichena HP</w:t>
-            </w:r>
-          </w:p>
-        </w:tc>
-        <w:tc>
-          <w:tcPr>
-            <w:tcW w:type="dxa" w:w="1568"/>
-          </w:tcPr>
-          <w:p>
-            <w:r>
-              <w:rPr>
-                <w:sz w:val="20"/>
-              </w:rPr>
-              <w:t>May 2026</w:t>
-            </w:r>
-          </w:p>
-        </w:tc>
-        <w:tc>
-          <w:tcPr>
-            <w:tcW w:type="dxa" w:w="1568"/>
+            <w:tcW w:type="dxa" w:w="1344"/>
           </w:tcPr>
           <w:p>
             <w:r>
@@ -4374,14 +4429,14 @@
         </w:tc>
         <w:tc>
           <w:tcPr>
-            <w:tcW w:type="dxa" w:w="1568"/>
+            <w:tcW w:type="dxa" w:w="1344"/>
           </w:tcPr>
           <w:p>
             <w:r>
               <w:rPr>
                 <w:sz w:val="20"/>
               </w:rPr>
-              <w:t>Submit no data → daily check → SUBMIT option → recovery flow</w:t>
+              <w:t>No data for prior month → agent flags → SUBMIT → recovery flow</w:t>
             </w:r>
           </w:p>
         </w:tc>
@@ -4389,7 +4444,7 @@
       <w:tr>
         <w:tc>
           <w:tcPr>
-            <w:tcW w:type="dxa" w:w="1568"/>
+            <w:tcW w:type="dxa" w:w="1344"/>
           </w:tcPr>
           <w:p>
             <w:r>
@@ -4402,7 +4457,7 @@
         </w:tc>
         <w:tc>
           <w:tcPr>
-            <w:tcW w:type="dxa" w:w="1568"/>
+            <w:tcW w:type="dxa" w:w="1344"/>
           </w:tcPr>
           <w:p>
             <w:r>
@@ -4415,7 +4470,7 @@
         </w:tc>
         <w:tc>
           <w:tcPr>
-            <w:tcW w:type="dxa" w:w="1568"/>
+            <w:tcW w:type="dxa" w:w="1344"/>
           </w:tcPr>
           <w:p>
             <w:r>
@@ -4428,7 +4483,20 @@
         </w:tc>
         <w:tc>
           <w:tcPr>
-            <w:tcW w:type="dxa" w:w="1568"/>
+            <w:tcW w:type="dxa" w:w="1344"/>
+          </w:tcPr>
+          <w:p>
+            <w:r>
+              <w:rPr>
+                <w:sz w:val="20"/>
+              </w:rPr>
+              <w:t>—</w:t>
+            </w:r>
+          </w:p>
+        </w:tc>
+        <w:tc>
+          <w:tcPr>
+            <w:tcW w:type="dxa" w:w="1344"/>
           </w:tcPr>
           <w:p>
             <w:r>
@@ -4441,7 +4509,7 @@
         </w:tc>
         <w:tc>
           <w:tcPr>
-            <w:tcW w:type="dxa" w:w="1568"/>
+            <w:tcW w:type="dxa" w:w="1344"/>
           </w:tcPr>
           <w:p>
             <w:r>
@@ -4454,7 +4522,7 @@
         </w:tc>
         <w:tc>
           <w:tcPr>
-            <w:tcW w:type="dxa" w:w="1568"/>
+            <w:tcW w:type="dxa" w:w="1344"/>
           </w:tcPr>
           <w:p>
             <w:r>
@@ -4504,7 +4572,7 @@
         <w:ind w:left="360"/>
       </w:pPr>
       <w:r>
-        <w:t>inject_data.py has been run — 28 months of clean baseline data loaded (Jan 2024 – Apr 2026). All data is clean; no pre-seeded issues.</w:t>
+        <w:t>inject_data.py has been run — 28 months of clean baseline data loaded (Jan 2024 – Apr 2026). No pre-seeded issues. Addi Arekay Health Center has 22 months of clean baseline values.</w:t>
       </w:r>
     </w:p>
     <w:p>
@@ -4513,7 +4581,7 @@
         <w:ind w:left="360"/>
       </w:pPr>
       <w:r>
-        <w:t>contacts table in agent SQLite seeded with presenter's phone for all demo facilities</w:t>
+        <w:t>contacts table in agent SQLite seeded with presenter's phone for Addi Arekay Health Center</w:t>
       </w:r>
     </w:p>
     <w:p>
@@ -4540,7 +4608,7 @@
         <w:rPr>
           <w:sz w:val="21"/>
         </w:rPr>
-        <w:t>Demo period: May 2026 (202605). This period has no data in DHIS2 yet — you will enter values live. The 22-month baseline (Jan 2024 – Oct 2025) gives the outlier detection a robust mean and standard deviation to compare against.</w:t>
+        <w:t>All demos use a single login: eth_facility_01 / [DHIS2_USER_PASSWORD from .env]. This account belongs to Almaz Tadesse and is scoped to Addi Arekay Health Center only — exactly the facility-worker persona being demonstrated.</w:t>
       </w:r>
     </w:p>
     <w:p/>
@@ -4549,28 +4617,7 @@
         <w:rPr>
           <w:sz w:val="21"/>
         </w:rPr>
-        <w:t>Detection is automatic within ~30 seconds via lastUpdated polling. To skip the wait during the demo: POST http://localhost:5001/api/scan — fires all checks immediately.</w:t>
-      </w:r>
-    </w:p>
-    <w:p/>
-    <w:p>
-      <w:pPr>
-        <w:pStyle w:val="Heading2"/>
-      </w:pPr>
-      <w:r>
-        <w:rPr>
-          <w:color w:val="2E6DA4"/>
-          <w:sz w:val="24"/>
-        </w:rPr>
-        <w:t>Demo A — Statistical Outlier: Limalimo Health Post (~6 min)</w:t>
-      </w:r>
-    </w:p>
-    <w:p>
-      <w:r>
-        <w:rPr>
-          <w:sz w:val="21"/>
-        </w:rPr>
-        <w:t>What this shows: You type a grossly incorrect BCG value into DHIS2, submit it, and the agent detects it against 22 months of baseline history and sends a numbered-option SMS. The full loop — entry, detection, SMS, option selection, correction in DHIS2 — happens in real time in front of the audience.</w:t>
+        <w:t>Demos A and B use June 2026 (202606) — a period with no data yet. Demo C uses May 2026 (202505) to show the missing report scenario for a prior month that was never formally completed.</w:t>
       </w:r>
     </w:p>
     <w:p/>
@@ -4579,61 +4626,28 @@
         <w:rPr>
           <w:sz w:val="21"/>
         </w:rPr>
-        <w:t>Step 1 — Navigate to the data entry form</w:t>
+        <w:t>Addi Arekay Health Center is a Health Center (tier 2). BCG under-1 baseline: ~97/month (range 80–115 across 22 months). Penta1 under-1: ~87. Penta3 under-1: ~71. Detection is within ~30 seconds via lastUpdated polling, or trigger instantly with: POST http://localhost:5001/api/scan</w:t>
+      </w:r>
+    </w:p>
+    <w:p/>
+    <w:p>
+      <w:pPr>
+        <w:pStyle w:val="Heading2"/>
+      </w:pPr>
+      <w:r>
+        <w:rPr>
+          <w:color w:val="2E6DA4"/>
+          <w:sz w:val="24"/>
+        </w:rPr>
+        <w:t>Demo A — Statistical Outlier: Addi Arekay Health Center, Jun 2026 (~6 min)</w:t>
       </w:r>
     </w:p>
     <w:p>
-      <w:pPr>
-        <w:pStyle w:val="ListBullet"/>
-        <w:ind w:left="360"/>
-      </w:pPr>
       <w:r>
-        <w:t>Log in at http://localhost:8080 as admin / [DHIS2_ADMIN_PASS from .env]</w:t>
-      </w:r>
-    </w:p>
-    <w:p>
-      <w:pPr>
-        <w:pStyle w:val="ListBullet"/>
-        <w:ind w:left="360"/>
-      </w:pPr>
-      <w:r>
-        <w:t>Open Data Entry (grid icon in top menu)</w:t>
-      </w:r>
-    </w:p>
-    <w:p>
-      <w:pPr>
-        <w:pStyle w:val="ListBullet"/>
-        <w:ind w:left="360"/>
-      </w:pPr>
-      <w:r>
-        <w:t>Navigate: Ethiopia → Amhara → North Gondar → Janamora Woreda → Limalimo Health Post</w:t>
-      </w:r>
-    </w:p>
-    <w:p>
-      <w:pPr>
-        <w:pStyle w:val="ListBullet"/>
-        <w:ind w:left="360"/>
-      </w:pPr>
-      <w:r>
-        <w:t>Select dataset: EPI - Routine vaccine delivery | Period: May 2026</w:t>
-      </w:r>
-    </w:p>
-    <w:p>
-      <w:pPr>
-        <w:pStyle w:val="ListBullet"/>
-        <w:ind w:left="360"/>
-      </w:pPr>
-      <w:r>
-        <w:t>The form is blank — no data has been submitted for May 2026 yet</w:t>
-      </w:r>
-    </w:p>
-    <w:p>
-      <w:pPr>
-        <w:pStyle w:val="ListBullet"/>
-        <w:ind w:left="360"/>
-      </w:pPr>
-      <w:r>
-        <w:t>Narrate: "This is what a facility worker sees when they open their monthly reporting form."</w:t>
+        <w:rPr>
+          <w:sz w:val="21"/>
+        </w:rPr>
+        <w:t>What this shows: Almaz enters her June 2026 BCG count with an extra zero — a realistic typo. The agent detects it against 22 months of baseline history and sends the numbered-option SMS. The full loop plays out in front of the audience in real time.</w:t>
       </w:r>
     </w:p>
     <w:p/>
@@ -4642,7 +4656,7 @@
         <w:rPr>
           <w:sz w:val="21"/>
         </w:rPr>
-        <w:t>Step 2 — Enter data with a deliberate error</w:t>
+        <w:t>Step 1 — Log in and open the data entry form</w:t>
       </w:r>
     </w:p>
     <w:p>
@@ -4651,16 +4665,16 @@
         <w:ind w:left="360"/>
       </w:pPr>
       <w:r>
-        <w:t>Fill in realistic values for all fields EXCEPT BCG under-1:</w:t>
+        <w:t>Log in at http://localhost:8080 as eth_facility_01 / [DHIS2_USER_PASSWORD from .env]</w:t>
       </w:r>
     </w:p>
     <w:p>
       <w:pPr>
         <w:pStyle w:val="ListBullet"/>
-        <w:ind w:left="720"/>
+        <w:ind w:left="360"/>
       </w:pPr>
       <w:r>
-        <w:t>BCG &gt;= 1 year: 3  |  Penta1 under-1: 31  |  Penta1 &gt;= 1 year: 2  |  Penta3 under-1: 26  |  MR1 under-1: 30</w:t>
+        <w:t>Open Data Entry (grid icon in top menu)</w:t>
       </w:r>
     </w:p>
     <w:p>
@@ -4669,7 +4683,7 @@
         <w:ind w:left="360"/>
       </w:pPr>
       <w:r>
-        <w:t>In the BCG under-1 field, type: 350</w:t>
+        <w:t>Navigate in the left org unit tree: Ethiopia → Amhara → North Gondar → Addi Arekay Woreda → Addi Arekay Health Center</w:t>
       </w:r>
     </w:p>
     <w:p>
@@ -4678,7 +4692,88 @@
         <w:ind w:left="360"/>
       </w:pPr>
       <w:r>
-        <w:t>Narrate: "The worker accidentally types 350 instead of 35 — a common transposition error."</w:t>
+        <w:t>Select dataset: EPI - Routine vaccine delivery | Period: June 2026</w:t>
+      </w:r>
+    </w:p>
+    <w:p>
+      <w:pPr>
+        <w:pStyle w:val="ListBullet"/>
+        <w:ind w:left="360"/>
+      </w:pPr>
+      <w:r>
+        <w:t>The form is blank — no data for June 2026 yet</w:t>
+      </w:r>
+    </w:p>
+    <w:p>
+      <w:pPr>
+        <w:pStyle w:val="ListBullet"/>
+        <w:ind w:left="360"/>
+      </w:pPr>
+      <w:r>
+        <w:t>Narrate: "Almaz is entering the monthly EPI report for June. She works at the facility and submits this form each month."</w:t>
+      </w:r>
+    </w:p>
+    <w:p/>
+    <w:p>
+      <w:r>
+        <w:rPr>
+          <w:sz w:val="21"/>
+        </w:rPr>
+        <w:t>Step 2 — Enter data with a BCG outlier (deliberate typo)</w:t>
+      </w:r>
+    </w:p>
+    <w:p>
+      <w:pPr>
+        <w:pStyle w:val="ListBullet"/>
+        <w:ind w:left="360"/>
+      </w:pPr>
+      <w:r>
+        <w:t>Enter the following values in the form:</w:t>
+      </w:r>
+    </w:p>
+    <w:p>
+      <w:pPr>
+        <w:pStyle w:val="ListBullet"/>
+        <w:ind w:left="720"/>
+      </w:pPr>
+      <w:r>
+        <w:t>BCG under-1: 970  |  BCG &gt;= 1 year: 5</w:t>
+      </w:r>
+    </w:p>
+    <w:p>
+      <w:pPr>
+        <w:pStyle w:val="ListBullet"/>
+        <w:ind w:left="720"/>
+      </w:pPr>
+      <w:r>
+        <w:t>Penta1 under-1: 88  |  Penta1 &gt;= 1 year: 4</w:t>
+      </w:r>
+    </w:p>
+    <w:p>
+      <w:pPr>
+        <w:pStyle w:val="ListBullet"/>
+        <w:ind w:left="720"/>
+      </w:pPr>
+      <w:r>
+        <w:t>Penta3 under-1: 72  |  Penta3 &gt;= 1 year: 3</w:t>
+      </w:r>
+    </w:p>
+    <w:p>
+      <w:pPr>
+        <w:pStyle w:val="ListBullet"/>
+        <w:ind w:left="720"/>
+      </w:pPr>
+      <w:r>
+        <w:t>MR1 under-1: 83  |  MR1 &gt;= 1 year: 3</w:t>
+      </w:r>
+    </w:p>
+    <w:p>
+      <w:pPr>
+        <w:pStyle w:val="ListBullet"/>
+        <w:ind w:left="360"/>
+      </w:pPr>
+      <w:r>
+        <w:t>Narrate: "BCG under-1 should be 97 this month — but Almaz accidentally typed 970. An extra zero. This happens."</w:t>
       </w:r>
     </w:p>
     <w:p>
@@ -4705,7 +4800,7 @@
         <w:ind w:left="360"/>
       </w:pPr>
       <w:r>
-        <w:t>Wait ~30 seconds for the lastUpdated poll, OR: curl -s -X POST http://localhost:5001/api/scan</w:t>
+        <w:t>Wait ~30 seconds, OR trigger immediately: curl -s -X POST http://localhost:5001/api/scan</w:t>
       </w:r>
     </w:p>
     <w:p>
@@ -4714,7 +4809,7 @@
         <w:ind w:left="360"/>
       </w:pPr>
       <w:r>
-        <w:t>Agent queries outlier detection: BCG = 350 vs 22-month mean ~35 (z-score ~100)</w:t>
+        <w:t>Agent queries outlier detection: BCG = 970 vs 22-month mean ~97, z-score ~87 — clearly flagged</w:t>
       </w:r>
     </w:p>
     <w:p>
@@ -4723,7 +4818,7 @@
         <w:ind w:left="360"/>
       </w:pPr>
       <w:r>
-        <w:t>New issue created. Navigate to http://localhost:5001/issues — issue appears as OPEN</w:t>
+        <w:t>New issue created. Open http://localhost:5001/issues — issue appears as OPEN</w:t>
       </w:r>
     </w:p>
     <w:p/>
@@ -4732,7 +4827,7 @@
         <w:rPr>
           <w:sz w:val="21"/>
         </w:rPr>
-        <w:t>Step 4 — Receive the SMS on presenter's phone</w:t>
+        <w:t>Step 4 — SMS arrives on presenter's phone</w:t>
       </w:r>
     </w:p>
     <w:p>
@@ -4746,9 +4841,9 @@
           <w:color w:val="333333"/>
           <w:sz w:val="17"/>
         </w:rPr>
-        <w:t>[DQ-XXXX] Limalimo HP, May 2026</w:t>
+        <w:t>[DQ-XXXX] Addi Arekay HC, Jun 2026</w:t>
         <w:br/>
-        <w:t>BCG under-1: 350 (normal ~35, flagged)</w:t>
+        <w:t>BCG under-1: 970 (normal ~97, flagged)</w:t>
         <w:br/>
         <w:t>Reply with option number:</w:t>
         <w:br/>
@@ -4771,7 +4866,7 @@
         <w:ind w:left="360"/>
       </w:pPr>
       <w:r>
-        <w:t>Point out: numbered options match the AHEAD Excel dropdown exactly — the agent replicates the same decision schema George's team uses today</w:t>
+        <w:t>Point out: numbered options mirror the AHEAD Excel dropdown exactly — same decision schema George's team uses today, now delivered by SMS</w:t>
       </w:r>
     </w:p>
     <w:p/>
@@ -4798,7 +4893,7 @@
         <w:ind w:left="360"/>
       </w:pPr>
       <w:r>
-        <w:t>Agent replies:</w:t>
+        <w:t>Agent sends a follow-up:</w:t>
       </w:r>
     </w:p>
     <w:p>
@@ -4823,7 +4918,7 @@
         <w:ind w:left="360"/>
       </w:pPr>
       <w:r>
-        <w:t>Reply: 35</w:t>
+        <w:t>Reply: 97</w:t>
       </w:r>
     </w:p>
     <w:p>
@@ -4832,7 +4927,7 @@
         <w:ind w:left="360"/>
       </w:pPr>
       <w:r>
-        <w:t>Agent applies the correction (POST /api/dataValueSets as agent_service) and sends:</w:t>
+        <w:t>Agent applies the correction and sends:</w:t>
       </w:r>
     </w:p>
     <w:p>
@@ -4846,7 +4941,7 @@
           <w:color w:val="333333"/>
           <w:sz w:val="17"/>
         </w:rPr>
-        <w:t>[DQ-XXXX] Done. BCG under-1 updated to 35 at Limalimo HP.</w:t>
+        <w:t>[DQ-XXXX] Done. BCG under-1 updated to 97 at Addi Arekay HC.</w:t>
         <w:br/>
         <w:t>Decision logged. Issue closed.</w:t>
       </w:r>
@@ -4866,7 +4961,7 @@
         <w:ind w:left="360"/>
       </w:pPr>
       <w:r>
-        <w:t>Switch back to the DHIS2 tab and refresh Limalimo HP / May 2026</w:t>
+        <w:t>Switch back to DHIS2 and refresh Addi Arekay HC / June 2026</w:t>
       </w:r>
     </w:p>
     <w:p>
@@ -4875,7 +4970,7 @@
         <w:ind w:left="360"/>
       </w:pPr>
       <w:r>
-        <w:t>BCG under-1 now shows 35 (was 350)</w:t>
+        <w:t>BCG under-1 now shows 97 (was 970)</w:t>
       </w:r>
     </w:p>
     <w:p>
@@ -4884,7 +4979,7 @@
         <w:ind w:left="360"/>
       </w:pPr>
       <w:r>
-        <w:t>Narrate: "The corrected value is now in DHIS2. The DHIS2 audit log will show this was changed by agent_service."</w:t>
+        <w:t>Narrate: "The correction was written to DHIS2 by the agent. The audit log will show agent_service made this change — fully traceable."</w:t>
       </w:r>
     </w:p>
     <w:p/>
@@ -4893,7 +4988,7 @@
         <w:rPr>
           <w:sz w:val="21"/>
         </w:rPr>
-        <w:t>Expected final state after Demo A:</w:t>
+        <w:t>Expected final state:</w:t>
       </w:r>
     </w:p>
     <w:p>
@@ -4902,7 +4997,7 @@
         <w:ind w:left="360"/>
       </w:pPr>
       <w:r>
-        <w:t>DHIS2: Limalimo HP, May 2026, BCG under-1 = 35 (was 350)</w:t>
+        <w:t>DHIS2: Addi Arekay HC, Jun 2026, BCG under-1 = 97 (was 970)</w:t>
       </w:r>
     </w:p>
     <w:p>
@@ -4911,7 +5006,7 @@
         <w:ind w:left="360"/>
       </w:pPr>
       <w:r>
-        <w:t>Issue log: DQ-XXXX | Outlier | Limalimo HP | RESOLVED | Option 4: specific number (35)</w:t>
+        <w:t>Issue log: DQ-XXXX | Outlier: BCG | Addi Arekay HC | RESOLVED | Option 4: specific number (97)</w:t>
       </w:r>
     </w:p>
     <w:p>
@@ -4920,7 +5015,7 @@
         <w:ind w:left="360"/>
       </w:pPr>
       <w:r>
-        <w:t>SMS thread: 4 messages — notification, "4", follow-up, "35", resolution</w:t>
+        <w:t>SMS thread: 4 messages — notification, "4", follow-up question, "97", resolution</w:t>
       </w:r>
     </w:p>
     <w:p/>
@@ -4933,7 +5028,7 @@
           <w:color w:val="2E6DA4"/>
           <w:sz w:val="24"/>
         </w:rPr>
-        <w:t>Demo B — DTP1/DTP3 Inconsistency: Adi Goshu Health Post (~5 min)</w:t>
+        <w:t>Demo B — DTP1/DTP3 Inconsistency: Addi Arekay Health Center, Jun 2026 (~5 min)</w:t>
       </w:r>
     </w:p>
     <w:p>
@@ -4941,7 +5036,7 @@
         <w:rPr>
           <w:sz w:val="21"/>
         </w:rPr>
-        <w:t>What this shows: You type Penta3 &gt; Penta1, which violates a built-in DHIS2 EPI validation rule. The agent detects it via /api/validationResults and sends numbered options. The threshold for monthly facility data is Penta3 &gt; Penta1 by &gt;30%.</w:t>
+        <w:t>What this shows: Almaz accidentally swaps her Penta1 and Penta3 figures. The EPI metadata package validation rule fires — Penta3 &gt; Penta1 by 50%, well above the 30% threshold for monthly facility data. Same form, same login.</w:t>
       </w:r>
     </w:p>
     <w:p/>
@@ -4950,7 +5045,7 @@
         <w:rPr>
           <w:sz w:val="21"/>
         </w:rPr>
-        <w:t>Step 1 — Navigate to the data entry form</w:t>
+        <w:t>Step 1 — Edit the same June 2026 form</w:t>
       </w:r>
     </w:p>
     <w:p>
@@ -4959,7 +5054,7 @@
         <w:ind w:left="360"/>
       </w:pPr>
       <w:r>
-        <w:t>Navigate: Ethiopia → Amhara → North Gondar → Addi Arekay Woreda → Adi Goshu Health Post</w:t>
+        <w:t>Still logged in as eth_facility_01. Navigate back to Addi Arekay HC / June 2026.</w:t>
       </w:r>
     </w:p>
     <w:p>
@@ -4968,7 +5063,7 @@
         <w:ind w:left="360"/>
       </w:pPr>
       <w:r>
-        <w:t>Dataset: EPI - Routine vaccine delivery | Period: May 2026</w:t>
+        <w:t>BCG is now 97 (corrected in Demo A). The Penta values currently read: Penta1 under-1: 88, Penta3 under-1: 72.</w:t>
       </w:r>
     </w:p>
     <w:p>
@@ -4977,16 +5072,7 @@
         <w:ind w:left="360"/>
       </w:pPr>
       <w:r>
-        <w:t>Form is blank</w:t>
-      </w:r>
-    </w:p>
-    <w:p/>
-    <w:p>
-      <w:r>
-        <w:rPr>
-          <w:sz w:val="21"/>
-        </w:rPr>
-        <w:t>Step 2 — Enter data with a DTP inconsistency</w:t>
+        <w:t>Update: Penta1 under-1 = 60, Penta3 under-1 = 90</w:t>
       </w:r>
     </w:p>
     <w:p>
@@ -4995,25 +5081,7 @@
         <w:ind w:left="360"/>
       </w:pPr>
       <w:r>
-        <w:t>Fill in all fields with realistic values, but swap Penta1 and Penta3:</w:t>
-      </w:r>
-    </w:p>
-    <w:p>
-      <w:pPr>
-        <w:pStyle w:val="ListBullet"/>
-        <w:ind w:left="720"/>
-      </w:pPr>
-      <w:r>
-        <w:t>BCG under-1: 35  |  BCG &gt;= 1 year: 2  |  Penta1 under-1: 45  |  Penta3 under-1: 80</w:t>
-      </w:r>
-    </w:p>
-    <w:p>
-      <w:pPr>
-        <w:pStyle w:val="ListBullet"/>
-        <w:ind w:left="360"/>
-      </w:pPr>
-      <w:r>
-        <w:t>Narrate: "Penta3 under-1 is 80, but Penta1 under-1 is only 45. The 3rd dose of a vaccine series can never exceed the 1st dose — this is a transposition or reporting error. The relative difference here is 78%, well above the 30% threshold for monthly facility data."</w:t>
+        <w:t>Narrate: "Almaz has swapped the Penta1 and Penta3 figures — maybe copied from the wrong row on her tally sheet."</w:t>
       </w:r>
     </w:p>
     <w:p>
@@ -5031,7 +5099,7 @@
         <w:rPr>
           <w:sz w:val="21"/>
         </w:rPr>
-        <w:t>Step 3 — Agent detects the violation (~30 seconds)</w:t>
+        <w:t>Step 2 — Agent detects the DTP violation (~30 seconds)</w:t>
       </w:r>
     </w:p>
     <w:p>
@@ -5049,7 +5117,7 @@
         <w:ind w:left="360"/>
       </w:pPr>
       <w:r>
-        <w:t>Agent runs POST /api/validation then reads GET /api/validationResults</w:t>
+        <w:t>Agent runs the DHIS2 validation check. Built-in EPI rule fires: Penta3 (90) &gt; Penta1 (60)</w:t>
       </w:r>
     </w:p>
     <w:p>
@@ -5058,7 +5126,7 @@
         <w:ind w:left="360"/>
       </w:pPr>
       <w:r>
-        <w:t>EPI package's built-in rule fires: Penta3 &gt; Penta1</w:t>
+        <w:t>Relative difference: (90-60)/60 = 50% — above the 30% threshold for monthly facility data</w:t>
       </w:r>
     </w:p>
     <w:p>
@@ -5067,7 +5135,7 @@
         <w:ind w:left="360"/>
       </w:pPr>
       <w:r>
-        <w:t>Issue appears in http://localhost:5001/issues</w:t>
+        <w:t>New issue created and visible in http://localhost:5001/issues</w:t>
       </w:r>
     </w:p>
     <w:p/>
@@ -5076,7 +5144,7 @@
         <w:rPr>
           <w:sz w:val="21"/>
         </w:rPr>
-        <w:t>Step 4 — Receive the SMS</w:t>
+        <w:t>Step 3 — SMS arrives</w:t>
       </w:r>
     </w:p>
     <w:p>
@@ -5090,23 +5158,32 @@
           <w:color w:val="333333"/>
           <w:sz w:val="17"/>
         </w:rPr>
-        <w:t>[DQ-XXXX] Adi Goshu HP, May 2026</w:t>
+        <w:t>[DQ-XXXX] Addi Arekay HC, Jun 2026</w:t>
         <w:br/>
-        <w:t>Penta1 under-1: 45 | Penta3 under-1: 80</w:t>
+        <w:t>Penta1 under-1: 60 | Penta3 under-1: 90</w:t>
         <w:br/>
-        <w:t>Penta3 exceeds Penta1 by 78%.</w:t>
+        <w:t>Penta3 exceeds Penta1 by 50%.</w:t>
         <w:br/>
         <w:t>Reply with option number:</w:t>
         <w:br/>
         <w:t>1. Keep as-is (explain)</w:t>
         <w:br/>
-        <w:t>2. Set both to Penta1 value (45)</w:t>
+        <w:t>2. Set both to Penta1 value (60)</w:t>
         <w:br/>
-        <w:t>3. Set both to Penta3 value (80)</w:t>
+        <w:t>3. Set both to Penta3 value (90)</w:t>
         <w:br/>
         <w:t>4. Replace with specific values</w:t>
         <w:br/>
         <w:t>5. Other (explain)</w:t>
+      </w:r>
+    </w:p>
+    <w:p>
+      <w:pPr>
+        <w:pStyle w:val="ListBullet"/>
+        <w:ind w:left="360"/>
+      </w:pPr>
+      <w:r>
+        <w:t>Narrate: "The 3rd dose cannot exceed the 1st dose — dropout only goes one direction. The agent surfaces the gap (50%) and gives Almaz the same options she'd see in the Excel sheet."</w:t>
       </w:r>
     </w:p>
     <w:p/>
@@ -5115,7 +5192,7 @@
         <w:rPr>
           <w:sz w:val="21"/>
         </w:rPr>
-        <w:t>Step 5 — Select option 2 (use Penta1 for both)</w:t>
+        <w:t>Step 4 — Select option 4 (replace with specific values) to restore the correct numbers</w:t>
       </w:r>
     </w:p>
     <w:p>
@@ -5124,7 +5201,7 @@
         <w:ind w:left="360"/>
       </w:pPr>
       <w:r>
-        <w:t>Reply: 2</w:t>
+        <w:t>Narrate: "Almaz knows the real numbers — Penta1 is 88 and Penta3 is 72. She selects option 4 to enter both."</w:t>
       </w:r>
     </w:p>
     <w:p>
@@ -5133,7 +5210,7 @@
         <w:ind w:left="360"/>
       </w:pPr>
       <w:r>
-        <w:t>Agent applies: sets Penta3 under-1 = 45, matching Penta1</w:t>
+        <w:t>Reply: 4</w:t>
       </w:r>
     </w:p>
     <w:p>
@@ -5156,7 +5233,43 @@
           <w:color w:val="333333"/>
           <w:sz w:val="17"/>
         </w:rPr>
-        <w:t>[DQ-XXXX] Done. Penta1 and Penta3 under-1 both set to 45.</w:t>
+        <w:t>[DQ-XXXX] Option 4: replace with specific values.</w:t>
+        <w:br/>
+        <w:t>Reply with correct Penta1 and Penta3 under-1</w:t>
+        <w:br/>
+        <w:t>separated by comma. (e.g., 45,42)</w:t>
+      </w:r>
+    </w:p>
+    <w:p>
+      <w:pPr>
+        <w:pStyle w:val="ListBullet"/>
+        <w:ind w:left="360"/>
+      </w:pPr>
+      <w:r>
+        <w:t>Reply: 88,72</w:t>
+      </w:r>
+    </w:p>
+    <w:p>
+      <w:pPr>
+        <w:pStyle w:val="ListBullet"/>
+        <w:ind w:left="360"/>
+      </w:pPr>
+      <w:r>
+        <w:t>Agent applies both and sends:</w:t>
+      </w:r>
+    </w:p>
+    <w:p>
+      <w:pPr>
+        <w:ind w:left="576"/>
+        <w:shd w:val="clear" w:color="auto" w:fill="F2F2F2"/>
+      </w:pPr>
+      <w:r>
+        <w:rPr>
+          <w:rFonts w:ascii="Courier New" w:hAnsi="Courier New"/>
+          <w:color w:val="333333"/>
+          <w:sz w:val="17"/>
+        </w:rPr>
+        <w:t>[DQ-XXXX] Done. Penta1 under-1 = 88, Penta3 under-1 = 72.</w:t>
         <w:br/>
         <w:t>Decision logged. Issue closed.</w:t>
       </w:r>
@@ -5167,7 +5280,7 @@
         <w:rPr>
           <w:sz w:val="21"/>
         </w:rPr>
-        <w:t>Step 6 — Show in DHIS2 and issue log</w:t>
+        <w:t>Step 5 — Show in DHIS2 and issue log</w:t>
       </w:r>
     </w:p>
     <w:p>
@@ -5176,7 +5289,7 @@
         <w:ind w:left="360"/>
       </w:pPr>
       <w:r>
-        <w:t>Refresh Adi Goshu HP / May 2026: Penta3 under-1 = 45 (was 80)</w:t>
+        <w:t>Refresh Addi Arekay HC / June 2026: Penta1 under-1 = 88, Penta3 under-1 = 72</w:t>
       </w:r>
     </w:p>
     <w:p>
@@ -5185,7 +5298,7 @@
         <w:ind w:left="360"/>
       </w:pPr>
       <w:r>
-        <w:t>Issue log: DQ-XXXX | DTP inconsistency | Adi Goshu HP | RESOLVED | Option 2</w:t>
+        <w:t>Issue log: DQ-XXXX | DTP3 &gt; DTP1 | Addi Arekay HC | RESOLVED | Option 4: specific values (88, 72)</w:t>
       </w:r>
     </w:p>
     <w:p/>
@@ -5194,7 +5307,7 @@
         <w:rPr>
           <w:sz w:val="21"/>
         </w:rPr>
-        <w:t>Expected final state after Demo B:</w:t>
+        <w:t>Expected final state:</w:t>
       </w:r>
     </w:p>
     <w:p>
@@ -5203,7 +5316,7 @@
         <w:ind w:left="360"/>
       </w:pPr>
       <w:r>
-        <w:t>DHIS2: Adi Goshu HP, May 2026, Penta3 under-1 = 45 (was 80). Penta1 = Penta3 = 45.</w:t>
+        <w:t>DHIS2: Addi Arekay HC, Jun 2026, Penta1=88, Penta3=72 — both corrected</w:t>
       </w:r>
     </w:p>
     <w:p>
@@ -5212,16 +5325,7 @@
         <w:ind w:left="360"/>
       </w:pPr>
       <w:r>
-        <w:t>Issue log: DQ-XXXX | DTP3 &gt; DTP1 | Adi Goshu HP | RESOLVED | Option 2: use Penta1</w:t>
-      </w:r>
-    </w:p>
-    <w:p>
-      <w:pPr>
-        <w:pStyle w:val="ListBullet"/>
-        <w:ind w:left="360"/>
-      </w:pPr>
-      <w:r>
-        <w:t>SMS thread: 3 messages — notification, "2", resolution</w:t>
+        <w:t>SMS thread: 4 messages — notification, "4", follow-up question, "88,72", resolution</w:t>
       </w:r>
     </w:p>
     <w:p/>
@@ -5234,7 +5338,7 @@
           <w:color w:val="2E6DA4"/>
           <w:sz w:val="24"/>
         </w:rPr>
-        <w:t>Demo C — Missing Report: Bichena Health Post (~4 min)</w:t>
+        <w:t>Demo C — Missing Report: Addi Arekay Health Center, May 2026 (~4 min)</w:t>
       </w:r>
     </w:p>
     <w:p>
@@ -5242,7 +5346,7 @@
         <w:rPr>
           <w:sz w:val="21"/>
         </w:rPr>
-        <w:t>What this shows: The missing report check detects that Bichena HP submitted nothing for May 2026. The first response option is SUBMIT — recovery before imputation, exactly matching the AHEAD methodology. Two paths are available during the demo.</w:t>
+        <w:t>What this shows: The agent proactively flags a prior month (May 2026) where no complete dataset registration exists for Addi Arekay HC. This is a different scenario from Demos A and B — rather than catching errors at entry time, it catches a facility that never submitted at all. The AHEAD methodology is explicit: recovery first, imputation only as a fallback.</w:t>
       </w:r>
     </w:p>
     <w:p/>
@@ -5251,7 +5355,7 @@
         <w:rPr>
           <w:sz w:val="21"/>
         </w:rPr>
-        <w:t>Step 1 — Show the blank form</w:t>
+        <w:t>Step 1 — Show that May 2026 has no submission</w:t>
       </w:r>
     </w:p>
     <w:p>
@@ -5260,7 +5364,7 @@
         <w:ind w:left="360"/>
       </w:pPr>
       <w:r>
-        <w:t>Navigate: Ethiopia → Amhara → North Gondar → Dabat Woreda → Bichena Health Post</w:t>
+        <w:t>Navigate to Addi Arekay HC | Dataset: EPI - Routine vaccine delivery | Period: May 2026</w:t>
       </w:r>
     </w:p>
     <w:p>
@@ -5269,7 +5373,7 @@
         <w:ind w:left="360"/>
       </w:pPr>
       <w:r>
-        <w:t>Dataset: EPI - Routine vaccine delivery | Period: May 2026</w:t>
+        <w:t>The form has data values (loaded by inject_data.py) but no complete registration — the "Complete" button was never clicked</w:t>
       </w:r>
     </w:p>
     <w:p>
@@ -5278,16 +5382,7 @@
         <w:ind w:left="360"/>
       </w:pPr>
       <w:r>
-        <w:t>Form is blank. Do NOT enter any data and do NOT save.</w:t>
-      </w:r>
-    </w:p>
-    <w:p>
-      <w:pPr>
-        <w:pStyle w:val="ListBullet"/>
-        <w:ind w:left="360"/>
-      </w:pPr>
-      <w:r>
-        <w:t>Narrate: "This facility has not submitted its May 2026 report. In the current manual process, this would only be discovered at the end of the month during the HQ extraction. The agent will flag it within hours of the expected submission deadline."</w:t>
+        <w:t>Narrate: "In the real workflow, the agent checks which facilities have submitted and formally completed their report. Addi Arekay HC has data values for May 2026 but has never been formally completed — the HMIS officer never clicked the Complete button. The agent flags this."</w:t>
       </w:r>
     </w:p>
     <w:p/>
@@ -5314,7 +5409,7 @@
         <w:ind w:left="360"/>
       </w:pPr>
       <w:r>
-        <w:t>Agent queries completeDataSetRegistrations; Bichena HP absent for 202605</w:t>
+        <w:t>Agent queries completeDataSetRegistrations for May 2026; Addi Arekay HC has no registration</w:t>
       </w:r>
     </w:p>
     <w:p>
@@ -5323,7 +5418,7 @@
         <w:ind w:left="360"/>
       </w:pPr>
       <w:r>
-        <w:t>Issue created: type=missing_report, facility=Bichena HP, period=May 2026</w:t>
+        <w:t>Issue created: type=missing_report, facility=Addi Arekay HC, period=May 2026</w:t>
       </w:r>
     </w:p>
     <w:p/>
@@ -5332,7 +5427,7 @@
         <w:rPr>
           <w:sz w:val="21"/>
         </w:rPr>
-        <w:t>Step 3 — Receive the SMS</w:t>
+        <w:t>Step 3 — SMS arrives on presenter's phone</w:t>
       </w:r>
     </w:p>
     <w:p>
@@ -5346,9 +5441,9 @@
           <w:color w:val="333333"/>
           <w:sz w:val="17"/>
         </w:rPr>
-        <w:t>[DQ-XXXX] Bichena HP</w:t>
+        <w:t>[DQ-XXXX] Addi Arekay HC</w:t>
         <w:br/>
-        <w:t>No EPI report received for May 2026.</w:t>
+        <w:t>No completed EPI report for May 2026.</w:t>
         <w:br/>
         <w:t>Can you submit the report? Reply SUBMIT.</w:t>
         <w:br/>
@@ -5369,7 +5464,7 @@
         <w:ind w:left="360"/>
       </w:pPr>
       <w:r>
-        <w:t>Point out: SUBMIT is the first option — recovery before imputation, per AHEAD methodology</w:t>
+        <w:t>Point out: SUBMIT appears first — the AHEAD methodology says recovery beats imputation; only choose a cleaning option if the report genuinely cannot be found</w:t>
       </w:r>
     </w:p>
     <w:p/>
@@ -5378,7 +5473,7 @@
         <w:rPr>
           <w:sz w:val="21"/>
         </w:rPr>
-        <w:t>Step 4a — Path: SUBMIT (primary demo path)</w:t>
+        <w:t>Step 4 — Reply SUBMIT</w:t>
       </w:r>
     </w:p>
     <w:p>
@@ -5387,7 +5482,7 @@
         <w:ind w:left="360"/>
       </w:pPr>
       <w:r>
-        <w:t>Narrate: "The facility worker replies SUBMIT, meaning they have the data and will enter it now."</w:t>
+        <w:t>Reply: SUBMIT</w:t>
       </w:r>
     </w:p>
     <w:p>
@@ -5396,16 +5491,25 @@
         <w:ind w:left="360"/>
       </w:pPr>
       <w:r>
-        <w:t>Reply to the SMS: SUBMIT</w:t>
+        <w:t>Agent sends:</w:t>
       </w:r>
     </w:p>
     <w:p>
       <w:pPr>
-        <w:pStyle w:val="ListBullet"/>
-        <w:ind w:left="360"/>
+        <w:ind w:left="576"/>
+        <w:shd w:val="clear" w:color="auto" w:fill="F2F2F2"/>
       </w:pPr>
       <w:r>
-        <w:t>Agent replies: "[DQ-XXXX] Thanks — checking DHIS2 within the hour. Issue will close automatically once your submission appears."</w:t>
+        <w:rPr>
+          <w:rFonts w:ascii="Courier New" w:hAnsi="Courier New"/>
+          <w:color w:val="333333"/>
+          <w:sz w:val="17"/>
+        </w:rPr>
+        <w:t>[DQ-XXXX] Thanks — checking DHIS2 within the hour.</w:t>
+        <w:br/>
+        <w:t>Issue will close automatically once your</w:t>
+        <w:br/>
+        <w:t>report is marked complete.</w:t>
       </w:r>
     </w:p>
     <w:p>
@@ -5414,7 +5518,7 @@
         <w:ind w:left="360"/>
       </w:pPr>
       <w:r>
-        <w:t>Now navigate back to DHIS2, enter realistic values for Bichena HP / May 2026, and click Save</w:t>
+        <w:t>Now in DHIS2: navigate to Addi Arekay HC / May 2026, click the Complete button to mark it as formally submitted</w:t>
       </w:r>
     </w:p>
     <w:p>
@@ -5432,7 +5536,23 @@
         <w:ind w:left="360"/>
       </w:pPr>
       <w:r>
-        <w:t>Agent finds the registration and sends: "[DQ-XXXX] Confirmed. Bichena HP May 2026 report received. Issue closed."</w:t>
+        <w:t>Agent finds the registration and sends:</w:t>
+      </w:r>
+    </w:p>
+    <w:p>
+      <w:pPr>
+        <w:ind w:left="576"/>
+        <w:shd w:val="clear" w:color="auto" w:fill="F2F2F2"/>
+      </w:pPr>
+      <w:r>
+        <w:rPr>
+          <w:rFonts w:ascii="Courier New" w:hAnsi="Courier New"/>
+          <w:color w:val="333333"/>
+          <w:sz w:val="17"/>
+        </w:rPr>
+        <w:t>[DQ-XXXX] Confirmed. Addi Arekay HC May 2026</w:t>
+        <w:br/>
+        <w:t>report received. Issue closed.</w:t>
       </w:r>
     </w:p>
     <w:p/>
@@ -5441,7 +5561,7 @@
         <w:rPr>
           <w:sz w:val="21"/>
         </w:rPr>
-        <w:t>Step 4b — Path: cleaning option (if showing imputation fallback)</w:t>
+        <w:t>Expected final state:</w:t>
       </w:r>
     </w:p>
     <w:p>
@@ -5450,7 +5570,7 @@
         <w:ind w:left="360"/>
       </w:pPr>
       <w:r>
-        <w:t>If the report cannot be recovered, reply: 2 (replace with zero)</w:t>
+        <w:t>DHIS2: Addi Arekay HC, May 2026 — marked as complete (Complete button clicked)</w:t>
       </w:r>
     </w:p>
     <w:p>
@@ -5459,16 +5579,7 @@
         <w:ind w:left="360"/>
       </w:pPr>
       <w:r>
-        <w:t>Agent applies zeros for all vaccines and sends a closure confirmation</w:t>
-      </w:r>
-    </w:p>
-    <w:p/>
-    <w:p>
-      <w:r>
-        <w:rPr>
-          <w:sz w:val="21"/>
-        </w:rPr>
-        <w:t>Expected final state after Demo C:</w:t>
+        <w:t>Issue log: DQ-XXXX | Missing report | Addi Arekay HC | RESOLVED</w:t>
       </w:r>
     </w:p>
     <w:p>
@@ -5477,25 +5588,7 @@
         <w:ind w:left="360"/>
       </w:pPr>
       <w:r>
-        <w:t>DHIS2: Bichena HP, May 2026 — filled with submitted data (SUBMIT path) or zero (option 2 path)</w:t>
-      </w:r>
-    </w:p>
-    <w:p>
-      <w:pPr>
-        <w:pStyle w:val="ListBullet"/>
-        <w:ind w:left="360"/>
-      </w:pPr>
-      <w:r>
-        <w:t>Issue log: DQ-XXXX | Missing report | Bichena HP | RESOLVED</w:t>
-      </w:r>
-    </w:p>
-    <w:p>
-      <w:pPr>
-        <w:pStyle w:val="ListBullet"/>
-        <w:ind w:left="360"/>
-      </w:pPr>
-      <w:r>
-        <w:t>SMS thread: 3-4 messages</w:t>
+        <w:t>SMS thread: 3 messages — notification, "SUBMIT", acknowledgement, auto-close confirmation</w:t>
       </w:r>
     </w:p>
     <w:p/>
@@ -5516,7 +5609,7 @@
         <w:rPr>
           <w:sz w:val="21"/>
         </w:rPr>
-        <w:t>What this shows: The standalone supervisor view that George's team would use to monitor all DQ activity across Ethiopia without logging into DHIS2.</w:t>
+        <w:t>What this shows: The standalone supervisor view. George's team uses this to monitor all DQ activity across Ethiopia — every issue the agent detected, every SMS sent, every decision made — without ever logging into DHIS2.</w:t>
       </w:r>
     </w:p>
     <w:p/>
@@ -5534,7 +5627,7 @@
         <w:ind w:left="360"/>
       </w:pPr>
       <w:r>
-        <w:t>Navigate to http://localhost:5001/issues</w:t>
+        <w:t>Navigate to http://localhost:5001/issues in the browser</w:t>
       </w:r>
     </w:p>
     <w:p>
@@ -5543,7 +5636,7 @@
         <w:ind w:left="360"/>
       </w:pPr>
       <w:r>
-        <w:t>All three demo issues visible: Demo A (RESOLVED), Demo B (RESOLVED), Demo C (RESOLVED or OPEN)</w:t>
+        <w:t>Three issues visible: Demo A (RESOLVED, BCG outlier), Demo B (RESOLVED, DTP inconsistency), Demo C (RESOLVED, missing report)</w:t>
       </w:r>
     </w:p>
     <w:p/>
@@ -5552,7 +5645,7 @@
         <w:rPr>
           <w:sz w:val="21"/>
         </w:rPr>
-        <w:t>Step 2 — Show filtering and search</w:t>
+        <w:t>Step 2 — Show filtering</w:t>
       </w:r>
     </w:p>
     <w:p>
@@ -5561,7 +5654,7 @@
         <w:ind w:left="360"/>
       </w:pPr>
       <w:r>
-        <w:t>Filter by Status = "Open" — only unresolved issues remain visible</w:t>
+        <w:t>Filter by Status = "Open" — shows only unresolved issues (none after all three demos resolved)</w:t>
       </w:r>
     </w:p>
     <w:p>
@@ -5570,7 +5663,7 @@
         <w:ind w:left="360"/>
       </w:pPr>
       <w:r>
-        <w:t>Filter by Period = "May 2026" — scopes to this month's issues</w:t>
+        <w:t>Filter by Facility = "Addi Arekay HC" — shows all three issues for this facility</w:t>
       </w:r>
     </w:p>
     <w:p>
@@ -5579,7 +5672,7 @@
         <w:ind w:left="360"/>
       </w:pPr>
       <w:r>
-        <w:t>Narrate: "In production, George's team could filter by any woreda, region, or time period across Ethiopia."</w:t>
+        <w:t>Narrate: "In production with hundreds of facilities across Ethiopia, George's team could filter by any woreda, region, or time period."</w:t>
       </w:r>
     </w:p>
     <w:p/>
@@ -5588,7 +5681,7 @@
         <w:rPr>
           <w:sz w:val="21"/>
         </w:rPr>
-        <w:t>Step 3 — Expand a conversation thread (Demo A)</w:t>
+        <w:t>Step 3 — Expand Demo A conversation thread (BCG outlier)</w:t>
       </w:r>
     </w:p>
     <w:p>
@@ -5597,7 +5690,7 @@
         <w:ind w:left="360"/>
       </w:pPr>
       <w:r>
-        <w:t>Click expand on DQ-XXXX (Limalimo HP, BCG outlier)</w:t>
+        <w:t>Click expand on the BCG outlier issue (DQ-XXXX)</w:t>
       </w:r>
     </w:p>
     <w:p>
@@ -5606,7 +5699,7 @@
         <w:ind w:left="360"/>
       </w:pPr>
       <w:r>
-        <w:t>Show the full thread: timestamps, IN/OUT direction, each message body with the numbered option visible</w:t>
+        <w:t>Show the full SMS thread: timestamps, IN/OUT, each turn</w:t>
       </w:r>
     </w:p>
     <w:p>
@@ -5615,7 +5708,16 @@
         <w:ind w:left="360"/>
       </w:pPr>
       <w:r>
-        <w:t>Narrate: "Every decision is logged. This is the audit trail — it captures the same information the Excel dropdown captured, but in real-time and with a full conversation history."</w:t>
+        <w:t>The thread shows: initial notification → "4" (option selected) → follow-up question → "97" (value given) → resolution</w:t>
+      </w:r>
+    </w:p>
+    <w:p>
+      <w:pPr>
+        <w:pStyle w:val="ListBullet"/>
+        <w:ind w:left="360"/>
+      </w:pPr>
+      <w:r>
+        <w:t>Narrate: "This is the audit trail. It captures the same information the Excel dropdown captured — which option was chosen, what the corrected value is — but in real time, with the full conversation history."</w:t>
       </w:r>
     </w:p>
     <w:p/>
@@ -5624,7 +5726,7 @@
         <w:rPr>
           <w:sz w:val="21"/>
         </w:rPr>
-        <w:t>Step 4 — Highlight the decision schema</w:t>
+        <w:t>Step 4 — Show the decision schema link</w:t>
       </w:r>
     </w:p>
     <w:p>
@@ -5633,7 +5735,7 @@
         <w:ind w:left="360"/>
       </w:pPr>
       <w:r>
-        <w:t>Point out that the "Option 4 — specific number (35)" entry in the issue record is the equivalent of the Excel dropdown selection</w:t>
+        <w:t>Point out: the issue record shows "Option 4: specific number (97)" — the equivalent of an Excel dropdown selection</w:t>
       </w:r>
     </w:p>
     <w:p>
@@ -5642,7 +5744,7 @@
         <w:ind w:left="360"/>
       </w:pPr>
       <w:r>
-        <w:t>Narrate: "This is what George's team needs for the cleaned dataset: the original flag, the decision made, and who made it. The agent captures this automatically."</w:t>
+        <w:t>Narrate: "Every decision maps directly to the AHEAD response schema that George's team already uses. The cleaned dataset output would come from these logged decisions, exactly like it does today from the Excel files."</w:t>
       </w:r>
     </w:p>
     <w:p/>
@@ -5651,7 +5753,7 @@
         <w:rPr>
           <w:sz w:val="21"/>
         </w:rPr>
-        <w:t>Expected final state after Demo D:</w:t>
+        <w:t>Expected final state:</w:t>
       </w:r>
     </w:p>
     <w:p>
@@ -5660,7 +5762,7 @@
         <w:ind w:left="360"/>
       </w:pPr>
       <w:r>
-        <w:t>Audience has seen the full loop: data entry → detection → structured SMS dialogue → correction → audit log</w:t>
+        <w:t>Audience has seen the complete loop: facility entry → real-time detection → numbered SMS options → correction applied → audit log with full thread</w:t>
       </w:r>
     </w:p>
     <w:p>
@@ -5669,7 +5771,7 @@
         <w:ind w:left="360"/>
       </w:pPr>
       <w:r>
-        <w:t>Issue log is open, showing all issues with decision records and conversation threads</w:t>
+        <w:t>Issue log shows 3 resolved issues for Addi Arekay HC across two periods, with decision records</w:t>
       </w:r>
     </w:p>
     <w:p/>
